--- a/TAREAS 6 SEMESTRE/Programación Bajo Nivel/IL358_A5_VIQC_D01.docx
+++ b/TAREAS 6 SEMESTRE/Programación Bajo Nivel/IL358_A5_VIQC_D01.docx
@@ -653,11 +653,7 @@
           </mc:Choice>
           <mc:Fallback>
             <w:pict>
-              <v:shapetype w14:anchorId="5D1D070E" id="_x0000_t202" coordsize="21600,21600" o:spt="202" path="m,l,21600r21600,l21600,xe">
-                <v:stroke joinstyle="miter"/>
-                <v:path gradientshapeok="t" o:connecttype="rect"/>
-              </v:shapetype>
-              <v:shape id="Cuadro de texto 282" o:spid="_x0000_s1027" type="#_x0000_t202" style="position:absolute;left:0;text-align:left;margin-left:164.3pt;margin-top:1.3pt;width:258.15pt;height:31.8pt;z-index:251659776;visibility:visible;mso-wrap-style:square;mso-width-percent:0;mso-height-percent:0;mso-wrap-distance-left:9pt;mso-wrap-distance-top:0;mso-wrap-distance-right:9pt;mso-wrap-distance-bottom:0;mso-position-horizontal:absolute;mso-position-horizontal-relative:page;mso-position-vertical:absolute;mso-position-vertical-relative:text;mso-width-percent:0;mso-height-percent:0;mso-width-relative:margin;mso-height-relative:margin;v-text-anchor:top" o:gfxdata="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" filled="f" stroked="f" strokeweight=".5pt">
+              <v:shape w14:anchorId="5D1D070E" id="Cuadro de texto 282" o:spid="_x0000_s1027" type="#_x0000_t202" style="position:absolute;left:0;text-align:left;margin-left:164.3pt;margin-top:1.3pt;width:258.15pt;height:31.8pt;z-index:251659776;visibility:visible;mso-wrap-style:square;mso-width-percent:0;mso-height-percent:0;mso-wrap-distance-left:9pt;mso-wrap-distance-top:0;mso-wrap-distance-right:9pt;mso-wrap-distance-bottom:0;mso-position-horizontal:absolute;mso-position-horizontal-relative:page;mso-position-vertical:absolute;mso-position-vertical-relative:text;mso-width-percent:0;mso-height-percent:0;mso-width-relative:margin;mso-height-relative:margin;v-text-anchor:top" o:gfxdata="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" filled="f" stroked="f" strokeweight=".5pt">
                 <v:textbox>
                   <w:txbxContent>
                     <w:p>
@@ -1449,7 +1445,8 @@
         <w:br w:type="page"/>
       </w:r>
     </w:p>
-    <w:bookmarkStart w:id="0" w:name="_Toc220850609" w:displacedByCustomXml="next"/>
+    <w:bookmarkStart w:id="0" w:name="_Toc243134429" w:displacedByCustomXml="next"/>
+    <w:bookmarkStart w:id="1" w:name="_Toc243134242" w:displacedByCustomXml="next"/>
     <w:sdt>
       <w:sdtPr>
         <w:rPr>
@@ -1493,6 +1490,7 @@
             </w:rPr>
             <w:t>ndice</w:t>
           </w:r>
+          <w:bookmarkEnd w:id="1"/>
           <w:bookmarkEnd w:id="0"/>
         </w:p>
         <w:p>
@@ -1505,6 +1503,7 @@
               <w:rFonts w:asciiTheme="minorHAnsi" w:eastAsiaTheme="minorEastAsia" w:hAnsiTheme="minorHAnsi" w:cstheme="minorBidi"/>
               <w:noProof/>
               <w:color w:val="auto"/>
+              <w:lang w:val="en-US" w:eastAsia="en-US"/>
             </w:rPr>
           </w:pPr>
           <w:r>
@@ -1516,7 +1515,7 @@
           <w:r>
             <w:fldChar w:fldCharType="separate"/>
           </w:r>
-          <w:hyperlink w:anchor="_Toc220850609" w:history="1">
+          <w:hyperlink w:anchor="_Toc243134429" w:history="1">
             <w:r>
               <w:rPr>
                 <w:rStyle w:val="Hyperlink"/>
@@ -1544,7 +1543,7 @@
                 <w:noProof/>
                 <w:webHidden/>
               </w:rPr>
-              <w:instrText xml:space="preserve"> PAGEREF _Toc220850609 \h </w:instrText>
+              <w:instrText xml:space="preserve"> PAGEREF _Toc243134429 \h </w:instrText>
             </w:r>
             <w:r>
               <w:rPr>
@@ -1585,9 +1584,10 @@
               <w:rFonts w:asciiTheme="minorHAnsi" w:eastAsiaTheme="minorEastAsia" w:hAnsiTheme="minorHAnsi" w:cstheme="minorBidi"/>
               <w:noProof/>
               <w:color w:val="auto"/>
+              <w:lang w:val="en-US" w:eastAsia="en-US"/>
             </w:rPr>
           </w:pPr>
-          <w:hyperlink w:anchor="_Toc220850610" w:history="1">
+          <w:hyperlink w:anchor="_Toc243134430" w:history="1">
             <w:r>
               <w:rPr>
                 <w:rStyle w:val="Hyperlink"/>
@@ -1614,7 +1614,7 @@
                 <w:noProof/>
                 <w:webHidden/>
               </w:rPr>
-              <w:instrText xml:space="preserve"> PAGEREF _Toc220850610 \h </w:instrText>
+              <w:instrText xml:space="preserve"> PAGEREF _Toc243134430 \h </w:instrText>
             </w:r>
             <w:r>
               <w:rPr>
@@ -1655,15 +1655,16 @@
               <w:rFonts w:asciiTheme="minorHAnsi" w:eastAsiaTheme="minorEastAsia" w:hAnsiTheme="minorHAnsi" w:cstheme="minorBidi"/>
               <w:noProof/>
               <w:color w:val="auto"/>
+              <w:lang w:val="en-US" w:eastAsia="en-US"/>
             </w:rPr>
           </w:pPr>
-          <w:hyperlink w:anchor="_Toc220850611" w:history="1">
+          <w:hyperlink w:anchor="_Toc243134431" w:history="1">
             <w:r>
               <w:rPr>
                 <w:rStyle w:val="Hyperlink"/>
                 <w:noProof/>
               </w:rPr>
-              <w:t>Desarrollo</w:t>
+              <w:t>Reporte</w:t>
             </w:r>
             <w:r>
               <w:rPr>
@@ -1684,7 +1685,7 @@
                 <w:noProof/>
                 <w:webHidden/>
               </w:rPr>
-              <w:instrText xml:space="preserve"> PAGEREF _Toc220850611 \h </w:instrText>
+              <w:instrText xml:space="preserve"> PAGEREF _Toc243134431 \h </w:instrText>
             </w:r>
             <w:r>
               <w:rPr>
@@ -1704,7 +1705,7 @@
                 <w:noProof/>
                 <w:webHidden/>
               </w:rPr>
-              <w:t>1</w:t>
+              <w:t>2</w:t>
             </w:r>
             <w:r>
               <w:rPr>
@@ -1725,9 +1726,81 @@
               <w:rFonts w:asciiTheme="minorHAnsi" w:eastAsiaTheme="minorEastAsia" w:hAnsiTheme="minorHAnsi" w:cstheme="minorBidi"/>
               <w:noProof/>
               <w:color w:val="auto"/>
+              <w:lang w:val="en-US" w:eastAsia="en-US"/>
             </w:rPr>
           </w:pPr>
-          <w:hyperlink w:anchor="_Toc220850612" w:history="1">
+          <w:hyperlink w:anchor="_Toc243134432" w:history="1">
+            <w:r>
+              <w:rPr>
+                <w:rStyle w:val="Hyperlink"/>
+                <w:noProof/>
+              </w:rPr>
+              <w:t>Código Fuente</w:t>
+            </w:r>
+            <w:r>
+              <w:rPr>
+                <w:noProof/>
+                <w:webHidden/>
+              </w:rPr>
+              <w:tab/>
+            </w:r>
+            <w:r>
+              <w:rPr>
+                <w:noProof/>
+                <w:webHidden/>
+              </w:rPr>
+              <w:fldChar w:fldCharType="begin"/>
+            </w:r>
+            <w:r>
+              <w:rPr>
+                <w:noProof/>
+                <w:webHidden/>
+              </w:rPr>
+              <w:instrText xml:space="preserve"> PAGEREF _Toc243134432 \h </w:instrText>
+            </w:r>
+            <w:r>
+              <w:rPr>
+                <w:noProof/>
+                <w:webHidden/>
+              </w:rPr>
+            </w:r>
+            <w:r>
+              <w:rPr>
+                <w:noProof/>
+                <w:webHidden/>
+              </w:rPr>
+              <w:fldChar w:fldCharType="separate"/>
+            </w:r>
+            <w:r>
+              <w:rPr>
+                <w:noProof/>
+                <w:webHidden/>
+              </w:rPr>
+              <w:t>5</w:t>
+            </w:r>
+            <w:r>
+              <w:rPr>
+                <w:noProof/>
+                <w:webHidden/>
+              </w:rPr>
+              <w:fldChar w:fldCharType="end"/>
+            </w:r>
+          </w:hyperlink>
+        </w:p>
+        <w:p>
+          <w:pPr>
+            <w:pStyle w:val="TOC1"/>
+            <w:tabs>
+              <w:tab w:val="right" w:leader="dot" w:pos="9111"/>
+            </w:tabs>
+            <w:rPr>
+              <w:rFonts w:asciiTheme="minorHAnsi" w:eastAsiaTheme="minorEastAsia" w:hAnsiTheme="minorHAnsi" w:cstheme="minorBidi"/>
+              <w:noProof/>
+              <w:color w:val="auto"/>
+              <w:lang w:val="en-US" w:eastAsia="en-US"/>
+            </w:rPr>
+          </w:pPr>
+          <w:hyperlink w:anchor="_Toc243134433" w:history="1">
             <w:r>
               <w:rPr>
                 <w:rStyle w:val="Hyperlink"/>
@@ -1754,7 +1827,7 @@
                 <w:noProof/>
                 <w:webHidden/>
               </w:rPr>
-              <w:instrText xml:space="preserve"> PAGEREF _Toc220850612 \h </w:instrText>
+              <w:instrText xml:space="preserve"> PAGEREF _Toc243134433 \h </w:instrText>
             </w:r>
             <w:r>
               <w:rPr>
@@ -1774,7 +1847,7 @@
                 <w:noProof/>
                 <w:webHidden/>
               </w:rPr>
-              <w:t>1</w:t>
+              <w:t>7</w:t>
             </w:r>
             <w:r>
               <w:rPr>
@@ -1795,9 +1868,10 @@
               <w:rFonts w:asciiTheme="minorHAnsi" w:eastAsiaTheme="minorEastAsia" w:hAnsiTheme="minorHAnsi" w:cstheme="minorBidi"/>
               <w:noProof/>
               <w:color w:val="auto"/>
+              <w:lang w:val="en-US" w:eastAsia="en-US"/>
             </w:rPr>
           </w:pPr>
-          <w:hyperlink w:anchor="_Toc220850613" w:history="1">
+          <w:hyperlink w:anchor="_Toc243134434" w:history="1">
             <w:r>
               <w:rPr>
                 <w:rStyle w:val="Hyperlink"/>
@@ -1824,7 +1898,7 @@
                 <w:noProof/>
                 <w:webHidden/>
               </w:rPr>
-              <w:instrText xml:space="preserve"> PAGEREF _Toc220850613 \h </w:instrText>
+              <w:instrText xml:space="preserve"> PAGEREF _Toc243134434 \h </w:instrText>
             </w:r>
             <w:r>
               <w:rPr>
@@ -1844,7 +1918,7 @@
                 <w:noProof/>
                 <w:webHidden/>
               </w:rPr>
-              <w:t>1</w:t>
+              <w:t>7</w:t>
             </w:r>
             <w:r>
               <w:rPr>
@@ -1871,105 +1945,4890 @@
       <w:pPr>
         <w:pStyle w:val="Heading1"/>
       </w:pPr>
-      <w:bookmarkStart w:id="1" w:name="_Toc220850610"/>
+      <w:bookmarkStart w:id="2" w:name="_Toc243134243"/>
+      <w:bookmarkStart w:id="3" w:name="_Toc243134430"/>
       <w:r>
         <w:t>Tabla de ilustraciones</w:t>
       </w:r>
-      <w:bookmarkEnd w:id="1"/>
-    </w:p>
-    <w:p>
-      <w:fldSimple w:instr=" TOC \h \z \c &quot;Ilustración&quot; ">
+      <w:bookmarkEnd w:id="2"/>
+      <w:bookmarkEnd w:id="3"/>
+    </w:p>
+    <w:p>
+      <w:pPr>
+        <w:pStyle w:val="TableofFigures"/>
+        <w:tabs>
+          <w:tab w:val="right" w:leader="dot" w:pos="9111"/>
+        </w:tabs>
+        <w:rPr>
+          <w:rFonts w:asciiTheme="minorHAnsi" w:eastAsiaTheme="minorEastAsia" w:hAnsiTheme="minorHAnsi" w:cstheme="minorBidi"/>
+          <w:noProof/>
+          <w:color w:val="auto"/>
+          <w:lang w:val="en-US" w:eastAsia="en-US"/>
+        </w:rPr>
+      </w:pPr>
+      <w:r>
+        <w:rPr>
+          <w:lang w:val="en-US"/>
+        </w:rPr>
+        <w:fldChar w:fldCharType="begin"/>
+      </w:r>
+      <w:r>
+        <w:rPr>
+          <w:lang w:val="en-US"/>
+        </w:rPr>
+        <w:instrText xml:space="preserve"> TOC \h \z \c "Captura" </w:instrText>
+      </w:r>
+      <w:r>
+        <w:rPr>
+          <w:lang w:val="en-US"/>
+        </w:rPr>
+        <w:fldChar w:fldCharType="separate"/>
+      </w:r>
+      <w:hyperlink w:anchor="_Toc243134421" w:history="1">
         <w:r>
           <w:rPr>
-            <w:b/>
-            <w:bCs/>
+            <w:rStyle w:val="Hyperlink"/>
             <w:noProof/>
-            <w:lang w:val="es-ES"/>
           </w:rPr>
-          <w:t>No se encuentran elementos de tabla de ilustraciones.</w:t>
+          <w:t>Captura 1. Creación del directorio "Victor" hecho con emu8086. Fuente: elaboración propia.</w:t>
+        </w:r>
+        <w:r>
+          <w:rPr>
+            <w:noProof/>
+            <w:webHidden/>
+          </w:rPr>
+          <w:tab/>
+        </w:r>
+        <w:r>
+          <w:rPr>
+            <w:noProof/>
+            <w:webHidden/>
+          </w:rPr>
+          <w:fldChar w:fldCharType="begin"/>
+        </w:r>
+        <w:r>
+          <w:rPr>
+            <w:noProof/>
+            <w:webHidden/>
+          </w:rPr>
+          <w:instrText xml:space="preserve"> PAGEREF _Toc243134421 \h </w:instrText>
+        </w:r>
+        <w:r>
+          <w:rPr>
+            <w:noProof/>
+            <w:webHidden/>
+          </w:rPr>
+        </w:r>
+        <w:r>
+          <w:rPr>
+            <w:noProof/>
+            <w:webHidden/>
+          </w:rPr>
+          <w:fldChar w:fldCharType="separate"/>
+        </w:r>
+        <w:r>
+          <w:rPr>
+            <w:noProof/>
+            <w:webHidden/>
+          </w:rPr>
+          <w:t>2</w:t>
+        </w:r>
+        <w:r>
+          <w:rPr>
+            <w:noProof/>
+            <w:webHidden/>
+          </w:rPr>
+          <w:fldChar w:fldCharType="end"/>
+        </w:r>
+      </w:hyperlink>
+    </w:p>
+    <w:p>
+      <w:pPr>
+        <w:pStyle w:val="TableofFigures"/>
+        <w:tabs>
+          <w:tab w:val="right" w:leader="dot" w:pos="9111"/>
+        </w:tabs>
+        <w:rPr>
+          <w:rFonts w:asciiTheme="minorHAnsi" w:eastAsiaTheme="minorEastAsia" w:hAnsiTheme="minorHAnsi" w:cstheme="minorBidi"/>
+          <w:noProof/>
+          <w:color w:val="auto"/>
+          <w:lang w:val="en-US" w:eastAsia="en-US"/>
+        </w:rPr>
+      </w:pPr>
+      <w:hyperlink w:anchor="_Toc243134422" w:history="1">
+        <w:r>
+          <w:rPr>
+            <w:rStyle w:val="Hyperlink"/>
+            <w:noProof/>
+          </w:rPr>
+          <w:t>Captura 2. Muestra la consola con la dirección de la ruta en la que se encuentra el emulador. Fuente: elaboración propia.</w:t>
+        </w:r>
+        <w:r>
+          <w:rPr>
+            <w:noProof/>
+            <w:webHidden/>
+          </w:rPr>
+          <w:tab/>
+        </w:r>
+        <w:r>
+          <w:rPr>
+            <w:noProof/>
+            <w:webHidden/>
+          </w:rPr>
+          <w:fldChar w:fldCharType="begin"/>
+        </w:r>
+        <w:r>
+          <w:rPr>
+            <w:noProof/>
+            <w:webHidden/>
+          </w:rPr>
+          <w:instrText xml:space="preserve"> PAGEREF _Toc243134422 \h </w:instrText>
+        </w:r>
+        <w:r>
+          <w:rPr>
+            <w:noProof/>
+            <w:webHidden/>
+          </w:rPr>
+        </w:r>
+        <w:r>
+          <w:rPr>
+            <w:noProof/>
+            <w:webHidden/>
+          </w:rPr>
+          <w:fldChar w:fldCharType="separate"/>
+        </w:r>
+        <w:r>
+          <w:rPr>
+            <w:noProof/>
+            <w:webHidden/>
+          </w:rPr>
+          <w:t>2</w:t>
+        </w:r>
+        <w:r>
+          <w:rPr>
+            <w:noProof/>
+            <w:webHidden/>
+          </w:rPr>
+          <w:fldChar w:fldCharType="end"/>
+        </w:r>
+      </w:hyperlink>
+    </w:p>
+    <w:p>
+      <w:pPr>
+        <w:pStyle w:val="TableofFigures"/>
+        <w:tabs>
+          <w:tab w:val="right" w:leader="dot" w:pos="9111"/>
+        </w:tabs>
+        <w:rPr>
+          <w:rFonts w:asciiTheme="minorHAnsi" w:eastAsiaTheme="minorEastAsia" w:hAnsiTheme="minorHAnsi" w:cstheme="minorBidi"/>
+          <w:noProof/>
+          <w:color w:val="auto"/>
+          <w:lang w:val="en-US" w:eastAsia="en-US"/>
+        </w:rPr>
+      </w:pPr>
+      <w:hyperlink w:anchor="_Toc243134423" w:history="1">
+        <w:r>
+          <w:rPr>
+            <w:rStyle w:val="Hyperlink"/>
+            <w:noProof/>
+          </w:rPr>
+          <w:t>Captura 3. Crea el archivo dentro del directorio "C:\emu8086\MyBuild\Victor" con el nombre "Quijas.txt". Fuente: elaboración propia.</w:t>
+        </w:r>
+        <w:r>
+          <w:rPr>
+            <w:noProof/>
+            <w:webHidden/>
+          </w:rPr>
+          <w:tab/>
+        </w:r>
+        <w:r>
+          <w:rPr>
+            <w:noProof/>
+            <w:webHidden/>
+          </w:rPr>
+          <w:fldChar w:fldCharType="begin"/>
+        </w:r>
+        <w:r>
+          <w:rPr>
+            <w:noProof/>
+            <w:webHidden/>
+          </w:rPr>
+          <w:instrText xml:space="preserve"> PAGEREF _Toc243134423 \h </w:instrText>
+        </w:r>
+        <w:r>
+          <w:rPr>
+            <w:noProof/>
+            <w:webHidden/>
+          </w:rPr>
+        </w:r>
+        <w:r>
+          <w:rPr>
+            <w:noProof/>
+            <w:webHidden/>
+          </w:rPr>
+          <w:fldChar w:fldCharType="separate"/>
+        </w:r>
+        <w:r>
+          <w:rPr>
+            <w:noProof/>
+            <w:webHidden/>
+          </w:rPr>
+          <w:t>3</w:t>
+        </w:r>
+        <w:r>
+          <w:rPr>
+            <w:noProof/>
+            <w:webHidden/>
+          </w:rPr>
+          <w:fldChar w:fldCharType="end"/>
+        </w:r>
+      </w:hyperlink>
+    </w:p>
+    <w:p>
+      <w:pPr>
+        <w:pStyle w:val="TableofFigures"/>
+        <w:tabs>
+          <w:tab w:val="right" w:leader="dot" w:pos="9111"/>
+        </w:tabs>
+        <w:rPr>
+          <w:rFonts w:asciiTheme="minorHAnsi" w:eastAsiaTheme="minorEastAsia" w:hAnsiTheme="minorHAnsi" w:cstheme="minorBidi"/>
+          <w:noProof/>
+          <w:color w:val="auto"/>
+          <w:lang w:val="en-US" w:eastAsia="en-US"/>
+        </w:rPr>
+      </w:pPr>
+      <w:hyperlink w:anchor="_Toc243134424" w:history="1">
+        <w:r>
+          <w:rPr>
+            <w:rStyle w:val="Hyperlink"/>
+            <w:noProof/>
+          </w:rPr>
+          <w:t>Captura 4. Inserción del tecto "Hola Mundo" dentro del archivo. Fuente elaboración propia.</w:t>
+        </w:r>
+        <w:r>
+          <w:rPr>
+            <w:noProof/>
+            <w:webHidden/>
+          </w:rPr>
+          <w:tab/>
+        </w:r>
+        <w:r>
+          <w:rPr>
+            <w:noProof/>
+            <w:webHidden/>
+          </w:rPr>
+          <w:fldChar w:fldCharType="begin"/>
+        </w:r>
+        <w:r>
+          <w:rPr>
+            <w:noProof/>
+            <w:webHidden/>
+          </w:rPr>
+          <w:instrText xml:space="preserve"> PAGEREF _Toc243134424 \h </w:instrText>
+        </w:r>
+        <w:r>
+          <w:rPr>
+            <w:noProof/>
+            <w:webHidden/>
+          </w:rPr>
+        </w:r>
+        <w:r>
+          <w:rPr>
+            <w:noProof/>
+            <w:webHidden/>
+          </w:rPr>
+          <w:fldChar w:fldCharType="separate"/>
+        </w:r>
+        <w:r>
+          <w:rPr>
+            <w:noProof/>
+            <w:webHidden/>
+          </w:rPr>
+          <w:t>3</w:t>
+        </w:r>
+        <w:r>
+          <w:rPr>
+            <w:noProof/>
+            <w:webHidden/>
+          </w:rPr>
+          <w:fldChar w:fldCharType="end"/>
+        </w:r>
+      </w:hyperlink>
+    </w:p>
+    <w:p>
+      <w:pPr>
+        <w:pStyle w:val="TableofFigures"/>
+        <w:tabs>
+          <w:tab w:val="right" w:leader="dot" w:pos="9111"/>
+        </w:tabs>
+        <w:rPr>
+          <w:rFonts w:asciiTheme="minorHAnsi" w:eastAsiaTheme="minorEastAsia" w:hAnsiTheme="minorHAnsi" w:cstheme="minorBidi"/>
+          <w:noProof/>
+          <w:color w:val="auto"/>
+          <w:lang w:val="en-US" w:eastAsia="en-US"/>
+        </w:rPr>
+      </w:pPr>
+      <w:hyperlink w:anchor="_Toc243134425" w:history="1">
+        <w:r>
+          <w:rPr>
+            <w:rStyle w:val="Hyperlink"/>
+            <w:noProof/>
+          </w:rPr>
+          <w:t>Captura 5. Modificación del carácter 'M' por 'X' dentro del archivo. Fuente: elaboración propia.</w:t>
+        </w:r>
+        <w:r>
+          <w:rPr>
+            <w:noProof/>
+            <w:webHidden/>
+          </w:rPr>
+          <w:tab/>
+        </w:r>
+        <w:r>
+          <w:rPr>
+            <w:noProof/>
+            <w:webHidden/>
+          </w:rPr>
+          <w:fldChar w:fldCharType="begin"/>
+        </w:r>
+        <w:r>
+          <w:rPr>
+            <w:noProof/>
+            <w:webHidden/>
+          </w:rPr>
+          <w:instrText xml:space="preserve"> PAGEREF _Toc243134425 \h </w:instrText>
+        </w:r>
+        <w:r>
+          <w:rPr>
+            <w:noProof/>
+            <w:webHidden/>
+          </w:rPr>
+        </w:r>
+        <w:r>
+          <w:rPr>
+            <w:noProof/>
+            <w:webHidden/>
+          </w:rPr>
+          <w:fldChar w:fldCharType="separate"/>
+        </w:r>
+        <w:r>
+          <w:rPr>
+            <w:noProof/>
+            <w:webHidden/>
+          </w:rPr>
+          <w:t>4</w:t>
+        </w:r>
+        <w:r>
+          <w:rPr>
+            <w:noProof/>
+            <w:webHidden/>
+          </w:rPr>
+          <w:fldChar w:fldCharType="end"/>
+        </w:r>
+      </w:hyperlink>
+    </w:p>
+    <w:p>
+      <w:pPr>
+        <w:pStyle w:val="TableofFigures"/>
+        <w:tabs>
+          <w:tab w:val="right" w:leader="dot" w:pos="9111"/>
+        </w:tabs>
+        <w:rPr>
+          <w:rFonts w:asciiTheme="minorHAnsi" w:eastAsiaTheme="minorEastAsia" w:hAnsiTheme="minorHAnsi" w:cstheme="minorBidi"/>
+          <w:noProof/>
+          <w:color w:val="auto"/>
+          <w:lang w:val="en-US" w:eastAsia="en-US"/>
+        </w:rPr>
+      </w:pPr>
+      <w:hyperlink w:anchor="_Toc243134426" w:history="1">
+        <w:r>
+          <w:rPr>
+            <w:rStyle w:val="Hyperlink"/>
+            <w:noProof/>
+          </w:rPr>
+          <w:t>Captura 6. Eliminación del archivo "Quijas.txt" del directorio "Victor". Fuente: elaboración propia.</w:t>
+        </w:r>
+        <w:r>
+          <w:rPr>
+            <w:noProof/>
+            <w:webHidden/>
+          </w:rPr>
+          <w:tab/>
+        </w:r>
+        <w:r>
+          <w:rPr>
+            <w:noProof/>
+            <w:webHidden/>
+          </w:rPr>
+          <w:fldChar w:fldCharType="begin"/>
+        </w:r>
+        <w:r>
+          <w:rPr>
+            <w:noProof/>
+            <w:webHidden/>
+          </w:rPr>
+          <w:instrText xml:space="preserve"> PAGEREF _Toc243134426 \h </w:instrText>
+        </w:r>
+        <w:r>
+          <w:rPr>
+            <w:noProof/>
+            <w:webHidden/>
+          </w:rPr>
+        </w:r>
+        <w:r>
+          <w:rPr>
+            <w:noProof/>
+            <w:webHidden/>
+          </w:rPr>
+          <w:fldChar w:fldCharType="separate"/>
+        </w:r>
+        <w:r>
+          <w:rPr>
+            <w:noProof/>
+            <w:webHidden/>
+          </w:rPr>
+          <w:t>4</w:t>
+        </w:r>
+        <w:r>
+          <w:rPr>
+            <w:noProof/>
+            <w:webHidden/>
+          </w:rPr>
+          <w:fldChar w:fldCharType="end"/>
+        </w:r>
+      </w:hyperlink>
+    </w:p>
+    <w:p>
+      <w:pPr>
+        <w:pStyle w:val="TableofFigures"/>
+        <w:tabs>
+          <w:tab w:val="right" w:leader="dot" w:pos="9111"/>
+        </w:tabs>
+        <w:rPr>
+          <w:rFonts w:asciiTheme="minorHAnsi" w:eastAsiaTheme="minorEastAsia" w:hAnsiTheme="minorHAnsi" w:cstheme="minorBidi"/>
+          <w:noProof/>
+          <w:color w:val="auto"/>
+          <w:lang w:val="en-US" w:eastAsia="en-US"/>
+        </w:rPr>
+      </w:pPr>
+      <w:hyperlink w:anchor="_Toc243134427" w:history="1">
+        <w:r>
+          <w:rPr>
+            <w:rStyle w:val="Hyperlink"/>
+            <w:noProof/>
+          </w:rPr>
+          <w:t>Captura 7. Eliminación del directoria de la ruta "C:\emu8086\MyBuild". Fuente: elaboración propia.</w:t>
+        </w:r>
+        <w:r>
+          <w:rPr>
+            <w:noProof/>
+            <w:webHidden/>
+          </w:rPr>
+          <w:tab/>
+        </w:r>
+        <w:r>
+          <w:rPr>
+            <w:noProof/>
+            <w:webHidden/>
+          </w:rPr>
+          <w:fldChar w:fldCharType="begin"/>
+        </w:r>
+        <w:r>
+          <w:rPr>
+            <w:noProof/>
+            <w:webHidden/>
+          </w:rPr>
+          <w:instrText xml:space="preserve"> PAGEREF _Toc243134427 \h </w:instrText>
+        </w:r>
+        <w:r>
+          <w:rPr>
+            <w:noProof/>
+            <w:webHidden/>
+          </w:rPr>
+        </w:r>
+        <w:r>
+          <w:rPr>
+            <w:noProof/>
+            <w:webHidden/>
+          </w:rPr>
+          <w:fldChar w:fldCharType="separate"/>
+        </w:r>
+        <w:r>
+          <w:rPr>
+            <w:noProof/>
+            <w:webHidden/>
+          </w:rPr>
+          <w:t>5</w:t>
+        </w:r>
+        <w:r>
+          <w:rPr>
+            <w:noProof/>
+            <w:webHidden/>
+          </w:rPr>
+          <w:fldChar w:fldCharType="end"/>
+        </w:r>
+      </w:hyperlink>
+    </w:p>
+    <w:p>
+      <w:pPr>
+        <w:rPr>
+          <w:lang w:val="en-US"/>
+        </w:rPr>
+      </w:pPr>
+      <w:r>
+        <w:rPr>
+          <w:lang w:val="en-US"/>
+        </w:rPr>
+        <w:fldChar w:fldCharType="end"/>
+      </w:r>
+    </w:p>
+    <w:p>
+      <w:pPr>
+        <w:pStyle w:val="Heading1"/>
+      </w:pPr>
+      <w:bookmarkStart w:id="4" w:name="_Toc243134244"/>
+      <w:bookmarkStart w:id="5" w:name="_Toc243134431"/>
+      <w:r>
+        <w:lastRenderedPageBreak/>
+        <w:t>Reporte</w:t>
+      </w:r>
+      <w:bookmarkEnd w:id="4"/>
+      <w:bookmarkEnd w:id="5"/>
+    </w:p>
+    <w:p>
+      <w:pPr>
+        <w:keepNext/>
+      </w:pPr>
+      <w:r>
+        <w:tab/>
+      </w:r>
+      <w:r>
+        <w:rPr>
+          <w:noProof/>
+        </w:rPr>
+        <w:drawing>
+          <wp:inline distT="0" distB="0" distL="0" distR="0" wp14:anchorId="72C80BD4" wp14:editId="606BB552">
+            <wp:extent cx="5781675" cy="3248025"/>
+            <wp:effectExtent l="0" t="0" r="9525" b="9525"/>
+            <wp:docPr id="1580578742" name="Picture 21"/>
+            <wp:cNvGraphicFramePr>
+              <a:graphicFrameLocks xmlns:a="http://schemas.openxmlformats.org/drawingml/2006/main" noChangeAspect="1"/>
+            </wp:cNvGraphicFramePr>
+            <a:graphic xmlns:a="http://schemas.openxmlformats.org/drawingml/2006/main">
+              <a:graphicData uri="http://schemas.openxmlformats.org/drawingml/2006/picture">
+                <pic:pic xmlns:pic="http://schemas.openxmlformats.org/drawingml/2006/picture">
+                  <pic:nvPicPr>
+                    <pic:cNvPr id="0" name="Picture 71"/>
+                    <pic:cNvPicPr>
+                      <a:picLocks noChangeAspect="1" noChangeArrowheads="1"/>
+                    </pic:cNvPicPr>
+                  </pic:nvPicPr>
+                  <pic:blipFill>
+                    <a:blip r:embed="rId12" cstate="print">
+                      <a:extLst>
+                        <a:ext uri="{28A0092B-C50C-407E-A947-70E740481C1C}">
+                          <a14:useLocalDpi xmlns:a14="http://schemas.microsoft.com/office/drawing/2010/main" val="0"/>
+                        </a:ext>
+                      </a:extLst>
+                    </a:blip>
+                    <a:srcRect/>
+                    <a:stretch>
+                      <a:fillRect/>
+                    </a:stretch>
+                  </pic:blipFill>
+                  <pic:spPr bwMode="auto">
+                    <a:xfrm>
+                      <a:off x="0" y="0"/>
+                      <a:ext cx="5781675" cy="3248025"/>
+                    </a:xfrm>
+                    <a:prstGeom prst="rect">
+                      <a:avLst/>
+                    </a:prstGeom>
+                    <a:noFill/>
+                    <a:ln>
+                      <a:noFill/>
+                    </a:ln>
+                  </pic:spPr>
+                </pic:pic>
+              </a:graphicData>
+            </a:graphic>
+          </wp:inline>
+        </w:drawing>
+      </w:r>
+    </w:p>
+    <w:p>
+      <w:pPr>
+        <w:pStyle w:val="Caption"/>
+      </w:pPr>
+      <w:bookmarkStart w:id="6" w:name="_Toc243134421"/>
+      <w:r>
+        <w:t xml:space="preserve">Captura </w:t>
+      </w:r>
+      <w:fldSimple w:instr=" SEQ Captura \* ARABIC ">
+        <w:r>
+          <w:rPr>
+            <w:noProof/>
+          </w:rPr>
+          <w:t>1</w:t>
         </w:r>
       </w:fldSimple>
-    </w:p>
-    <w:p/>
+      <w:r>
+        <w:t xml:space="preserve">. </w:t>
+      </w:r>
+      <w:r>
+        <w:t>Creación del directorio "Victor" hecho con emu8086. Fuente: elaboración propia.</w:t>
+      </w:r>
+      <w:bookmarkEnd w:id="6"/>
+    </w:p>
+    <w:p>
+      <w:pPr>
+        <w:keepNext/>
+      </w:pPr>
+      <w:r>
+        <w:rPr>
+          <w:noProof/>
+        </w:rPr>
+        <w:drawing>
+          <wp:inline distT="0" distB="0" distL="0" distR="0" wp14:anchorId="4086C8FC" wp14:editId="758091F1">
+            <wp:extent cx="5781675" cy="3248025"/>
+            <wp:effectExtent l="0" t="0" r="9525" b="9525"/>
+            <wp:docPr id="802254241" name="Picture 22"/>
+            <wp:cNvGraphicFramePr>
+              <a:graphicFrameLocks xmlns:a="http://schemas.openxmlformats.org/drawingml/2006/main" noChangeAspect="1"/>
+            </wp:cNvGraphicFramePr>
+            <a:graphic xmlns:a="http://schemas.openxmlformats.org/drawingml/2006/main">
+              <a:graphicData uri="http://schemas.openxmlformats.org/drawingml/2006/picture">
+                <pic:pic xmlns:pic="http://schemas.openxmlformats.org/drawingml/2006/picture">
+                  <pic:nvPicPr>
+                    <pic:cNvPr id="0" name="Picture 72"/>
+                    <pic:cNvPicPr>
+                      <a:picLocks noChangeAspect="1" noChangeArrowheads="1"/>
+                    </pic:cNvPicPr>
+                  </pic:nvPicPr>
+                  <pic:blipFill>
+                    <a:blip r:embed="rId13" cstate="print">
+                      <a:extLst>
+                        <a:ext uri="{28A0092B-C50C-407E-A947-70E740481C1C}">
+                          <a14:useLocalDpi xmlns:a14="http://schemas.microsoft.com/office/drawing/2010/main" val="0"/>
+                        </a:ext>
+                      </a:extLst>
+                    </a:blip>
+                    <a:srcRect/>
+                    <a:stretch>
+                      <a:fillRect/>
+                    </a:stretch>
+                  </pic:blipFill>
+                  <pic:spPr bwMode="auto">
+                    <a:xfrm>
+                      <a:off x="0" y="0"/>
+                      <a:ext cx="5781675" cy="3248025"/>
+                    </a:xfrm>
+                    <a:prstGeom prst="rect">
+                      <a:avLst/>
+                    </a:prstGeom>
+                    <a:noFill/>
+                    <a:ln>
+                      <a:noFill/>
+                    </a:ln>
+                  </pic:spPr>
+                </pic:pic>
+              </a:graphicData>
+            </a:graphic>
+          </wp:inline>
+        </w:drawing>
+      </w:r>
+    </w:p>
+    <w:p>
+      <w:pPr>
+        <w:pStyle w:val="Caption"/>
+      </w:pPr>
+      <w:bookmarkStart w:id="7" w:name="_Toc243134422"/>
+      <w:r>
+        <w:t xml:space="preserve">Captura </w:t>
+      </w:r>
+      <w:fldSimple w:instr=" SEQ Captura \* ARABIC ">
+        <w:r>
+          <w:rPr>
+            <w:noProof/>
+          </w:rPr>
+          <w:t>2</w:t>
+        </w:r>
+      </w:fldSimple>
+      <w:r>
+        <w:t xml:space="preserve">. </w:t>
+      </w:r>
+      <w:r>
+        <w:t>Muestra la consola con la dirección de la ruta en la que se encuentra el emulador. Fuente: elaboración propia.</w:t>
+      </w:r>
+      <w:bookmarkEnd w:id="7"/>
+    </w:p>
+    <w:p>
+      <w:pPr>
+        <w:keepNext/>
+      </w:pPr>
+      <w:r>
+        <w:rPr>
+          <w:noProof/>
+        </w:rPr>
+        <w:lastRenderedPageBreak/>
+        <w:drawing>
+          <wp:inline distT="0" distB="0" distL="0" distR="0" wp14:anchorId="21E6B714" wp14:editId="3769EB9C">
+            <wp:extent cx="5781675" cy="3248025"/>
+            <wp:effectExtent l="0" t="0" r="9525" b="9525"/>
+            <wp:docPr id="11198704" name="Picture 23"/>
+            <wp:cNvGraphicFramePr>
+              <a:graphicFrameLocks xmlns:a="http://schemas.openxmlformats.org/drawingml/2006/main" noChangeAspect="1"/>
+            </wp:cNvGraphicFramePr>
+            <a:graphic xmlns:a="http://schemas.openxmlformats.org/drawingml/2006/main">
+              <a:graphicData uri="http://schemas.openxmlformats.org/drawingml/2006/picture">
+                <pic:pic xmlns:pic="http://schemas.openxmlformats.org/drawingml/2006/picture">
+                  <pic:nvPicPr>
+                    <pic:cNvPr id="0" name="Picture 73"/>
+                    <pic:cNvPicPr>
+                      <a:picLocks noChangeAspect="1" noChangeArrowheads="1"/>
+                    </pic:cNvPicPr>
+                  </pic:nvPicPr>
+                  <pic:blipFill>
+                    <a:blip r:embed="rId14" cstate="print">
+                      <a:extLst>
+                        <a:ext uri="{28A0092B-C50C-407E-A947-70E740481C1C}">
+                          <a14:useLocalDpi xmlns:a14="http://schemas.microsoft.com/office/drawing/2010/main" val="0"/>
+                        </a:ext>
+                      </a:extLst>
+                    </a:blip>
+                    <a:srcRect/>
+                    <a:stretch>
+                      <a:fillRect/>
+                    </a:stretch>
+                  </pic:blipFill>
+                  <pic:spPr bwMode="auto">
+                    <a:xfrm>
+                      <a:off x="0" y="0"/>
+                      <a:ext cx="5781675" cy="3248025"/>
+                    </a:xfrm>
+                    <a:prstGeom prst="rect">
+                      <a:avLst/>
+                    </a:prstGeom>
+                    <a:noFill/>
+                    <a:ln>
+                      <a:noFill/>
+                    </a:ln>
+                  </pic:spPr>
+                </pic:pic>
+              </a:graphicData>
+            </a:graphic>
+          </wp:inline>
+        </w:drawing>
+      </w:r>
+    </w:p>
+    <w:p>
+      <w:pPr>
+        <w:pStyle w:val="Caption"/>
+      </w:pPr>
+      <w:bookmarkStart w:id="8" w:name="_Toc243134423"/>
+      <w:r>
+        <w:t xml:space="preserve">Captura </w:t>
+      </w:r>
+      <w:fldSimple w:instr=" SEQ Captura \* ARABIC ">
+        <w:r>
+          <w:rPr>
+            <w:noProof/>
+          </w:rPr>
+          <w:t>3</w:t>
+        </w:r>
+      </w:fldSimple>
+      <w:r>
+        <w:t xml:space="preserve">. Crea el archivo dentro del directorio </w:t>
+      </w:r>
+      <w:r>
+        <w:t>"C:\emu8086\MyBuild\Victor"</w:t>
+      </w:r>
+      <w:r>
+        <w:t xml:space="preserve"> con el nombre "Quijas.txt". Fuente: elaboración propia.</w:t>
+      </w:r>
+      <w:bookmarkEnd w:id="8"/>
+    </w:p>
+    <w:p>
+      <w:pPr>
+        <w:keepNext/>
+      </w:pPr>
+      <w:r>
+        <w:rPr>
+          <w:noProof/>
+        </w:rPr>
+        <w:drawing>
+          <wp:inline distT="0" distB="0" distL="0" distR="0" wp14:anchorId="0CD7E8D8" wp14:editId="13DD9A02">
+            <wp:extent cx="5781675" cy="3248025"/>
+            <wp:effectExtent l="0" t="0" r="9525" b="9525"/>
+            <wp:docPr id="1969958355" name="Picture 24"/>
+            <wp:cNvGraphicFramePr>
+              <a:graphicFrameLocks xmlns:a="http://schemas.openxmlformats.org/drawingml/2006/main" noChangeAspect="1"/>
+            </wp:cNvGraphicFramePr>
+            <a:graphic xmlns:a="http://schemas.openxmlformats.org/drawingml/2006/main">
+              <a:graphicData uri="http://schemas.openxmlformats.org/drawingml/2006/picture">
+                <pic:pic xmlns:pic="http://schemas.openxmlformats.org/drawingml/2006/picture">
+                  <pic:nvPicPr>
+                    <pic:cNvPr id="0" name="Picture 74"/>
+                    <pic:cNvPicPr>
+                      <a:picLocks noChangeAspect="1" noChangeArrowheads="1"/>
+                    </pic:cNvPicPr>
+                  </pic:nvPicPr>
+                  <pic:blipFill>
+                    <a:blip r:embed="rId15" cstate="print">
+                      <a:extLst>
+                        <a:ext uri="{28A0092B-C50C-407E-A947-70E740481C1C}">
+                          <a14:useLocalDpi xmlns:a14="http://schemas.microsoft.com/office/drawing/2010/main" val="0"/>
+                        </a:ext>
+                      </a:extLst>
+                    </a:blip>
+                    <a:srcRect/>
+                    <a:stretch>
+                      <a:fillRect/>
+                    </a:stretch>
+                  </pic:blipFill>
+                  <pic:spPr bwMode="auto">
+                    <a:xfrm>
+                      <a:off x="0" y="0"/>
+                      <a:ext cx="5781675" cy="3248025"/>
+                    </a:xfrm>
+                    <a:prstGeom prst="rect">
+                      <a:avLst/>
+                    </a:prstGeom>
+                    <a:noFill/>
+                    <a:ln>
+                      <a:noFill/>
+                    </a:ln>
+                  </pic:spPr>
+                </pic:pic>
+              </a:graphicData>
+            </a:graphic>
+          </wp:inline>
+        </w:drawing>
+      </w:r>
+    </w:p>
+    <w:p>
+      <w:pPr>
+        <w:pStyle w:val="Caption"/>
+      </w:pPr>
+      <w:bookmarkStart w:id="9" w:name="_Toc243134424"/>
+      <w:r>
+        <w:t xml:space="preserve">Captura </w:t>
+      </w:r>
+      <w:fldSimple w:instr=" SEQ Captura \* ARABIC ">
+        <w:r>
+          <w:rPr>
+            <w:noProof/>
+          </w:rPr>
+          <w:t>4</w:t>
+        </w:r>
+      </w:fldSimple>
+      <w:r>
+        <w:t xml:space="preserve">. Inserción del </w:t>
+      </w:r>
+      <w:proofErr w:type="spellStart"/>
+      <w:r>
+        <w:t>tecto</w:t>
+      </w:r>
+      <w:proofErr w:type="spellEnd"/>
+      <w:r>
+        <w:t xml:space="preserve"> "Hola Mundo" dentro del archivo. Fuente elaboración propia.</w:t>
+      </w:r>
+      <w:bookmarkEnd w:id="9"/>
+    </w:p>
+    <w:p>
+      <w:pPr>
+        <w:keepNext/>
+      </w:pPr>
+      <w:r>
+        <w:rPr>
+          <w:noProof/>
+        </w:rPr>
+        <w:lastRenderedPageBreak/>
+        <w:drawing>
+          <wp:inline distT="0" distB="0" distL="0" distR="0" wp14:anchorId="059B4D94" wp14:editId="3B06EDCD">
+            <wp:extent cx="5781675" cy="3248025"/>
+            <wp:effectExtent l="0" t="0" r="9525" b="9525"/>
+            <wp:docPr id="648241814" name="Picture 25"/>
+            <wp:cNvGraphicFramePr>
+              <a:graphicFrameLocks xmlns:a="http://schemas.openxmlformats.org/drawingml/2006/main" noChangeAspect="1"/>
+            </wp:cNvGraphicFramePr>
+            <a:graphic xmlns:a="http://schemas.openxmlformats.org/drawingml/2006/main">
+              <a:graphicData uri="http://schemas.openxmlformats.org/drawingml/2006/picture">
+                <pic:pic xmlns:pic="http://schemas.openxmlformats.org/drawingml/2006/picture">
+                  <pic:nvPicPr>
+                    <pic:cNvPr id="0" name="Picture 75"/>
+                    <pic:cNvPicPr>
+                      <a:picLocks noChangeAspect="1" noChangeArrowheads="1"/>
+                    </pic:cNvPicPr>
+                  </pic:nvPicPr>
+                  <pic:blipFill>
+                    <a:blip r:embed="rId16" cstate="print">
+                      <a:extLst>
+                        <a:ext uri="{28A0092B-C50C-407E-A947-70E740481C1C}">
+                          <a14:useLocalDpi xmlns:a14="http://schemas.microsoft.com/office/drawing/2010/main" val="0"/>
+                        </a:ext>
+                      </a:extLst>
+                    </a:blip>
+                    <a:srcRect/>
+                    <a:stretch>
+                      <a:fillRect/>
+                    </a:stretch>
+                  </pic:blipFill>
+                  <pic:spPr bwMode="auto">
+                    <a:xfrm>
+                      <a:off x="0" y="0"/>
+                      <a:ext cx="5781675" cy="3248025"/>
+                    </a:xfrm>
+                    <a:prstGeom prst="rect">
+                      <a:avLst/>
+                    </a:prstGeom>
+                    <a:noFill/>
+                    <a:ln>
+                      <a:noFill/>
+                    </a:ln>
+                  </pic:spPr>
+                </pic:pic>
+              </a:graphicData>
+            </a:graphic>
+          </wp:inline>
+        </w:drawing>
+      </w:r>
+    </w:p>
+    <w:p>
+      <w:pPr>
+        <w:pStyle w:val="Caption"/>
+      </w:pPr>
+      <w:bookmarkStart w:id="10" w:name="_Toc243134425"/>
+      <w:r>
+        <w:t xml:space="preserve">Captura </w:t>
+      </w:r>
+      <w:fldSimple w:instr=" SEQ Captura \* ARABIC ">
+        <w:r>
+          <w:rPr>
+            <w:noProof/>
+          </w:rPr>
+          <w:t>5</w:t>
+        </w:r>
+      </w:fldSimple>
+      <w:r>
+        <w:t>. Modificación del carácter 'M' por 'X' dentro del archivo. Fuente: elaboración propia.</w:t>
+      </w:r>
+      <w:bookmarkEnd w:id="10"/>
+    </w:p>
+    <w:p>
+      <w:pPr>
+        <w:keepNext/>
+      </w:pPr>
+      <w:r>
+        <w:rPr>
+          <w:noProof/>
+        </w:rPr>
+        <w:drawing>
+          <wp:inline distT="0" distB="0" distL="0" distR="0" wp14:anchorId="63F52D1A" wp14:editId="08C9A68C">
+            <wp:extent cx="5791835" cy="3258185"/>
+            <wp:effectExtent l="0" t="0" r="0" b="0"/>
+            <wp:docPr id="442865165" name="Picture 26"/>
+            <wp:cNvGraphicFramePr>
+              <a:graphicFrameLocks xmlns:a="http://schemas.openxmlformats.org/drawingml/2006/main" noChangeAspect="1"/>
+            </wp:cNvGraphicFramePr>
+            <a:graphic xmlns:a="http://schemas.openxmlformats.org/drawingml/2006/main">
+              <a:graphicData uri="http://schemas.openxmlformats.org/drawingml/2006/picture">
+                <pic:pic xmlns:pic="http://schemas.openxmlformats.org/drawingml/2006/picture">
+                  <pic:nvPicPr>
+                    <pic:cNvPr id="0" name="Picture 76"/>
+                    <pic:cNvPicPr>
+                      <a:picLocks noChangeAspect="1" noChangeArrowheads="1"/>
+                    </pic:cNvPicPr>
+                  </pic:nvPicPr>
+                  <pic:blipFill>
+                    <a:blip r:embed="rId17" cstate="print">
+                      <a:extLst>
+                        <a:ext uri="{28A0092B-C50C-407E-A947-70E740481C1C}">
+                          <a14:useLocalDpi xmlns:a14="http://schemas.microsoft.com/office/drawing/2010/main" val="0"/>
+                        </a:ext>
+                      </a:extLst>
+                    </a:blip>
+                    <a:srcRect/>
+                    <a:stretch>
+                      <a:fillRect/>
+                    </a:stretch>
+                  </pic:blipFill>
+                  <pic:spPr bwMode="auto">
+                    <a:xfrm>
+                      <a:off x="0" y="0"/>
+                      <a:ext cx="5791835" cy="3258185"/>
+                    </a:xfrm>
+                    <a:prstGeom prst="rect">
+                      <a:avLst/>
+                    </a:prstGeom>
+                    <a:noFill/>
+                    <a:ln>
+                      <a:noFill/>
+                    </a:ln>
+                  </pic:spPr>
+                </pic:pic>
+              </a:graphicData>
+            </a:graphic>
+          </wp:inline>
+        </w:drawing>
+      </w:r>
+    </w:p>
+    <w:p>
+      <w:pPr>
+        <w:pStyle w:val="Caption"/>
+      </w:pPr>
+      <w:bookmarkStart w:id="11" w:name="_Toc243134426"/>
+      <w:r>
+        <w:t xml:space="preserve">Captura </w:t>
+      </w:r>
+      <w:fldSimple w:instr=" SEQ Captura \* ARABIC ">
+        <w:r>
+          <w:rPr>
+            <w:noProof/>
+          </w:rPr>
+          <w:t>6</w:t>
+        </w:r>
+      </w:fldSimple>
+      <w:r>
+        <w:t>. Eliminación del archivo "Quijas.txt" del directorio "Victor". Fuente: elaboración propia.</w:t>
+      </w:r>
+      <w:bookmarkEnd w:id="11"/>
+    </w:p>
+    <w:p>
+      <w:pPr>
+        <w:keepNext/>
+      </w:pPr>
+      <w:r>
+        <w:rPr>
+          <w:noProof/>
+        </w:rPr>
+        <w:lastRenderedPageBreak/>
+        <w:drawing>
+          <wp:inline distT="0" distB="0" distL="0" distR="0" wp14:anchorId="389FFD44" wp14:editId="78845BFB">
+            <wp:extent cx="5791835" cy="3258185"/>
+            <wp:effectExtent l="0" t="0" r="0" b="0"/>
+            <wp:docPr id="1905737188" name="Picture 27"/>
+            <wp:cNvGraphicFramePr>
+              <a:graphicFrameLocks xmlns:a="http://schemas.openxmlformats.org/drawingml/2006/main" noChangeAspect="1"/>
+            </wp:cNvGraphicFramePr>
+            <a:graphic xmlns:a="http://schemas.openxmlformats.org/drawingml/2006/main">
+              <a:graphicData uri="http://schemas.openxmlformats.org/drawingml/2006/picture">
+                <pic:pic xmlns:pic="http://schemas.openxmlformats.org/drawingml/2006/picture">
+                  <pic:nvPicPr>
+                    <pic:cNvPr id="0" name="Picture 78"/>
+                    <pic:cNvPicPr>
+                      <a:picLocks noChangeAspect="1" noChangeArrowheads="1"/>
+                    </pic:cNvPicPr>
+                  </pic:nvPicPr>
+                  <pic:blipFill>
+                    <a:blip r:embed="rId18" cstate="print">
+                      <a:extLst>
+                        <a:ext uri="{28A0092B-C50C-407E-A947-70E740481C1C}">
+                          <a14:useLocalDpi xmlns:a14="http://schemas.microsoft.com/office/drawing/2010/main" val="0"/>
+                        </a:ext>
+                      </a:extLst>
+                    </a:blip>
+                    <a:srcRect/>
+                    <a:stretch>
+                      <a:fillRect/>
+                    </a:stretch>
+                  </pic:blipFill>
+                  <pic:spPr bwMode="auto">
+                    <a:xfrm>
+                      <a:off x="0" y="0"/>
+                      <a:ext cx="5791835" cy="3258185"/>
+                    </a:xfrm>
+                    <a:prstGeom prst="rect">
+                      <a:avLst/>
+                    </a:prstGeom>
+                    <a:noFill/>
+                    <a:ln>
+                      <a:noFill/>
+                    </a:ln>
+                  </pic:spPr>
+                </pic:pic>
+              </a:graphicData>
+            </a:graphic>
+          </wp:inline>
+        </w:drawing>
+      </w:r>
+    </w:p>
+    <w:p>
+      <w:pPr>
+        <w:pStyle w:val="Caption"/>
+      </w:pPr>
+      <w:bookmarkStart w:id="12" w:name="_Toc243134427"/>
+      <w:r>
+        <w:t xml:space="preserve">Captura </w:t>
+      </w:r>
+      <w:fldSimple w:instr=" SEQ Captura \* ARABIC ">
+        <w:r>
+          <w:rPr>
+            <w:noProof/>
+          </w:rPr>
+          <w:t>7</w:t>
+        </w:r>
+      </w:fldSimple>
+      <w:r>
+        <w:t xml:space="preserve">. Eliminación del directoria de la ruta </w:t>
+      </w:r>
+      <w:r>
+        <w:t>"C:\emu8086\MyBuild</w:t>
+      </w:r>
+      <w:r>
+        <w:t>". Fuente: elaboración propia.</w:t>
+      </w:r>
+      <w:bookmarkEnd w:id="12"/>
+    </w:p>
     <w:p>
       <w:pPr>
         <w:pStyle w:val="Heading1"/>
       </w:pPr>
-      <w:bookmarkStart w:id="2" w:name="_Toc220850611"/>
-      <w:r>
-        <w:t>Desarrollo</w:t>
-      </w:r>
-      <w:bookmarkEnd w:id="2"/>
-    </w:p>
-    <w:p>
-      <w:pPr>
+      <w:bookmarkStart w:id="13" w:name="_Toc243134245"/>
+      <w:bookmarkStart w:id="14" w:name="_Toc243134432"/>
+      <w:r>
+        <w:t>Código</w:t>
+      </w:r>
+      <w:r>
+        <w:t xml:space="preserve"> Fuente</w:t>
+      </w:r>
+      <w:bookmarkEnd w:id="13"/>
+      <w:bookmarkEnd w:id="14"/>
+    </w:p>
+    <w:p>
+      <w:pPr>
+        <w:spacing w:after="0" w:line="240" w:lineRule="auto"/>
+        <w:rPr>
+          <w:rFonts w:ascii="Cascadia Code" w:hAnsi="Cascadia Code"/>
+          <w:sz w:val="20"/>
+          <w:szCs w:val="20"/>
+        </w:rPr>
+      </w:pPr>
+      <w:proofErr w:type="gramStart"/>
+      <w:r>
+        <w:rPr>
+          <w:rFonts w:ascii="Cascadia Code" w:hAnsi="Cascadia Code"/>
+          <w:sz w:val="20"/>
+          <w:szCs w:val="20"/>
+        </w:rPr>
+        <w:t>.</w:t>
+      </w:r>
+      <w:proofErr w:type="spellStart"/>
+      <w:r>
+        <w:rPr>
+          <w:rFonts w:ascii="Cascadia Code" w:hAnsi="Cascadia Code"/>
+          <w:sz w:val="20"/>
+          <w:szCs w:val="20"/>
+        </w:rPr>
+        <w:t>model</w:t>
+      </w:r>
+      <w:proofErr w:type="spellEnd"/>
+      <w:proofErr w:type="gramEnd"/>
+      <w:r>
+        <w:rPr>
+          <w:rFonts w:ascii="Cascadia Code" w:hAnsi="Cascadia Code"/>
+          <w:sz w:val="20"/>
+          <w:szCs w:val="20"/>
+        </w:rPr>
+        <w:t xml:space="preserve"> </w:t>
+      </w:r>
+      <w:proofErr w:type="spellStart"/>
+      <w:r>
+        <w:rPr>
+          <w:rFonts w:ascii="Cascadia Code" w:hAnsi="Cascadia Code"/>
+          <w:sz w:val="20"/>
+          <w:szCs w:val="20"/>
+        </w:rPr>
+        <w:t>small</w:t>
+      </w:r>
+      <w:proofErr w:type="spellEnd"/>
+    </w:p>
+    <w:p>
+      <w:pPr>
+        <w:spacing w:after="0" w:line="240" w:lineRule="auto"/>
+        <w:rPr>
+          <w:rFonts w:ascii="Cascadia Code" w:hAnsi="Cascadia Code"/>
+          <w:sz w:val="20"/>
+          <w:szCs w:val="20"/>
+        </w:rPr>
+      </w:pPr>
+      <w:proofErr w:type="gramStart"/>
+      <w:r>
+        <w:rPr>
+          <w:rFonts w:ascii="Cascadia Code" w:hAnsi="Cascadia Code"/>
+          <w:sz w:val="20"/>
+          <w:szCs w:val="20"/>
+        </w:rPr>
+        <w:t>.</w:t>
+      </w:r>
+      <w:proofErr w:type="spellStart"/>
+      <w:r>
+        <w:rPr>
+          <w:rFonts w:ascii="Cascadia Code" w:hAnsi="Cascadia Code"/>
+          <w:sz w:val="20"/>
+          <w:szCs w:val="20"/>
+        </w:rPr>
+        <w:t>stack</w:t>
+      </w:r>
+      <w:proofErr w:type="spellEnd"/>
+      <w:proofErr w:type="gramEnd"/>
+      <w:r>
+        <w:rPr>
+          <w:rFonts w:ascii="Cascadia Code" w:hAnsi="Cascadia Code"/>
+          <w:sz w:val="20"/>
+          <w:szCs w:val="20"/>
+        </w:rPr>
+        <w:t xml:space="preserve"> 100h</w:t>
+      </w:r>
+    </w:p>
+    <w:p>
+      <w:pPr>
+        <w:spacing w:after="0" w:line="240" w:lineRule="auto"/>
+        <w:rPr>
+          <w:rFonts w:ascii="Cascadia Code" w:hAnsi="Cascadia Code"/>
+          <w:sz w:val="20"/>
+          <w:szCs w:val="20"/>
+        </w:rPr>
+      </w:pPr>
+    </w:p>
+    <w:p>
+      <w:pPr>
+        <w:spacing w:after="0" w:line="240" w:lineRule="auto"/>
+        <w:rPr>
+          <w:rFonts w:ascii="Cascadia Code" w:hAnsi="Cascadia Code"/>
+          <w:sz w:val="20"/>
+          <w:szCs w:val="20"/>
+        </w:rPr>
+      </w:pPr>
+      <w:r>
+        <w:rPr>
+          <w:rFonts w:ascii="Cascadia Code" w:hAnsi="Cascadia Code"/>
+          <w:sz w:val="20"/>
+          <w:szCs w:val="20"/>
+        </w:rPr>
+        <w:t>.data</w:t>
+      </w:r>
+    </w:p>
+    <w:p>
+      <w:pPr>
+        <w:spacing w:after="0" w:line="240" w:lineRule="auto"/>
+        <w:rPr>
+          <w:rFonts w:ascii="Cascadia Code" w:hAnsi="Cascadia Code"/>
+          <w:sz w:val="20"/>
+          <w:szCs w:val="20"/>
+        </w:rPr>
+      </w:pPr>
+      <w:r>
+        <w:rPr>
+          <w:rFonts w:ascii="Cascadia Code" w:hAnsi="Cascadia Code"/>
+          <w:sz w:val="20"/>
+          <w:szCs w:val="20"/>
+        </w:rPr>
+        <w:t xml:space="preserve">    </w:t>
+      </w:r>
+      <w:proofErr w:type="gramStart"/>
+      <w:r>
+        <w:rPr>
+          <w:rFonts w:ascii="Cascadia Code" w:hAnsi="Cascadia Code"/>
+          <w:sz w:val="20"/>
+          <w:szCs w:val="20"/>
+        </w:rPr>
+        <w:t>;Rutas</w:t>
+      </w:r>
+      <w:proofErr w:type="gramEnd"/>
+      <w:r>
+        <w:rPr>
+          <w:rFonts w:ascii="Cascadia Code" w:hAnsi="Cascadia Code"/>
+          <w:sz w:val="20"/>
+          <w:szCs w:val="20"/>
+        </w:rPr>
+        <w:t xml:space="preserve"> en formato ASCIZ</w:t>
+      </w:r>
+    </w:p>
+    <w:p>
+      <w:pPr>
+        <w:spacing w:after="0" w:line="240" w:lineRule="auto"/>
+        <w:rPr>
+          <w:rFonts w:ascii="Cascadia Code" w:hAnsi="Cascadia Code"/>
+          <w:sz w:val="20"/>
+          <w:szCs w:val="20"/>
+        </w:rPr>
+      </w:pPr>
+      <w:r>
+        <w:rPr>
+          <w:rFonts w:ascii="Cascadia Code" w:hAnsi="Cascadia Code"/>
+          <w:sz w:val="20"/>
+          <w:szCs w:val="20"/>
+        </w:rPr>
+        <w:t xml:space="preserve">    </w:t>
+      </w:r>
+      <w:proofErr w:type="spellStart"/>
+      <w:r>
+        <w:rPr>
+          <w:rFonts w:ascii="Cascadia Code" w:hAnsi="Cascadia Code"/>
+          <w:sz w:val="20"/>
+          <w:szCs w:val="20"/>
+        </w:rPr>
+        <w:t>dirAlumno</w:t>
+      </w:r>
+      <w:proofErr w:type="spellEnd"/>
+      <w:r>
+        <w:rPr>
+          <w:rFonts w:ascii="Cascadia Code" w:hAnsi="Cascadia Code"/>
+          <w:sz w:val="20"/>
+          <w:szCs w:val="20"/>
+        </w:rPr>
+        <w:t xml:space="preserve">   </w:t>
+      </w:r>
+      <w:proofErr w:type="spellStart"/>
+      <w:r>
+        <w:rPr>
+          <w:rFonts w:ascii="Cascadia Code" w:hAnsi="Cascadia Code"/>
+          <w:sz w:val="20"/>
+          <w:szCs w:val="20"/>
+        </w:rPr>
+        <w:t>db</w:t>
+      </w:r>
+      <w:proofErr w:type="spellEnd"/>
+      <w:r>
+        <w:rPr>
+          <w:rFonts w:ascii="Cascadia Code" w:hAnsi="Cascadia Code"/>
+          <w:sz w:val="20"/>
+          <w:szCs w:val="20"/>
+        </w:rPr>
+        <w:t xml:space="preserve"> "C:\emu8086\MyBuild\Victor",0 </w:t>
+      </w:r>
+    </w:p>
+    <w:p>
+      <w:pPr>
+        <w:spacing w:after="0" w:line="240" w:lineRule="auto"/>
+        <w:rPr>
+          <w:rFonts w:ascii="Cascadia Code" w:hAnsi="Cascadia Code"/>
+          <w:sz w:val="20"/>
+          <w:szCs w:val="20"/>
+        </w:rPr>
+      </w:pPr>
+      <w:r>
+        <w:rPr>
+          <w:rFonts w:ascii="Cascadia Code" w:hAnsi="Cascadia Code"/>
+          <w:sz w:val="20"/>
+          <w:szCs w:val="20"/>
+        </w:rPr>
+        <w:t xml:space="preserve">    </w:t>
+      </w:r>
+      <w:proofErr w:type="spellStart"/>
+      <w:r>
+        <w:rPr>
+          <w:rFonts w:ascii="Cascadia Code" w:hAnsi="Cascadia Code"/>
+          <w:sz w:val="20"/>
+          <w:szCs w:val="20"/>
+        </w:rPr>
+        <w:t>dirAnterior</w:t>
+      </w:r>
+      <w:proofErr w:type="spellEnd"/>
+      <w:r>
+        <w:rPr>
+          <w:rFonts w:ascii="Cascadia Code" w:hAnsi="Cascadia Code"/>
+          <w:sz w:val="20"/>
+          <w:szCs w:val="20"/>
+        </w:rPr>
+        <w:t xml:space="preserve"> </w:t>
+      </w:r>
+      <w:proofErr w:type="spellStart"/>
+      <w:r>
+        <w:rPr>
+          <w:rFonts w:ascii="Cascadia Code" w:hAnsi="Cascadia Code"/>
+          <w:sz w:val="20"/>
+          <w:szCs w:val="20"/>
+        </w:rPr>
+        <w:t>db</w:t>
+      </w:r>
+      <w:proofErr w:type="spellEnd"/>
+      <w:r>
+        <w:rPr>
+          <w:rFonts w:ascii="Cascadia Code" w:hAnsi="Cascadia Code"/>
+          <w:sz w:val="20"/>
+          <w:szCs w:val="20"/>
+        </w:rPr>
+        <w:t xml:space="preserve"> "C:\emu8086\MyBuild",0</w:t>
+      </w:r>
+    </w:p>
+    <w:p>
+      <w:pPr>
+        <w:spacing w:after="0" w:line="240" w:lineRule="auto"/>
+        <w:rPr>
+          <w:rFonts w:ascii="Cascadia Code" w:hAnsi="Cascadia Code"/>
+          <w:sz w:val="20"/>
+          <w:szCs w:val="20"/>
+        </w:rPr>
+      </w:pPr>
+      <w:r>
+        <w:rPr>
+          <w:rFonts w:ascii="Cascadia Code" w:hAnsi="Cascadia Code"/>
+          <w:sz w:val="20"/>
+          <w:szCs w:val="20"/>
+        </w:rPr>
+        <w:t xml:space="preserve">    archivo     </w:t>
+      </w:r>
+      <w:proofErr w:type="spellStart"/>
+      <w:r>
+        <w:rPr>
+          <w:rFonts w:ascii="Cascadia Code" w:hAnsi="Cascadia Code"/>
+          <w:sz w:val="20"/>
+          <w:szCs w:val="20"/>
+        </w:rPr>
+        <w:t>db</w:t>
+      </w:r>
+      <w:proofErr w:type="spellEnd"/>
+      <w:r>
+        <w:rPr>
+          <w:rFonts w:ascii="Cascadia Code" w:hAnsi="Cascadia Code"/>
+          <w:sz w:val="20"/>
+          <w:szCs w:val="20"/>
+        </w:rPr>
+        <w:t xml:space="preserve"> "C:\emu8086\MyBuild\Victor\Quijas.txt",0                  </w:t>
+      </w:r>
+    </w:p>
+    <w:p>
+      <w:pPr>
+        <w:spacing w:after="0" w:line="240" w:lineRule="auto"/>
+        <w:rPr>
+          <w:rFonts w:ascii="Cascadia Code" w:hAnsi="Cascadia Code"/>
+          <w:sz w:val="20"/>
+          <w:szCs w:val="20"/>
+        </w:rPr>
+      </w:pPr>
+    </w:p>
+    <w:p>
+      <w:pPr>
+        <w:spacing w:after="0" w:line="240" w:lineRule="auto"/>
+        <w:rPr>
+          <w:rFonts w:ascii="Cascadia Code" w:hAnsi="Cascadia Code"/>
+          <w:sz w:val="20"/>
+          <w:szCs w:val="20"/>
+        </w:rPr>
+      </w:pPr>
+      <w:r>
+        <w:rPr>
+          <w:rFonts w:ascii="Cascadia Code" w:hAnsi="Cascadia Code"/>
+          <w:sz w:val="20"/>
+          <w:szCs w:val="20"/>
+        </w:rPr>
+        <w:t xml:space="preserve">    texto       </w:t>
+      </w:r>
+      <w:proofErr w:type="spellStart"/>
+      <w:r>
+        <w:rPr>
+          <w:rFonts w:ascii="Cascadia Code" w:hAnsi="Cascadia Code"/>
+          <w:sz w:val="20"/>
+          <w:szCs w:val="20"/>
+        </w:rPr>
+        <w:t>db</w:t>
+      </w:r>
+      <w:proofErr w:type="spellEnd"/>
+      <w:r>
+        <w:rPr>
+          <w:rFonts w:ascii="Cascadia Code" w:hAnsi="Cascadia Code"/>
+          <w:sz w:val="20"/>
+          <w:szCs w:val="20"/>
+        </w:rPr>
+        <w:t xml:space="preserve"> "Hola Mundo"</w:t>
+      </w:r>
+    </w:p>
+    <w:p>
+      <w:pPr>
+        <w:spacing w:after="0" w:line="240" w:lineRule="auto"/>
+        <w:rPr>
+          <w:rFonts w:ascii="Cascadia Code" w:hAnsi="Cascadia Code"/>
+          <w:sz w:val="20"/>
+          <w:szCs w:val="20"/>
+          <w:lang w:val="en-US"/>
+        </w:rPr>
+      </w:pPr>
+      <w:r>
+        <w:rPr>
+          <w:rFonts w:ascii="Cascadia Code" w:hAnsi="Cascadia Code"/>
+          <w:sz w:val="20"/>
+          <w:szCs w:val="20"/>
+        </w:rPr>
+        <w:t xml:space="preserve">    </w:t>
+      </w:r>
+      <w:proofErr w:type="spellStart"/>
+      <w:r>
+        <w:rPr>
+          <w:rFonts w:ascii="Cascadia Code" w:hAnsi="Cascadia Code"/>
+          <w:sz w:val="20"/>
+          <w:szCs w:val="20"/>
+          <w:lang w:val="en-US"/>
+        </w:rPr>
+        <w:t>letraX</w:t>
+      </w:r>
+      <w:proofErr w:type="spellEnd"/>
+      <w:r>
+        <w:rPr>
+          <w:rFonts w:ascii="Cascadia Code" w:hAnsi="Cascadia Code"/>
+          <w:sz w:val="20"/>
+          <w:szCs w:val="20"/>
+          <w:lang w:val="en-US"/>
+        </w:rPr>
+        <w:t xml:space="preserve">      </w:t>
+      </w:r>
+      <w:proofErr w:type="spellStart"/>
+      <w:r>
+        <w:rPr>
+          <w:rFonts w:ascii="Cascadia Code" w:hAnsi="Cascadia Code"/>
+          <w:sz w:val="20"/>
+          <w:szCs w:val="20"/>
+          <w:lang w:val="en-US"/>
+        </w:rPr>
+        <w:t>db</w:t>
+      </w:r>
+      <w:proofErr w:type="spellEnd"/>
+      <w:r>
+        <w:rPr>
+          <w:rFonts w:ascii="Cascadia Code" w:hAnsi="Cascadia Code"/>
+          <w:sz w:val="20"/>
+          <w:szCs w:val="20"/>
+          <w:lang w:val="en-US"/>
+        </w:rPr>
+        <w:t xml:space="preserve"> "X"</w:t>
+      </w:r>
+    </w:p>
+    <w:p>
+      <w:pPr>
+        <w:spacing w:after="0" w:line="240" w:lineRule="auto"/>
+        <w:rPr>
+          <w:rFonts w:ascii="Cascadia Code" w:hAnsi="Cascadia Code"/>
+          <w:sz w:val="20"/>
+          <w:szCs w:val="20"/>
+          <w:lang w:val="en-US"/>
+        </w:rPr>
+      </w:pPr>
+      <w:r>
+        <w:rPr>
+          <w:rFonts w:ascii="Cascadia Code" w:hAnsi="Cascadia Code"/>
+          <w:sz w:val="20"/>
+          <w:szCs w:val="20"/>
+          <w:lang w:val="en-US"/>
+        </w:rPr>
+        <w:t xml:space="preserve">    handle      </w:t>
+      </w:r>
+      <w:proofErr w:type="spellStart"/>
+      <w:proofErr w:type="gramStart"/>
+      <w:r>
+        <w:rPr>
+          <w:rFonts w:ascii="Cascadia Code" w:hAnsi="Cascadia Code"/>
+          <w:sz w:val="20"/>
+          <w:szCs w:val="20"/>
+          <w:lang w:val="en-US"/>
+        </w:rPr>
+        <w:t>dw</w:t>
+      </w:r>
+      <w:proofErr w:type="spellEnd"/>
+      <w:r>
+        <w:rPr>
+          <w:rFonts w:ascii="Cascadia Code" w:hAnsi="Cascadia Code"/>
+          <w:sz w:val="20"/>
+          <w:szCs w:val="20"/>
+          <w:lang w:val="en-US"/>
+        </w:rPr>
+        <w:t xml:space="preserve"> ?</w:t>
+      </w:r>
+      <w:proofErr w:type="gramEnd"/>
+    </w:p>
+    <w:p>
+      <w:pPr>
+        <w:spacing w:after="0" w:line="240" w:lineRule="auto"/>
+        <w:rPr>
+          <w:rFonts w:ascii="Cascadia Code" w:hAnsi="Cascadia Code"/>
+          <w:sz w:val="20"/>
+          <w:szCs w:val="20"/>
+        </w:rPr>
+      </w:pPr>
+      <w:r>
+        <w:rPr>
+          <w:rFonts w:ascii="Cascadia Code" w:hAnsi="Cascadia Code"/>
+          <w:sz w:val="20"/>
+          <w:szCs w:val="20"/>
+          <w:lang w:val="en-US"/>
+        </w:rPr>
+        <w:t xml:space="preserve">    </w:t>
+      </w:r>
+      <w:proofErr w:type="spellStart"/>
+      <w:r>
+        <w:rPr>
+          <w:rFonts w:ascii="Cascadia Code" w:hAnsi="Cascadia Code"/>
+          <w:sz w:val="20"/>
+          <w:szCs w:val="20"/>
+        </w:rPr>
+        <w:t>bufferDir</w:t>
+      </w:r>
+      <w:proofErr w:type="spellEnd"/>
+      <w:r>
+        <w:rPr>
+          <w:rFonts w:ascii="Cascadia Code" w:hAnsi="Cascadia Code"/>
+          <w:sz w:val="20"/>
+          <w:szCs w:val="20"/>
+        </w:rPr>
+        <w:t xml:space="preserve">   </w:t>
+      </w:r>
+      <w:proofErr w:type="spellStart"/>
+      <w:r>
+        <w:rPr>
+          <w:rFonts w:ascii="Cascadia Code" w:hAnsi="Cascadia Code"/>
+          <w:sz w:val="20"/>
+          <w:szCs w:val="20"/>
+        </w:rPr>
+        <w:t>db</w:t>
+      </w:r>
+      <w:proofErr w:type="spellEnd"/>
+      <w:r>
+        <w:rPr>
+          <w:rFonts w:ascii="Cascadia Code" w:hAnsi="Cascadia Code"/>
+          <w:sz w:val="20"/>
+          <w:szCs w:val="20"/>
+        </w:rPr>
+        <w:t xml:space="preserve"> 64 </w:t>
+      </w:r>
+      <w:proofErr w:type="spellStart"/>
+      <w:proofErr w:type="gramStart"/>
+      <w:r>
+        <w:rPr>
+          <w:rFonts w:ascii="Cascadia Code" w:hAnsi="Cascadia Code"/>
+          <w:sz w:val="20"/>
+          <w:szCs w:val="20"/>
+        </w:rPr>
+        <w:t>dup</w:t>
+      </w:r>
+      <w:proofErr w:type="spellEnd"/>
+      <w:r>
+        <w:rPr>
+          <w:rFonts w:ascii="Cascadia Code" w:hAnsi="Cascadia Code"/>
+          <w:sz w:val="20"/>
+          <w:szCs w:val="20"/>
+        </w:rPr>
+        <w:t>(</w:t>
+      </w:r>
+      <w:proofErr w:type="gramEnd"/>
+      <w:r>
+        <w:rPr>
+          <w:rFonts w:ascii="Cascadia Code" w:hAnsi="Cascadia Code"/>
+          <w:sz w:val="20"/>
+          <w:szCs w:val="20"/>
+        </w:rPr>
+        <w:t>0)</w:t>
+      </w:r>
+    </w:p>
+    <w:p>
+      <w:pPr>
+        <w:spacing w:after="0" w:line="240" w:lineRule="auto"/>
+        <w:rPr>
+          <w:rFonts w:ascii="Cascadia Code" w:hAnsi="Cascadia Code"/>
+          <w:sz w:val="20"/>
+          <w:szCs w:val="20"/>
+        </w:rPr>
+      </w:pPr>
+    </w:p>
+    <w:p>
+      <w:pPr>
+        <w:spacing w:after="0" w:line="240" w:lineRule="auto"/>
+        <w:rPr>
+          <w:rFonts w:ascii="Cascadia Code" w:hAnsi="Cascadia Code"/>
+          <w:sz w:val="20"/>
+          <w:szCs w:val="20"/>
+        </w:rPr>
+      </w:pPr>
+      <w:r>
+        <w:rPr>
+          <w:rFonts w:ascii="Cascadia Code" w:hAnsi="Cascadia Code"/>
+          <w:sz w:val="20"/>
+          <w:szCs w:val="20"/>
+        </w:rPr>
+        <w:t xml:space="preserve">    </w:t>
+      </w:r>
+      <w:proofErr w:type="spellStart"/>
+      <w:r>
+        <w:rPr>
+          <w:rFonts w:ascii="Cascadia Code" w:hAnsi="Cascadia Code"/>
+          <w:sz w:val="20"/>
+          <w:szCs w:val="20"/>
+        </w:rPr>
+        <w:t>msgDir</w:t>
+      </w:r>
+      <w:proofErr w:type="spellEnd"/>
+      <w:r>
+        <w:rPr>
+          <w:rFonts w:ascii="Cascadia Code" w:hAnsi="Cascadia Code"/>
+          <w:sz w:val="20"/>
+          <w:szCs w:val="20"/>
+        </w:rPr>
+        <w:t xml:space="preserve">      </w:t>
+      </w:r>
+      <w:proofErr w:type="spellStart"/>
+      <w:r>
+        <w:rPr>
+          <w:rFonts w:ascii="Cascadia Code" w:hAnsi="Cascadia Code"/>
+          <w:sz w:val="20"/>
+          <w:szCs w:val="20"/>
+        </w:rPr>
+        <w:t>db</w:t>
+      </w:r>
+      <w:proofErr w:type="spellEnd"/>
+      <w:r>
+        <w:rPr>
+          <w:rFonts w:ascii="Cascadia Code" w:hAnsi="Cascadia Code"/>
+          <w:sz w:val="20"/>
+          <w:szCs w:val="20"/>
+        </w:rPr>
+        <w:t xml:space="preserve"> 13,10,"El directorio actual es: ",'$'</w:t>
+      </w:r>
+    </w:p>
+    <w:p>
+      <w:pPr>
+        <w:spacing w:after="0" w:line="240" w:lineRule="auto"/>
+        <w:rPr>
+          <w:rFonts w:ascii="Cascadia Code" w:hAnsi="Cascadia Code"/>
+          <w:sz w:val="20"/>
+          <w:szCs w:val="20"/>
+        </w:rPr>
+      </w:pPr>
+    </w:p>
+    <w:p>
+      <w:pPr>
+        <w:spacing w:after="0" w:line="240" w:lineRule="auto"/>
+        <w:rPr>
+          <w:rFonts w:ascii="Cascadia Code" w:hAnsi="Cascadia Code"/>
+          <w:sz w:val="20"/>
+          <w:szCs w:val="20"/>
+          <w:lang w:val="en-US"/>
+        </w:rPr>
+      </w:pPr>
+      <w:proofErr w:type="gramStart"/>
+      <w:r>
+        <w:rPr>
+          <w:rFonts w:ascii="Cascadia Code" w:hAnsi="Cascadia Code"/>
+          <w:sz w:val="20"/>
+          <w:szCs w:val="20"/>
+          <w:lang w:val="en-US"/>
+        </w:rPr>
+        <w:t>.code</w:t>
+      </w:r>
+      <w:proofErr w:type="gramEnd"/>
+    </w:p>
+    <w:p>
+      <w:pPr>
+        <w:spacing w:after="0" w:line="240" w:lineRule="auto"/>
+        <w:rPr>
+          <w:rFonts w:ascii="Cascadia Code" w:hAnsi="Cascadia Code"/>
+          <w:sz w:val="20"/>
+          <w:szCs w:val="20"/>
+          <w:lang w:val="en-US"/>
+        </w:rPr>
+      </w:pPr>
+      <w:r>
+        <w:rPr>
+          <w:rFonts w:ascii="Cascadia Code" w:hAnsi="Cascadia Code"/>
+          <w:sz w:val="20"/>
+          <w:szCs w:val="20"/>
+          <w:lang w:val="en-US"/>
+        </w:rPr>
+        <w:t xml:space="preserve">    mov ax, @data</w:t>
+      </w:r>
+    </w:p>
+    <w:p>
+      <w:pPr>
+        <w:spacing w:after="0" w:line="240" w:lineRule="auto"/>
+        <w:rPr>
+          <w:rFonts w:ascii="Cascadia Code" w:hAnsi="Cascadia Code"/>
+          <w:sz w:val="20"/>
+          <w:szCs w:val="20"/>
+          <w:lang w:val="en-US"/>
+        </w:rPr>
+      </w:pPr>
+      <w:r>
+        <w:rPr>
+          <w:rFonts w:ascii="Cascadia Code" w:hAnsi="Cascadia Code"/>
+          <w:sz w:val="20"/>
+          <w:szCs w:val="20"/>
+          <w:lang w:val="en-US"/>
+        </w:rPr>
+        <w:t xml:space="preserve">    mov ds, ax</w:t>
+      </w:r>
+    </w:p>
+    <w:p>
+      <w:pPr>
+        <w:spacing w:after="0" w:line="240" w:lineRule="auto"/>
+        <w:rPr>
+          <w:rFonts w:ascii="Cascadia Code" w:hAnsi="Cascadia Code"/>
+          <w:sz w:val="20"/>
+          <w:szCs w:val="20"/>
+          <w:lang w:val="en-US"/>
+        </w:rPr>
+      </w:pPr>
+      <w:r>
+        <w:rPr>
+          <w:rFonts w:ascii="Cascadia Code" w:hAnsi="Cascadia Code"/>
+          <w:sz w:val="20"/>
+          <w:szCs w:val="20"/>
+          <w:lang w:val="en-US"/>
+        </w:rPr>
+        <w:t xml:space="preserve">    </w:t>
+      </w:r>
+    </w:p>
+    <w:p>
+      <w:pPr>
+        <w:spacing w:after="0" w:line="240" w:lineRule="auto"/>
+        <w:rPr>
+          <w:rFonts w:ascii="Cascadia Code" w:hAnsi="Cascadia Code"/>
+          <w:sz w:val="20"/>
+          <w:szCs w:val="20"/>
+        </w:rPr>
+      </w:pPr>
+      <w:r>
+        <w:rPr>
+          <w:rFonts w:ascii="Cascadia Code" w:hAnsi="Cascadia Code"/>
+          <w:sz w:val="20"/>
+          <w:szCs w:val="20"/>
+          <w:lang w:val="en-US"/>
+        </w:rPr>
+        <w:t xml:space="preserve">    </w:t>
+      </w:r>
+      <w:proofErr w:type="gramStart"/>
+      <w:r>
+        <w:rPr>
+          <w:rFonts w:ascii="Cascadia Code" w:hAnsi="Cascadia Code"/>
+          <w:sz w:val="20"/>
+          <w:szCs w:val="20"/>
+        </w:rPr>
+        <w:t>;Crear</w:t>
+      </w:r>
+      <w:proofErr w:type="gramEnd"/>
+      <w:r>
+        <w:rPr>
+          <w:rFonts w:ascii="Cascadia Code" w:hAnsi="Cascadia Code"/>
+          <w:sz w:val="20"/>
+          <w:szCs w:val="20"/>
+        </w:rPr>
+        <w:t xml:space="preserve"> directorio con el primer nombre</w:t>
+      </w:r>
+    </w:p>
+    <w:p>
+      <w:pPr>
+        <w:spacing w:after="0" w:line="240" w:lineRule="auto"/>
+        <w:rPr>
+          <w:rFonts w:ascii="Cascadia Code" w:hAnsi="Cascadia Code"/>
+          <w:sz w:val="20"/>
+          <w:szCs w:val="20"/>
+        </w:rPr>
+      </w:pPr>
+    </w:p>
+    <w:p>
+      <w:pPr>
+        <w:spacing w:after="0" w:line="240" w:lineRule="auto"/>
+        <w:rPr>
+          <w:rFonts w:ascii="Cascadia Code" w:hAnsi="Cascadia Code"/>
+          <w:sz w:val="20"/>
+          <w:szCs w:val="20"/>
+        </w:rPr>
+      </w:pPr>
+      <w:r>
+        <w:rPr>
+          <w:rFonts w:ascii="Cascadia Code" w:hAnsi="Cascadia Code"/>
+          <w:sz w:val="20"/>
+          <w:szCs w:val="20"/>
+        </w:rPr>
+        <w:t xml:space="preserve">    </w:t>
+      </w:r>
+      <w:proofErr w:type="spellStart"/>
+      <w:r>
+        <w:rPr>
+          <w:rFonts w:ascii="Cascadia Code" w:hAnsi="Cascadia Code"/>
+          <w:sz w:val="20"/>
+          <w:szCs w:val="20"/>
+        </w:rPr>
+        <w:t>mov</w:t>
+      </w:r>
+      <w:proofErr w:type="spellEnd"/>
+      <w:r>
+        <w:rPr>
+          <w:rFonts w:ascii="Cascadia Code" w:hAnsi="Cascadia Code"/>
+          <w:sz w:val="20"/>
+          <w:szCs w:val="20"/>
+        </w:rPr>
+        <w:t xml:space="preserve"> ah, 39h                 ;39h = MKDIR</w:t>
+      </w:r>
+    </w:p>
+    <w:p>
+      <w:pPr>
+        <w:spacing w:after="0" w:line="240" w:lineRule="auto"/>
+        <w:rPr>
+          <w:rFonts w:ascii="Cascadia Code" w:hAnsi="Cascadia Code"/>
+          <w:sz w:val="20"/>
+          <w:szCs w:val="20"/>
+        </w:rPr>
+      </w:pPr>
+      <w:r>
+        <w:rPr>
+          <w:rFonts w:ascii="Cascadia Code" w:hAnsi="Cascadia Code"/>
+          <w:sz w:val="20"/>
+          <w:szCs w:val="20"/>
+        </w:rPr>
+        <w:t xml:space="preserve">    lea </w:t>
+      </w:r>
+      <w:proofErr w:type="spellStart"/>
+      <w:r>
+        <w:rPr>
+          <w:rFonts w:ascii="Cascadia Code" w:hAnsi="Cascadia Code"/>
+          <w:sz w:val="20"/>
+          <w:szCs w:val="20"/>
+        </w:rPr>
+        <w:t>dx</w:t>
+      </w:r>
+      <w:proofErr w:type="spellEnd"/>
+      <w:r>
+        <w:rPr>
+          <w:rFonts w:ascii="Cascadia Code" w:hAnsi="Cascadia Code"/>
+          <w:sz w:val="20"/>
+          <w:szCs w:val="20"/>
+        </w:rPr>
+        <w:t xml:space="preserve">, </w:t>
+      </w:r>
+      <w:proofErr w:type="spellStart"/>
+      <w:r>
+        <w:rPr>
+          <w:rFonts w:ascii="Cascadia Code" w:hAnsi="Cascadia Code"/>
+          <w:sz w:val="20"/>
+          <w:szCs w:val="20"/>
+        </w:rPr>
+        <w:t>dirAlumno</w:t>
+      </w:r>
+      <w:proofErr w:type="spellEnd"/>
+    </w:p>
+    <w:p>
+      <w:pPr>
+        <w:spacing w:after="0" w:line="240" w:lineRule="auto"/>
+        <w:rPr>
+          <w:rFonts w:ascii="Cascadia Code" w:hAnsi="Cascadia Code"/>
+          <w:sz w:val="20"/>
+          <w:szCs w:val="20"/>
+        </w:rPr>
+      </w:pPr>
+      <w:r>
+        <w:rPr>
+          <w:rFonts w:ascii="Cascadia Code" w:hAnsi="Cascadia Code"/>
+          <w:sz w:val="20"/>
+          <w:szCs w:val="20"/>
+        </w:rPr>
+        <w:t xml:space="preserve">    </w:t>
+      </w:r>
+      <w:proofErr w:type="spellStart"/>
+      <w:r>
+        <w:rPr>
+          <w:rFonts w:ascii="Cascadia Code" w:hAnsi="Cascadia Code"/>
+          <w:sz w:val="20"/>
+          <w:szCs w:val="20"/>
+        </w:rPr>
+        <w:t>int</w:t>
+      </w:r>
+      <w:proofErr w:type="spellEnd"/>
+      <w:r>
+        <w:rPr>
+          <w:rFonts w:ascii="Cascadia Code" w:hAnsi="Cascadia Code"/>
+          <w:sz w:val="20"/>
+          <w:szCs w:val="20"/>
+        </w:rPr>
+        <w:t xml:space="preserve"> 21h</w:t>
+      </w:r>
+    </w:p>
+    <w:p>
+      <w:pPr>
+        <w:spacing w:after="0" w:line="240" w:lineRule="auto"/>
+        <w:rPr>
+          <w:rFonts w:ascii="Cascadia Code" w:hAnsi="Cascadia Code"/>
+          <w:sz w:val="20"/>
+          <w:szCs w:val="20"/>
+        </w:rPr>
+      </w:pPr>
+    </w:p>
+    <w:p>
+      <w:pPr>
+        <w:spacing w:after="0" w:line="240" w:lineRule="auto"/>
+        <w:rPr>
+          <w:rFonts w:ascii="Cascadia Code" w:hAnsi="Cascadia Code"/>
+          <w:sz w:val="20"/>
+          <w:szCs w:val="20"/>
+        </w:rPr>
+      </w:pPr>
+      <w:r>
+        <w:rPr>
+          <w:rFonts w:ascii="Cascadia Code" w:hAnsi="Cascadia Code"/>
+          <w:sz w:val="20"/>
+          <w:szCs w:val="20"/>
+        </w:rPr>
+        <w:lastRenderedPageBreak/>
+        <w:t xml:space="preserve">    </w:t>
+      </w:r>
+      <w:proofErr w:type="gramStart"/>
+      <w:r>
+        <w:rPr>
+          <w:rFonts w:ascii="Cascadia Code" w:hAnsi="Cascadia Code"/>
+          <w:sz w:val="20"/>
+          <w:szCs w:val="20"/>
+        </w:rPr>
+        <w:t>;Entrar</w:t>
+      </w:r>
+      <w:proofErr w:type="gramEnd"/>
+      <w:r>
+        <w:rPr>
+          <w:rFonts w:ascii="Cascadia Code" w:hAnsi="Cascadia Code"/>
+          <w:sz w:val="20"/>
+          <w:szCs w:val="20"/>
+        </w:rPr>
+        <w:t xml:space="preserve"> al directorio</w:t>
+      </w:r>
+    </w:p>
+    <w:p>
+      <w:pPr>
+        <w:spacing w:after="0" w:line="240" w:lineRule="auto"/>
+        <w:rPr>
+          <w:rFonts w:ascii="Cascadia Code" w:hAnsi="Cascadia Code"/>
+          <w:sz w:val="20"/>
+          <w:szCs w:val="20"/>
+        </w:rPr>
+      </w:pPr>
+      <w:r>
+        <w:rPr>
+          <w:rFonts w:ascii="Cascadia Code" w:hAnsi="Cascadia Code"/>
+          <w:sz w:val="20"/>
+          <w:szCs w:val="20"/>
+        </w:rPr>
+        <w:t xml:space="preserve">    </w:t>
+      </w:r>
+      <w:proofErr w:type="spellStart"/>
+      <w:r>
+        <w:rPr>
+          <w:rFonts w:ascii="Cascadia Code" w:hAnsi="Cascadia Code"/>
+          <w:sz w:val="20"/>
+          <w:szCs w:val="20"/>
+        </w:rPr>
+        <w:t>mov</w:t>
+      </w:r>
+      <w:proofErr w:type="spellEnd"/>
+      <w:r>
+        <w:rPr>
+          <w:rFonts w:ascii="Cascadia Code" w:hAnsi="Cascadia Code"/>
+          <w:sz w:val="20"/>
+          <w:szCs w:val="20"/>
+        </w:rPr>
+        <w:t xml:space="preserve"> ah, 3Bh                 ;3Bh = CD</w:t>
+      </w:r>
+    </w:p>
+    <w:p>
+      <w:pPr>
+        <w:spacing w:after="0" w:line="240" w:lineRule="auto"/>
+        <w:rPr>
+          <w:rFonts w:ascii="Cascadia Code" w:hAnsi="Cascadia Code"/>
+          <w:sz w:val="20"/>
+          <w:szCs w:val="20"/>
+        </w:rPr>
+      </w:pPr>
+      <w:r>
+        <w:rPr>
+          <w:rFonts w:ascii="Cascadia Code" w:hAnsi="Cascadia Code"/>
+          <w:sz w:val="20"/>
+          <w:szCs w:val="20"/>
+        </w:rPr>
+        <w:t xml:space="preserve">    lea </w:t>
+      </w:r>
+      <w:proofErr w:type="spellStart"/>
+      <w:r>
+        <w:rPr>
+          <w:rFonts w:ascii="Cascadia Code" w:hAnsi="Cascadia Code"/>
+          <w:sz w:val="20"/>
+          <w:szCs w:val="20"/>
+        </w:rPr>
+        <w:t>dx</w:t>
+      </w:r>
+      <w:proofErr w:type="spellEnd"/>
+      <w:r>
+        <w:rPr>
+          <w:rFonts w:ascii="Cascadia Code" w:hAnsi="Cascadia Code"/>
+          <w:sz w:val="20"/>
+          <w:szCs w:val="20"/>
+        </w:rPr>
+        <w:t xml:space="preserve">, </w:t>
+      </w:r>
+      <w:proofErr w:type="spellStart"/>
+      <w:r>
+        <w:rPr>
+          <w:rFonts w:ascii="Cascadia Code" w:hAnsi="Cascadia Code"/>
+          <w:sz w:val="20"/>
+          <w:szCs w:val="20"/>
+        </w:rPr>
+        <w:t>dirAlumno</w:t>
+      </w:r>
+      <w:proofErr w:type="spellEnd"/>
+    </w:p>
+    <w:p>
+      <w:pPr>
+        <w:spacing w:after="0" w:line="240" w:lineRule="auto"/>
+        <w:rPr>
+          <w:rFonts w:ascii="Cascadia Code" w:hAnsi="Cascadia Code"/>
+          <w:sz w:val="20"/>
+          <w:szCs w:val="20"/>
+        </w:rPr>
+      </w:pPr>
+      <w:r>
+        <w:rPr>
+          <w:rFonts w:ascii="Cascadia Code" w:hAnsi="Cascadia Code"/>
+          <w:sz w:val="20"/>
+          <w:szCs w:val="20"/>
+        </w:rPr>
+        <w:t xml:space="preserve">    </w:t>
+      </w:r>
+      <w:proofErr w:type="spellStart"/>
+      <w:r>
+        <w:rPr>
+          <w:rFonts w:ascii="Cascadia Code" w:hAnsi="Cascadia Code"/>
+          <w:sz w:val="20"/>
+          <w:szCs w:val="20"/>
+        </w:rPr>
+        <w:t>int</w:t>
+      </w:r>
+      <w:proofErr w:type="spellEnd"/>
+      <w:r>
+        <w:rPr>
+          <w:rFonts w:ascii="Cascadia Code" w:hAnsi="Cascadia Code"/>
+          <w:sz w:val="20"/>
+          <w:szCs w:val="20"/>
+        </w:rPr>
+        <w:t xml:space="preserve"> 21h</w:t>
+      </w:r>
+    </w:p>
+    <w:p>
+      <w:pPr>
+        <w:spacing w:after="0" w:line="240" w:lineRule="auto"/>
+        <w:rPr>
+          <w:rFonts w:ascii="Cascadia Code" w:hAnsi="Cascadia Code"/>
+          <w:sz w:val="20"/>
+          <w:szCs w:val="20"/>
+        </w:rPr>
+      </w:pPr>
+    </w:p>
+    <w:p>
+      <w:pPr>
+        <w:spacing w:after="0" w:line="240" w:lineRule="auto"/>
+        <w:rPr>
+          <w:rFonts w:ascii="Cascadia Code" w:hAnsi="Cascadia Code"/>
+          <w:sz w:val="20"/>
+          <w:szCs w:val="20"/>
+        </w:rPr>
+      </w:pPr>
+      <w:r>
+        <w:rPr>
+          <w:rFonts w:ascii="Cascadia Code" w:hAnsi="Cascadia Code"/>
+          <w:sz w:val="20"/>
+          <w:szCs w:val="20"/>
+        </w:rPr>
+        <w:t xml:space="preserve">    </w:t>
+      </w:r>
+      <w:proofErr w:type="gramStart"/>
+      <w:r>
+        <w:rPr>
+          <w:rFonts w:ascii="Cascadia Code" w:hAnsi="Cascadia Code"/>
+          <w:sz w:val="20"/>
+          <w:szCs w:val="20"/>
+        </w:rPr>
+        <w:t>;Mostrar</w:t>
+      </w:r>
+      <w:proofErr w:type="gramEnd"/>
+      <w:r>
+        <w:rPr>
+          <w:rFonts w:ascii="Cascadia Code" w:hAnsi="Cascadia Code"/>
+          <w:sz w:val="20"/>
+          <w:szCs w:val="20"/>
+        </w:rPr>
+        <w:t xml:space="preserve"> en pantalla el directorio actual</w:t>
+      </w:r>
+    </w:p>
+    <w:p>
+      <w:pPr>
+        <w:spacing w:after="0" w:line="240" w:lineRule="auto"/>
+        <w:rPr>
+          <w:rFonts w:ascii="Cascadia Code" w:hAnsi="Cascadia Code"/>
+          <w:sz w:val="20"/>
+          <w:szCs w:val="20"/>
+          <w:lang w:val="en-US"/>
+        </w:rPr>
+      </w:pPr>
+      <w:r>
+        <w:rPr>
+          <w:rFonts w:ascii="Cascadia Code" w:hAnsi="Cascadia Code"/>
+          <w:sz w:val="20"/>
+          <w:szCs w:val="20"/>
+        </w:rPr>
+        <w:t xml:space="preserve">    </w:t>
+      </w:r>
+      <w:r>
+        <w:rPr>
+          <w:rFonts w:ascii="Cascadia Code" w:hAnsi="Cascadia Code"/>
+          <w:sz w:val="20"/>
+          <w:szCs w:val="20"/>
+          <w:lang w:val="en-US"/>
+        </w:rPr>
+        <w:t xml:space="preserve">lea dx, </w:t>
+      </w:r>
+      <w:proofErr w:type="spellStart"/>
+      <w:r>
+        <w:rPr>
+          <w:rFonts w:ascii="Cascadia Code" w:hAnsi="Cascadia Code"/>
+          <w:sz w:val="20"/>
+          <w:szCs w:val="20"/>
+          <w:lang w:val="en-US"/>
+        </w:rPr>
+        <w:t>msgDir</w:t>
+      </w:r>
+      <w:proofErr w:type="spellEnd"/>
+    </w:p>
+    <w:p>
+      <w:pPr>
+        <w:spacing w:after="0" w:line="240" w:lineRule="auto"/>
+        <w:rPr>
+          <w:rFonts w:ascii="Cascadia Code" w:hAnsi="Cascadia Code"/>
+          <w:sz w:val="20"/>
+          <w:szCs w:val="20"/>
+          <w:lang w:val="en-US"/>
+        </w:rPr>
+      </w:pPr>
+      <w:r>
+        <w:rPr>
+          <w:rFonts w:ascii="Cascadia Code" w:hAnsi="Cascadia Code"/>
+          <w:sz w:val="20"/>
+          <w:szCs w:val="20"/>
+          <w:lang w:val="en-US"/>
+        </w:rPr>
+        <w:t xml:space="preserve">    </w:t>
+      </w:r>
+      <w:proofErr w:type="gramStart"/>
+      <w:r>
+        <w:rPr>
+          <w:rFonts w:ascii="Cascadia Code" w:hAnsi="Cascadia Code"/>
+          <w:sz w:val="20"/>
+          <w:szCs w:val="20"/>
+          <w:lang w:val="en-US"/>
+        </w:rPr>
+        <w:t>mov</w:t>
+      </w:r>
+      <w:proofErr w:type="gramEnd"/>
+      <w:r>
+        <w:rPr>
+          <w:rFonts w:ascii="Cascadia Code" w:hAnsi="Cascadia Code"/>
+          <w:sz w:val="20"/>
+          <w:szCs w:val="20"/>
+          <w:lang w:val="en-US"/>
+        </w:rPr>
+        <w:t xml:space="preserve"> ah, 09h</w:t>
+      </w:r>
+    </w:p>
+    <w:p>
+      <w:pPr>
+        <w:spacing w:after="0" w:line="240" w:lineRule="auto"/>
+        <w:rPr>
+          <w:rFonts w:ascii="Cascadia Code" w:hAnsi="Cascadia Code"/>
+          <w:sz w:val="20"/>
+          <w:szCs w:val="20"/>
+          <w:lang w:val="en-US"/>
+        </w:rPr>
+      </w:pPr>
+      <w:r>
+        <w:rPr>
+          <w:rFonts w:ascii="Cascadia Code" w:hAnsi="Cascadia Code"/>
+          <w:sz w:val="20"/>
+          <w:szCs w:val="20"/>
+          <w:lang w:val="en-US"/>
+        </w:rPr>
+        <w:t xml:space="preserve">    int 21h</w:t>
+      </w:r>
+    </w:p>
+    <w:p>
+      <w:pPr>
+        <w:spacing w:after="0" w:line="240" w:lineRule="auto"/>
+        <w:rPr>
+          <w:rFonts w:ascii="Cascadia Code" w:hAnsi="Cascadia Code"/>
+          <w:sz w:val="20"/>
+          <w:szCs w:val="20"/>
+          <w:lang w:val="en-US"/>
+        </w:rPr>
+      </w:pPr>
+    </w:p>
+    <w:p>
+      <w:pPr>
+        <w:spacing w:after="0" w:line="240" w:lineRule="auto"/>
+        <w:rPr>
+          <w:rFonts w:ascii="Cascadia Code" w:hAnsi="Cascadia Code"/>
+          <w:sz w:val="20"/>
+          <w:szCs w:val="20"/>
+          <w:lang w:val="en-US"/>
+        </w:rPr>
+      </w:pPr>
+      <w:r>
+        <w:rPr>
+          <w:rFonts w:ascii="Cascadia Code" w:hAnsi="Cascadia Code"/>
+          <w:sz w:val="20"/>
+          <w:szCs w:val="20"/>
+          <w:lang w:val="en-US"/>
+        </w:rPr>
+        <w:t xml:space="preserve">    mov ah, 47h                 ;47h = GET CURRENT DIRECTORY</w:t>
+      </w:r>
+    </w:p>
+    <w:p>
+      <w:pPr>
+        <w:spacing w:after="0" w:line="240" w:lineRule="auto"/>
+        <w:rPr>
+          <w:rFonts w:ascii="Cascadia Code" w:hAnsi="Cascadia Code"/>
+          <w:sz w:val="20"/>
+          <w:szCs w:val="20"/>
+        </w:rPr>
+      </w:pPr>
+      <w:r>
+        <w:rPr>
+          <w:rFonts w:ascii="Cascadia Code" w:hAnsi="Cascadia Code"/>
+          <w:sz w:val="20"/>
+          <w:szCs w:val="20"/>
+          <w:lang w:val="en-US"/>
+        </w:rPr>
+        <w:t xml:space="preserve">    </w:t>
+      </w:r>
+      <w:proofErr w:type="spellStart"/>
+      <w:r>
+        <w:rPr>
+          <w:rFonts w:ascii="Cascadia Code" w:hAnsi="Cascadia Code"/>
+          <w:sz w:val="20"/>
+          <w:szCs w:val="20"/>
+        </w:rPr>
+        <w:t>mov</w:t>
+      </w:r>
+      <w:proofErr w:type="spellEnd"/>
+      <w:r>
+        <w:rPr>
+          <w:rFonts w:ascii="Cascadia Code" w:hAnsi="Cascadia Code"/>
+          <w:sz w:val="20"/>
+          <w:szCs w:val="20"/>
+        </w:rPr>
+        <w:t xml:space="preserve"> dl, 0                 </w:t>
+      </w:r>
+      <w:proofErr w:type="gramStart"/>
+      <w:r>
+        <w:rPr>
+          <w:rFonts w:ascii="Cascadia Code" w:hAnsi="Cascadia Code"/>
+          <w:sz w:val="20"/>
+          <w:szCs w:val="20"/>
+        </w:rPr>
+        <w:t xml:space="preserve">  ;unidad</w:t>
+      </w:r>
+      <w:proofErr w:type="gramEnd"/>
+      <w:r>
+        <w:rPr>
+          <w:rFonts w:ascii="Cascadia Code" w:hAnsi="Cascadia Code"/>
+          <w:sz w:val="20"/>
+          <w:szCs w:val="20"/>
+        </w:rPr>
+        <w:t xml:space="preserve"> por defecto</w:t>
+      </w:r>
+    </w:p>
+    <w:p>
+      <w:pPr>
+        <w:spacing w:after="0" w:line="240" w:lineRule="auto"/>
+        <w:rPr>
+          <w:rFonts w:ascii="Cascadia Code" w:hAnsi="Cascadia Code"/>
+          <w:sz w:val="20"/>
+          <w:szCs w:val="20"/>
+        </w:rPr>
+      </w:pPr>
+      <w:r>
+        <w:rPr>
+          <w:rFonts w:ascii="Cascadia Code" w:hAnsi="Cascadia Code"/>
+          <w:sz w:val="20"/>
+          <w:szCs w:val="20"/>
+        </w:rPr>
+        <w:t xml:space="preserve">    lea si, </w:t>
+      </w:r>
+      <w:proofErr w:type="spellStart"/>
+      <w:r>
+        <w:rPr>
+          <w:rFonts w:ascii="Cascadia Code" w:hAnsi="Cascadia Code"/>
+          <w:sz w:val="20"/>
+          <w:szCs w:val="20"/>
+        </w:rPr>
+        <w:t>bufferDir</w:t>
+      </w:r>
+      <w:proofErr w:type="spellEnd"/>
+      <w:r>
+        <w:rPr>
+          <w:rFonts w:ascii="Cascadia Code" w:hAnsi="Cascadia Code"/>
+          <w:sz w:val="20"/>
+          <w:szCs w:val="20"/>
+        </w:rPr>
+        <w:t xml:space="preserve">         </w:t>
+      </w:r>
+      <w:proofErr w:type="gramStart"/>
+      <w:r>
+        <w:rPr>
+          <w:rFonts w:ascii="Cascadia Code" w:hAnsi="Cascadia Code"/>
+          <w:sz w:val="20"/>
+          <w:szCs w:val="20"/>
+        </w:rPr>
+        <w:t xml:space="preserve">  ;DS</w:t>
+      </w:r>
+      <w:proofErr w:type="gramEnd"/>
+      <w:r>
+        <w:rPr>
+          <w:rFonts w:ascii="Cascadia Code" w:hAnsi="Cascadia Code"/>
+          <w:sz w:val="20"/>
+          <w:szCs w:val="20"/>
+        </w:rPr>
+        <w:t>:SI = buffer</w:t>
+      </w:r>
+    </w:p>
+    <w:p>
+      <w:pPr>
+        <w:spacing w:after="0" w:line="240" w:lineRule="auto"/>
+        <w:rPr>
+          <w:rFonts w:ascii="Cascadia Code" w:hAnsi="Cascadia Code"/>
+          <w:sz w:val="20"/>
+          <w:szCs w:val="20"/>
+        </w:rPr>
+      </w:pPr>
+      <w:r>
+        <w:rPr>
+          <w:rFonts w:ascii="Cascadia Code" w:hAnsi="Cascadia Code"/>
+          <w:sz w:val="20"/>
+          <w:szCs w:val="20"/>
+        </w:rPr>
+        <w:t xml:space="preserve">    </w:t>
+      </w:r>
+      <w:proofErr w:type="spellStart"/>
+      <w:r>
+        <w:rPr>
+          <w:rFonts w:ascii="Cascadia Code" w:hAnsi="Cascadia Code"/>
+          <w:sz w:val="20"/>
+          <w:szCs w:val="20"/>
+        </w:rPr>
+        <w:t>int</w:t>
+      </w:r>
+      <w:proofErr w:type="spellEnd"/>
+      <w:r>
+        <w:rPr>
+          <w:rFonts w:ascii="Cascadia Code" w:hAnsi="Cascadia Code"/>
+          <w:sz w:val="20"/>
+          <w:szCs w:val="20"/>
+        </w:rPr>
+        <w:t xml:space="preserve"> 21h</w:t>
+      </w:r>
+    </w:p>
+    <w:p>
+      <w:pPr>
+        <w:spacing w:after="0" w:line="240" w:lineRule="auto"/>
+        <w:rPr>
+          <w:rFonts w:ascii="Cascadia Code" w:hAnsi="Cascadia Code"/>
+          <w:sz w:val="20"/>
+          <w:szCs w:val="20"/>
+        </w:rPr>
+      </w:pPr>
+    </w:p>
+    <w:p>
+      <w:pPr>
+        <w:spacing w:after="0" w:line="240" w:lineRule="auto"/>
+        <w:rPr>
+          <w:rFonts w:ascii="Cascadia Code" w:hAnsi="Cascadia Code"/>
+          <w:sz w:val="20"/>
+          <w:szCs w:val="20"/>
+        </w:rPr>
+      </w:pPr>
+      <w:r>
+        <w:rPr>
+          <w:rFonts w:ascii="Cascadia Code" w:hAnsi="Cascadia Code"/>
+          <w:sz w:val="20"/>
+          <w:szCs w:val="20"/>
+        </w:rPr>
+        <w:t xml:space="preserve">    lea si, </w:t>
+      </w:r>
+      <w:proofErr w:type="spellStart"/>
+      <w:r>
+        <w:rPr>
+          <w:rFonts w:ascii="Cascadia Code" w:hAnsi="Cascadia Code"/>
+          <w:sz w:val="20"/>
+          <w:szCs w:val="20"/>
+        </w:rPr>
+        <w:t>bufferDir</w:t>
+      </w:r>
+      <w:proofErr w:type="spellEnd"/>
+      <w:r>
+        <w:rPr>
+          <w:rFonts w:ascii="Cascadia Code" w:hAnsi="Cascadia Code"/>
+          <w:sz w:val="20"/>
+          <w:szCs w:val="20"/>
+        </w:rPr>
+        <w:t xml:space="preserve"> </w:t>
+      </w:r>
+    </w:p>
+    <w:p>
+      <w:pPr>
+        <w:spacing w:after="0" w:line="240" w:lineRule="auto"/>
+        <w:rPr>
+          <w:rFonts w:ascii="Cascadia Code" w:hAnsi="Cascadia Code"/>
+          <w:sz w:val="20"/>
+          <w:szCs w:val="20"/>
+        </w:rPr>
+      </w:pPr>
+      <w:r>
+        <w:rPr>
+          <w:rFonts w:ascii="Cascadia Code" w:hAnsi="Cascadia Code"/>
+          <w:sz w:val="20"/>
+          <w:szCs w:val="20"/>
+        </w:rPr>
+        <w:t xml:space="preserve">    </w:t>
+      </w:r>
+    </w:p>
+    <w:p>
+      <w:pPr>
+        <w:spacing w:after="0" w:line="240" w:lineRule="auto"/>
+        <w:rPr>
+          <w:rFonts w:ascii="Cascadia Code" w:hAnsi="Cascadia Code"/>
+          <w:sz w:val="20"/>
+          <w:szCs w:val="20"/>
+        </w:rPr>
+      </w:pPr>
+      <w:r>
+        <w:rPr>
+          <w:rFonts w:ascii="Cascadia Code" w:hAnsi="Cascadia Code"/>
+          <w:sz w:val="20"/>
+          <w:szCs w:val="20"/>
+        </w:rPr>
+        <w:t>mostrar:</w:t>
+      </w:r>
+    </w:p>
+    <w:p>
+      <w:pPr>
+        <w:spacing w:after="0" w:line="240" w:lineRule="auto"/>
+        <w:rPr>
+          <w:rFonts w:ascii="Cascadia Code" w:hAnsi="Cascadia Code"/>
+          <w:sz w:val="20"/>
+          <w:szCs w:val="20"/>
+        </w:rPr>
+      </w:pPr>
+      <w:r>
+        <w:rPr>
+          <w:rFonts w:ascii="Cascadia Code" w:hAnsi="Cascadia Code"/>
+          <w:sz w:val="20"/>
+          <w:szCs w:val="20"/>
+        </w:rPr>
+        <w:t xml:space="preserve">    </w:t>
+      </w:r>
+      <w:proofErr w:type="spellStart"/>
+      <w:r>
+        <w:rPr>
+          <w:rFonts w:ascii="Cascadia Code" w:hAnsi="Cascadia Code"/>
+          <w:sz w:val="20"/>
+          <w:szCs w:val="20"/>
+        </w:rPr>
+        <w:t>lodsb</w:t>
+      </w:r>
+      <w:proofErr w:type="spellEnd"/>
+    </w:p>
+    <w:p>
+      <w:pPr>
+        <w:spacing w:after="0" w:line="240" w:lineRule="auto"/>
+        <w:rPr>
+          <w:rFonts w:ascii="Cascadia Code" w:hAnsi="Cascadia Code"/>
+          <w:sz w:val="20"/>
+          <w:szCs w:val="20"/>
+        </w:rPr>
+      </w:pPr>
+      <w:r>
+        <w:rPr>
+          <w:rFonts w:ascii="Cascadia Code" w:hAnsi="Cascadia Code"/>
+          <w:sz w:val="20"/>
+          <w:szCs w:val="20"/>
+        </w:rPr>
+        <w:t xml:space="preserve">    </w:t>
+      </w:r>
+      <w:proofErr w:type="spellStart"/>
+      <w:r>
+        <w:rPr>
+          <w:rFonts w:ascii="Cascadia Code" w:hAnsi="Cascadia Code"/>
+          <w:sz w:val="20"/>
+          <w:szCs w:val="20"/>
+        </w:rPr>
+        <w:t>cmp</w:t>
+      </w:r>
+      <w:proofErr w:type="spellEnd"/>
+      <w:r>
+        <w:rPr>
+          <w:rFonts w:ascii="Cascadia Code" w:hAnsi="Cascadia Code"/>
+          <w:sz w:val="20"/>
+          <w:szCs w:val="20"/>
+        </w:rPr>
+        <w:t xml:space="preserve"> al, 0</w:t>
+      </w:r>
+    </w:p>
+    <w:p>
+      <w:pPr>
+        <w:spacing w:after="0" w:line="240" w:lineRule="auto"/>
+        <w:rPr>
+          <w:rFonts w:ascii="Cascadia Code" w:hAnsi="Cascadia Code"/>
+          <w:sz w:val="20"/>
+          <w:szCs w:val="20"/>
+        </w:rPr>
+      </w:pPr>
+      <w:r>
+        <w:rPr>
+          <w:rFonts w:ascii="Cascadia Code" w:hAnsi="Cascadia Code"/>
+          <w:sz w:val="20"/>
+          <w:szCs w:val="20"/>
+        </w:rPr>
+        <w:t xml:space="preserve">    </w:t>
+      </w:r>
+      <w:proofErr w:type="gramStart"/>
+      <w:r>
+        <w:rPr>
+          <w:rFonts w:ascii="Cascadia Code" w:hAnsi="Cascadia Code"/>
+          <w:sz w:val="20"/>
+          <w:szCs w:val="20"/>
+        </w:rPr>
+        <w:t xml:space="preserve">je  </w:t>
+      </w:r>
+      <w:proofErr w:type="spellStart"/>
+      <w:r>
+        <w:rPr>
+          <w:rFonts w:ascii="Cascadia Code" w:hAnsi="Cascadia Code"/>
+          <w:sz w:val="20"/>
+          <w:szCs w:val="20"/>
+        </w:rPr>
+        <w:t>finMostrar</w:t>
+      </w:r>
+      <w:proofErr w:type="spellEnd"/>
+      <w:proofErr w:type="gramEnd"/>
+    </w:p>
+    <w:p>
+      <w:pPr>
+        <w:spacing w:after="0" w:line="240" w:lineRule="auto"/>
+        <w:rPr>
+          <w:rFonts w:ascii="Cascadia Code" w:hAnsi="Cascadia Code"/>
+          <w:sz w:val="20"/>
+          <w:szCs w:val="20"/>
+        </w:rPr>
+      </w:pPr>
+      <w:r>
+        <w:rPr>
+          <w:rFonts w:ascii="Cascadia Code" w:hAnsi="Cascadia Code"/>
+          <w:sz w:val="20"/>
+          <w:szCs w:val="20"/>
+        </w:rPr>
+        <w:t xml:space="preserve">    </w:t>
+      </w:r>
+      <w:proofErr w:type="spellStart"/>
+      <w:r>
+        <w:rPr>
+          <w:rFonts w:ascii="Cascadia Code" w:hAnsi="Cascadia Code"/>
+          <w:sz w:val="20"/>
+          <w:szCs w:val="20"/>
+        </w:rPr>
+        <w:t>mov</w:t>
+      </w:r>
+      <w:proofErr w:type="spellEnd"/>
+      <w:r>
+        <w:rPr>
+          <w:rFonts w:ascii="Cascadia Code" w:hAnsi="Cascadia Code"/>
+          <w:sz w:val="20"/>
+          <w:szCs w:val="20"/>
+        </w:rPr>
+        <w:t xml:space="preserve"> dl, al</w:t>
+      </w:r>
+    </w:p>
+    <w:p>
+      <w:pPr>
+        <w:spacing w:after="0" w:line="240" w:lineRule="auto"/>
+        <w:rPr>
+          <w:rFonts w:ascii="Cascadia Code" w:hAnsi="Cascadia Code"/>
+          <w:sz w:val="20"/>
+          <w:szCs w:val="20"/>
+          <w:lang w:val="en-US"/>
+        </w:rPr>
+      </w:pPr>
+      <w:r>
+        <w:rPr>
+          <w:rFonts w:ascii="Cascadia Code" w:hAnsi="Cascadia Code"/>
+          <w:sz w:val="20"/>
+          <w:szCs w:val="20"/>
+        </w:rPr>
+        <w:t xml:space="preserve">    </w:t>
+      </w:r>
+      <w:r>
+        <w:rPr>
+          <w:rFonts w:ascii="Cascadia Code" w:hAnsi="Cascadia Code"/>
+          <w:sz w:val="20"/>
+          <w:szCs w:val="20"/>
+          <w:lang w:val="en-US"/>
+        </w:rPr>
+        <w:t xml:space="preserve">mov ah, 02h                   ;02h = </w:t>
+      </w:r>
+      <w:proofErr w:type="spellStart"/>
+      <w:r>
+        <w:rPr>
+          <w:rFonts w:ascii="Cascadia Code" w:hAnsi="Cascadia Code"/>
+          <w:sz w:val="20"/>
+          <w:szCs w:val="20"/>
+          <w:lang w:val="en-US"/>
+        </w:rPr>
+        <w:t>imprimir</w:t>
+      </w:r>
+      <w:proofErr w:type="spellEnd"/>
+      <w:r>
+        <w:rPr>
+          <w:rFonts w:ascii="Cascadia Code" w:hAnsi="Cascadia Code"/>
+          <w:sz w:val="20"/>
+          <w:szCs w:val="20"/>
+          <w:lang w:val="en-US"/>
+        </w:rPr>
+        <w:t xml:space="preserve"> </w:t>
+      </w:r>
+      <w:proofErr w:type="spellStart"/>
+      <w:r>
+        <w:rPr>
+          <w:rFonts w:ascii="Cascadia Code" w:hAnsi="Cascadia Code"/>
+          <w:sz w:val="20"/>
+          <w:szCs w:val="20"/>
+          <w:lang w:val="en-US"/>
+        </w:rPr>
+        <w:t>caracter</w:t>
+      </w:r>
+      <w:proofErr w:type="spellEnd"/>
+    </w:p>
+    <w:p>
+      <w:pPr>
+        <w:spacing w:after="0" w:line="240" w:lineRule="auto"/>
+        <w:rPr>
+          <w:rFonts w:ascii="Cascadia Code" w:hAnsi="Cascadia Code"/>
+          <w:sz w:val="20"/>
+          <w:szCs w:val="20"/>
+          <w:lang w:val="en-US"/>
+        </w:rPr>
+      </w:pPr>
+      <w:r>
+        <w:rPr>
+          <w:rFonts w:ascii="Cascadia Code" w:hAnsi="Cascadia Code"/>
+          <w:sz w:val="20"/>
+          <w:szCs w:val="20"/>
+          <w:lang w:val="en-US"/>
+        </w:rPr>
+        <w:t xml:space="preserve">    int 21h</w:t>
+      </w:r>
+    </w:p>
+    <w:p>
+      <w:pPr>
+        <w:spacing w:after="0" w:line="240" w:lineRule="auto"/>
+        <w:rPr>
+          <w:rFonts w:ascii="Cascadia Code" w:hAnsi="Cascadia Code"/>
+          <w:sz w:val="20"/>
+          <w:szCs w:val="20"/>
+        </w:rPr>
+      </w:pPr>
+      <w:r>
+        <w:rPr>
+          <w:rFonts w:ascii="Cascadia Code" w:hAnsi="Cascadia Code"/>
+          <w:sz w:val="20"/>
+          <w:szCs w:val="20"/>
+          <w:lang w:val="en-US"/>
+        </w:rPr>
+        <w:t xml:space="preserve">    </w:t>
+      </w:r>
+      <w:proofErr w:type="spellStart"/>
+      <w:r>
+        <w:rPr>
+          <w:rFonts w:ascii="Cascadia Code" w:hAnsi="Cascadia Code"/>
+          <w:sz w:val="20"/>
+          <w:szCs w:val="20"/>
+        </w:rPr>
+        <w:t>jmp</w:t>
+      </w:r>
+      <w:proofErr w:type="spellEnd"/>
+      <w:r>
+        <w:rPr>
+          <w:rFonts w:ascii="Cascadia Code" w:hAnsi="Cascadia Code"/>
+          <w:sz w:val="20"/>
+          <w:szCs w:val="20"/>
+        </w:rPr>
+        <w:t xml:space="preserve"> mostrar</w:t>
+      </w:r>
+    </w:p>
+    <w:p>
+      <w:pPr>
+        <w:spacing w:after="0" w:line="240" w:lineRule="auto"/>
+        <w:rPr>
+          <w:rFonts w:ascii="Cascadia Code" w:hAnsi="Cascadia Code"/>
+          <w:sz w:val="20"/>
+          <w:szCs w:val="20"/>
+        </w:rPr>
+      </w:pPr>
+      <w:proofErr w:type="spellStart"/>
+      <w:r>
+        <w:rPr>
+          <w:rFonts w:ascii="Cascadia Code" w:hAnsi="Cascadia Code"/>
+          <w:sz w:val="20"/>
+          <w:szCs w:val="20"/>
+        </w:rPr>
+        <w:t>finMostrar</w:t>
+      </w:r>
+      <w:proofErr w:type="spellEnd"/>
+      <w:r>
+        <w:rPr>
+          <w:rFonts w:ascii="Cascadia Code" w:hAnsi="Cascadia Code"/>
+          <w:sz w:val="20"/>
+          <w:szCs w:val="20"/>
+        </w:rPr>
+        <w:t>:</w:t>
+      </w:r>
+    </w:p>
+    <w:p>
+      <w:pPr>
+        <w:spacing w:after="0" w:line="240" w:lineRule="auto"/>
+        <w:rPr>
+          <w:rFonts w:ascii="Cascadia Code" w:hAnsi="Cascadia Code"/>
+          <w:sz w:val="20"/>
+          <w:szCs w:val="20"/>
+        </w:rPr>
+      </w:pPr>
+    </w:p>
+    <w:p>
+      <w:pPr>
+        <w:spacing w:after="0" w:line="240" w:lineRule="auto"/>
+        <w:rPr>
+          <w:rFonts w:ascii="Cascadia Code" w:hAnsi="Cascadia Code"/>
+          <w:sz w:val="20"/>
+          <w:szCs w:val="20"/>
+        </w:rPr>
+      </w:pPr>
+      <w:r>
+        <w:rPr>
+          <w:rFonts w:ascii="Cascadia Code" w:hAnsi="Cascadia Code"/>
+          <w:sz w:val="20"/>
+          <w:szCs w:val="20"/>
+        </w:rPr>
+        <w:t xml:space="preserve">    </w:t>
+      </w:r>
+      <w:proofErr w:type="gramStart"/>
+      <w:r>
+        <w:rPr>
+          <w:rFonts w:ascii="Cascadia Code" w:hAnsi="Cascadia Code"/>
+          <w:sz w:val="20"/>
+          <w:szCs w:val="20"/>
+        </w:rPr>
+        <w:t>;Crear</w:t>
+      </w:r>
+      <w:proofErr w:type="gramEnd"/>
+      <w:r>
+        <w:rPr>
+          <w:rFonts w:ascii="Cascadia Code" w:hAnsi="Cascadia Code"/>
+          <w:sz w:val="20"/>
+          <w:szCs w:val="20"/>
+        </w:rPr>
+        <w:t xml:space="preserve"> archivo primer_apellido.txt</w:t>
+      </w:r>
+    </w:p>
+    <w:p>
+      <w:pPr>
+        <w:spacing w:after="0" w:line="240" w:lineRule="auto"/>
+        <w:rPr>
+          <w:rFonts w:ascii="Cascadia Code" w:hAnsi="Cascadia Code"/>
+          <w:sz w:val="20"/>
+          <w:szCs w:val="20"/>
+        </w:rPr>
+      </w:pPr>
+      <w:r>
+        <w:rPr>
+          <w:rFonts w:ascii="Cascadia Code" w:hAnsi="Cascadia Code"/>
+          <w:sz w:val="20"/>
+          <w:szCs w:val="20"/>
+        </w:rPr>
+        <w:t xml:space="preserve">    </w:t>
+      </w:r>
+    </w:p>
+    <w:p>
+      <w:pPr>
+        <w:spacing w:after="0" w:line="240" w:lineRule="auto"/>
+        <w:rPr>
+          <w:rFonts w:ascii="Cascadia Code" w:hAnsi="Cascadia Code"/>
+          <w:sz w:val="20"/>
+          <w:szCs w:val="20"/>
+          <w:lang w:val="en-US"/>
+        </w:rPr>
+      </w:pPr>
+      <w:r>
+        <w:rPr>
+          <w:rFonts w:ascii="Cascadia Code" w:hAnsi="Cascadia Code"/>
+          <w:sz w:val="20"/>
+          <w:szCs w:val="20"/>
+        </w:rPr>
+        <w:t xml:space="preserve">    </w:t>
+      </w:r>
+      <w:r>
+        <w:rPr>
+          <w:rFonts w:ascii="Cascadia Code" w:hAnsi="Cascadia Code"/>
+          <w:sz w:val="20"/>
+          <w:szCs w:val="20"/>
+          <w:lang w:val="en-US"/>
+        </w:rPr>
+        <w:t>mov ah, 3Ch                 ;3Ch = CREATE FILE</w:t>
+      </w:r>
+    </w:p>
+    <w:p>
+      <w:pPr>
+        <w:spacing w:after="0" w:line="240" w:lineRule="auto"/>
+        <w:rPr>
+          <w:rFonts w:ascii="Cascadia Code" w:hAnsi="Cascadia Code"/>
+          <w:sz w:val="20"/>
+          <w:szCs w:val="20"/>
+        </w:rPr>
+      </w:pPr>
+      <w:r>
+        <w:rPr>
+          <w:rFonts w:ascii="Cascadia Code" w:hAnsi="Cascadia Code"/>
+          <w:sz w:val="20"/>
+          <w:szCs w:val="20"/>
+          <w:lang w:val="en-US"/>
+        </w:rPr>
+        <w:t xml:space="preserve">    </w:t>
+      </w:r>
+      <w:proofErr w:type="spellStart"/>
+      <w:r>
+        <w:rPr>
+          <w:rFonts w:ascii="Cascadia Code" w:hAnsi="Cascadia Code"/>
+          <w:sz w:val="20"/>
+          <w:szCs w:val="20"/>
+        </w:rPr>
+        <w:t>mov</w:t>
+      </w:r>
+      <w:proofErr w:type="spellEnd"/>
+      <w:r>
+        <w:rPr>
+          <w:rFonts w:ascii="Cascadia Code" w:hAnsi="Cascadia Code"/>
+          <w:sz w:val="20"/>
+          <w:szCs w:val="20"/>
+        </w:rPr>
+        <w:t xml:space="preserve"> </w:t>
+      </w:r>
+      <w:proofErr w:type="spellStart"/>
+      <w:r>
+        <w:rPr>
+          <w:rFonts w:ascii="Cascadia Code" w:hAnsi="Cascadia Code"/>
+          <w:sz w:val="20"/>
+          <w:szCs w:val="20"/>
+        </w:rPr>
+        <w:t>cx</w:t>
+      </w:r>
+      <w:proofErr w:type="spellEnd"/>
+      <w:r>
+        <w:rPr>
+          <w:rFonts w:ascii="Cascadia Code" w:hAnsi="Cascadia Code"/>
+          <w:sz w:val="20"/>
+          <w:szCs w:val="20"/>
+        </w:rPr>
+        <w:t xml:space="preserve">, 0                 </w:t>
+      </w:r>
+      <w:proofErr w:type="gramStart"/>
+      <w:r>
+        <w:rPr>
+          <w:rFonts w:ascii="Cascadia Code" w:hAnsi="Cascadia Code"/>
+          <w:sz w:val="20"/>
+          <w:szCs w:val="20"/>
+        </w:rPr>
+        <w:t xml:space="preserve">  ;atributos</w:t>
+      </w:r>
+      <w:proofErr w:type="gramEnd"/>
+      <w:r>
+        <w:rPr>
+          <w:rFonts w:ascii="Cascadia Code" w:hAnsi="Cascadia Code"/>
+          <w:sz w:val="20"/>
+          <w:szCs w:val="20"/>
+        </w:rPr>
+        <w:t xml:space="preserve"> normales</w:t>
+      </w:r>
+    </w:p>
+    <w:p>
+      <w:pPr>
+        <w:spacing w:after="0" w:line="240" w:lineRule="auto"/>
+        <w:rPr>
+          <w:rFonts w:ascii="Cascadia Code" w:hAnsi="Cascadia Code"/>
+          <w:sz w:val="20"/>
+          <w:szCs w:val="20"/>
+        </w:rPr>
+      </w:pPr>
+      <w:r>
+        <w:rPr>
+          <w:rFonts w:ascii="Cascadia Code" w:hAnsi="Cascadia Code"/>
+          <w:sz w:val="20"/>
+          <w:szCs w:val="20"/>
+        </w:rPr>
+        <w:t xml:space="preserve">    lea </w:t>
+      </w:r>
+      <w:proofErr w:type="spellStart"/>
+      <w:r>
+        <w:rPr>
+          <w:rFonts w:ascii="Cascadia Code" w:hAnsi="Cascadia Code"/>
+          <w:sz w:val="20"/>
+          <w:szCs w:val="20"/>
+        </w:rPr>
+        <w:t>dx</w:t>
+      </w:r>
+      <w:proofErr w:type="spellEnd"/>
+      <w:r>
+        <w:rPr>
+          <w:rFonts w:ascii="Cascadia Code" w:hAnsi="Cascadia Code"/>
+          <w:sz w:val="20"/>
+          <w:szCs w:val="20"/>
+        </w:rPr>
+        <w:t>, archivo</w:t>
+      </w:r>
+    </w:p>
+    <w:p>
+      <w:pPr>
+        <w:spacing w:after="0" w:line="240" w:lineRule="auto"/>
+        <w:rPr>
+          <w:rFonts w:ascii="Cascadia Code" w:hAnsi="Cascadia Code"/>
+          <w:sz w:val="20"/>
+          <w:szCs w:val="20"/>
+          <w:lang w:val="en-US"/>
+        </w:rPr>
+      </w:pPr>
+      <w:r>
+        <w:rPr>
+          <w:rFonts w:ascii="Cascadia Code" w:hAnsi="Cascadia Code"/>
+          <w:sz w:val="20"/>
+          <w:szCs w:val="20"/>
+        </w:rPr>
+        <w:t xml:space="preserve">    </w:t>
+      </w:r>
+      <w:r>
+        <w:rPr>
+          <w:rFonts w:ascii="Cascadia Code" w:hAnsi="Cascadia Code"/>
+          <w:sz w:val="20"/>
+          <w:szCs w:val="20"/>
+          <w:lang w:val="en-US"/>
+        </w:rPr>
+        <w:t>int 21h</w:t>
+      </w:r>
+    </w:p>
+    <w:p>
+      <w:pPr>
+        <w:spacing w:after="0" w:line="240" w:lineRule="auto"/>
+        <w:rPr>
+          <w:rFonts w:ascii="Cascadia Code" w:hAnsi="Cascadia Code"/>
+          <w:sz w:val="20"/>
+          <w:szCs w:val="20"/>
+          <w:lang w:val="en-US"/>
+        </w:rPr>
+      </w:pPr>
+      <w:r>
+        <w:rPr>
+          <w:rFonts w:ascii="Cascadia Code" w:hAnsi="Cascadia Code"/>
+          <w:sz w:val="20"/>
+          <w:szCs w:val="20"/>
+          <w:lang w:val="en-US"/>
+        </w:rPr>
+        <w:t xml:space="preserve">    mov handle, ax            </w:t>
+      </w:r>
+      <w:proofErr w:type="gramStart"/>
+      <w:r>
+        <w:rPr>
+          <w:rFonts w:ascii="Cascadia Code" w:hAnsi="Cascadia Code"/>
+          <w:sz w:val="20"/>
+          <w:szCs w:val="20"/>
+          <w:lang w:val="en-US"/>
+        </w:rPr>
+        <w:t xml:space="preserve">  ;</w:t>
+      </w:r>
+      <w:proofErr w:type="spellStart"/>
+      <w:r>
+        <w:rPr>
+          <w:rFonts w:ascii="Cascadia Code" w:hAnsi="Cascadia Code"/>
+          <w:sz w:val="20"/>
+          <w:szCs w:val="20"/>
+          <w:lang w:val="en-US"/>
+        </w:rPr>
+        <w:t>guardar</w:t>
+      </w:r>
+      <w:proofErr w:type="spellEnd"/>
+      <w:proofErr w:type="gramEnd"/>
+      <w:r>
+        <w:rPr>
+          <w:rFonts w:ascii="Cascadia Code" w:hAnsi="Cascadia Code"/>
+          <w:sz w:val="20"/>
+          <w:szCs w:val="20"/>
+          <w:lang w:val="en-US"/>
+        </w:rPr>
+        <w:t xml:space="preserve"> handle</w:t>
+      </w:r>
+    </w:p>
+    <w:p>
+      <w:pPr>
+        <w:spacing w:after="0" w:line="240" w:lineRule="auto"/>
+        <w:rPr>
+          <w:rFonts w:ascii="Cascadia Code" w:hAnsi="Cascadia Code"/>
+          <w:sz w:val="20"/>
+          <w:szCs w:val="20"/>
+          <w:lang w:val="en-US"/>
+        </w:rPr>
+      </w:pPr>
+    </w:p>
+    <w:p>
+      <w:pPr>
+        <w:spacing w:after="0" w:line="240" w:lineRule="auto"/>
+        <w:rPr>
+          <w:rFonts w:ascii="Cascadia Code" w:hAnsi="Cascadia Code"/>
+          <w:sz w:val="20"/>
+          <w:szCs w:val="20"/>
+        </w:rPr>
+      </w:pPr>
+      <w:r>
+        <w:rPr>
+          <w:rFonts w:ascii="Cascadia Code" w:hAnsi="Cascadia Code"/>
+          <w:sz w:val="20"/>
+          <w:szCs w:val="20"/>
+          <w:lang w:val="en-US"/>
+        </w:rPr>
+        <w:t xml:space="preserve">    </w:t>
+      </w:r>
+      <w:proofErr w:type="gramStart"/>
+      <w:r>
+        <w:rPr>
+          <w:rFonts w:ascii="Cascadia Code" w:hAnsi="Cascadia Code"/>
+          <w:sz w:val="20"/>
+          <w:szCs w:val="20"/>
+        </w:rPr>
+        <w:t>;Escribir</w:t>
+      </w:r>
+      <w:proofErr w:type="gramEnd"/>
+      <w:r>
+        <w:rPr>
+          <w:rFonts w:ascii="Cascadia Code" w:hAnsi="Cascadia Code"/>
+          <w:sz w:val="20"/>
+          <w:szCs w:val="20"/>
+        </w:rPr>
+        <w:t xml:space="preserve"> "Hola Mundo"</w:t>
+      </w:r>
+    </w:p>
+    <w:p>
+      <w:pPr>
+        <w:spacing w:after="0" w:line="240" w:lineRule="auto"/>
+        <w:rPr>
+          <w:rFonts w:ascii="Cascadia Code" w:hAnsi="Cascadia Code"/>
+          <w:sz w:val="20"/>
+          <w:szCs w:val="20"/>
+        </w:rPr>
+      </w:pPr>
+      <w:r>
+        <w:rPr>
+          <w:rFonts w:ascii="Cascadia Code" w:hAnsi="Cascadia Code"/>
+          <w:sz w:val="20"/>
+          <w:szCs w:val="20"/>
+        </w:rPr>
+        <w:t xml:space="preserve">    </w:t>
+      </w:r>
+    </w:p>
+    <w:p>
+      <w:pPr>
+        <w:spacing w:after="0" w:line="240" w:lineRule="auto"/>
+        <w:rPr>
+          <w:rFonts w:ascii="Cascadia Code" w:hAnsi="Cascadia Code"/>
+          <w:sz w:val="20"/>
+          <w:szCs w:val="20"/>
+        </w:rPr>
+      </w:pPr>
+      <w:r>
+        <w:rPr>
+          <w:rFonts w:ascii="Cascadia Code" w:hAnsi="Cascadia Code"/>
+          <w:sz w:val="20"/>
+          <w:szCs w:val="20"/>
+        </w:rPr>
+        <w:t xml:space="preserve">    </w:t>
+      </w:r>
+      <w:proofErr w:type="spellStart"/>
+      <w:r>
+        <w:rPr>
+          <w:rFonts w:ascii="Cascadia Code" w:hAnsi="Cascadia Code"/>
+          <w:sz w:val="20"/>
+          <w:szCs w:val="20"/>
+        </w:rPr>
+        <w:t>mov</w:t>
+      </w:r>
+      <w:proofErr w:type="spellEnd"/>
+      <w:r>
+        <w:rPr>
+          <w:rFonts w:ascii="Cascadia Code" w:hAnsi="Cascadia Code"/>
+          <w:sz w:val="20"/>
+          <w:szCs w:val="20"/>
+        </w:rPr>
+        <w:t xml:space="preserve"> ah, 40h                 ;40h = WRITE</w:t>
+      </w:r>
+    </w:p>
+    <w:p>
+      <w:pPr>
+        <w:spacing w:after="0" w:line="240" w:lineRule="auto"/>
+        <w:rPr>
+          <w:rFonts w:ascii="Cascadia Code" w:hAnsi="Cascadia Code"/>
+          <w:sz w:val="20"/>
+          <w:szCs w:val="20"/>
+        </w:rPr>
+      </w:pPr>
+      <w:r>
+        <w:rPr>
+          <w:rFonts w:ascii="Cascadia Code" w:hAnsi="Cascadia Code"/>
+          <w:sz w:val="20"/>
+          <w:szCs w:val="20"/>
+        </w:rPr>
+        <w:t xml:space="preserve">    </w:t>
+      </w:r>
+      <w:proofErr w:type="spellStart"/>
+      <w:r>
+        <w:rPr>
+          <w:rFonts w:ascii="Cascadia Code" w:hAnsi="Cascadia Code"/>
+          <w:sz w:val="20"/>
+          <w:szCs w:val="20"/>
+        </w:rPr>
+        <w:t>mov</w:t>
+      </w:r>
+      <w:proofErr w:type="spellEnd"/>
+      <w:r>
+        <w:rPr>
+          <w:rFonts w:ascii="Cascadia Code" w:hAnsi="Cascadia Code"/>
+          <w:sz w:val="20"/>
+          <w:szCs w:val="20"/>
+        </w:rPr>
+        <w:t xml:space="preserve"> </w:t>
+      </w:r>
+      <w:proofErr w:type="spellStart"/>
+      <w:r>
+        <w:rPr>
+          <w:rFonts w:ascii="Cascadia Code" w:hAnsi="Cascadia Code"/>
+          <w:sz w:val="20"/>
+          <w:szCs w:val="20"/>
+        </w:rPr>
+        <w:t>bx</w:t>
+      </w:r>
+      <w:proofErr w:type="spellEnd"/>
+      <w:r>
+        <w:rPr>
+          <w:rFonts w:ascii="Cascadia Code" w:hAnsi="Cascadia Code"/>
+          <w:sz w:val="20"/>
+          <w:szCs w:val="20"/>
+        </w:rPr>
+        <w:t xml:space="preserve">, </w:t>
+      </w:r>
+      <w:proofErr w:type="spellStart"/>
+      <w:r>
+        <w:rPr>
+          <w:rFonts w:ascii="Cascadia Code" w:hAnsi="Cascadia Code"/>
+          <w:sz w:val="20"/>
+          <w:szCs w:val="20"/>
+        </w:rPr>
+        <w:t>handle</w:t>
+      </w:r>
+      <w:proofErr w:type="spellEnd"/>
+    </w:p>
+    <w:p>
+      <w:pPr>
+        <w:spacing w:after="0" w:line="240" w:lineRule="auto"/>
+        <w:rPr>
+          <w:rFonts w:ascii="Cascadia Code" w:hAnsi="Cascadia Code"/>
+          <w:sz w:val="20"/>
+          <w:szCs w:val="20"/>
+        </w:rPr>
+      </w:pPr>
+      <w:r>
+        <w:rPr>
+          <w:rFonts w:ascii="Cascadia Code" w:hAnsi="Cascadia Code"/>
+          <w:sz w:val="20"/>
+          <w:szCs w:val="20"/>
+        </w:rPr>
+        <w:t xml:space="preserve">    </w:t>
+      </w:r>
+      <w:proofErr w:type="spellStart"/>
+      <w:r>
+        <w:rPr>
+          <w:rFonts w:ascii="Cascadia Code" w:hAnsi="Cascadia Code"/>
+          <w:sz w:val="20"/>
+          <w:szCs w:val="20"/>
+        </w:rPr>
+        <w:t>mov</w:t>
+      </w:r>
+      <w:proofErr w:type="spellEnd"/>
+      <w:r>
+        <w:rPr>
+          <w:rFonts w:ascii="Cascadia Code" w:hAnsi="Cascadia Code"/>
+          <w:sz w:val="20"/>
+          <w:szCs w:val="20"/>
+        </w:rPr>
+        <w:t xml:space="preserve"> </w:t>
+      </w:r>
+      <w:proofErr w:type="spellStart"/>
+      <w:r>
+        <w:rPr>
+          <w:rFonts w:ascii="Cascadia Code" w:hAnsi="Cascadia Code"/>
+          <w:sz w:val="20"/>
+          <w:szCs w:val="20"/>
+        </w:rPr>
+        <w:t>cx</w:t>
+      </w:r>
+      <w:proofErr w:type="spellEnd"/>
+      <w:r>
+        <w:rPr>
+          <w:rFonts w:ascii="Cascadia Code" w:hAnsi="Cascadia Code"/>
+          <w:sz w:val="20"/>
+          <w:szCs w:val="20"/>
+        </w:rPr>
+        <w:t xml:space="preserve">, 10                </w:t>
+      </w:r>
+      <w:proofErr w:type="gramStart"/>
+      <w:r>
+        <w:rPr>
+          <w:rFonts w:ascii="Cascadia Code" w:hAnsi="Cascadia Code"/>
+          <w:sz w:val="20"/>
+          <w:szCs w:val="20"/>
+        </w:rPr>
+        <w:t xml:space="preserve">  ;longitud</w:t>
+      </w:r>
+      <w:proofErr w:type="gramEnd"/>
+      <w:r>
+        <w:rPr>
+          <w:rFonts w:ascii="Cascadia Code" w:hAnsi="Cascadia Code"/>
+          <w:sz w:val="20"/>
+          <w:szCs w:val="20"/>
+        </w:rPr>
+        <w:t xml:space="preserve"> del texto</w:t>
+      </w:r>
+    </w:p>
+    <w:p>
+      <w:pPr>
+        <w:spacing w:after="0" w:line="240" w:lineRule="auto"/>
+        <w:rPr>
+          <w:rFonts w:ascii="Cascadia Code" w:hAnsi="Cascadia Code"/>
+          <w:sz w:val="20"/>
+          <w:szCs w:val="20"/>
+        </w:rPr>
+      </w:pPr>
+      <w:r>
+        <w:rPr>
+          <w:rFonts w:ascii="Cascadia Code" w:hAnsi="Cascadia Code"/>
+          <w:sz w:val="20"/>
+          <w:szCs w:val="20"/>
+        </w:rPr>
+        <w:t xml:space="preserve">    lea </w:t>
+      </w:r>
+      <w:proofErr w:type="spellStart"/>
+      <w:r>
+        <w:rPr>
+          <w:rFonts w:ascii="Cascadia Code" w:hAnsi="Cascadia Code"/>
+          <w:sz w:val="20"/>
+          <w:szCs w:val="20"/>
+        </w:rPr>
+        <w:t>dx</w:t>
+      </w:r>
+      <w:proofErr w:type="spellEnd"/>
+      <w:r>
+        <w:rPr>
+          <w:rFonts w:ascii="Cascadia Code" w:hAnsi="Cascadia Code"/>
+          <w:sz w:val="20"/>
+          <w:szCs w:val="20"/>
+        </w:rPr>
+        <w:t>, texto</w:t>
+      </w:r>
+    </w:p>
+    <w:p>
+      <w:pPr>
+        <w:spacing w:after="0" w:line="240" w:lineRule="auto"/>
+        <w:rPr>
+          <w:rFonts w:ascii="Cascadia Code" w:hAnsi="Cascadia Code"/>
+          <w:sz w:val="20"/>
+          <w:szCs w:val="20"/>
+        </w:rPr>
+      </w:pPr>
+      <w:r>
+        <w:rPr>
+          <w:rFonts w:ascii="Cascadia Code" w:hAnsi="Cascadia Code"/>
+          <w:sz w:val="20"/>
+          <w:szCs w:val="20"/>
+        </w:rPr>
+        <w:t xml:space="preserve">    </w:t>
+      </w:r>
+      <w:proofErr w:type="spellStart"/>
+      <w:r>
+        <w:rPr>
+          <w:rFonts w:ascii="Cascadia Code" w:hAnsi="Cascadia Code"/>
+          <w:sz w:val="20"/>
+          <w:szCs w:val="20"/>
+        </w:rPr>
+        <w:t>int</w:t>
+      </w:r>
+      <w:proofErr w:type="spellEnd"/>
+      <w:r>
+        <w:rPr>
+          <w:rFonts w:ascii="Cascadia Code" w:hAnsi="Cascadia Code"/>
+          <w:sz w:val="20"/>
+          <w:szCs w:val="20"/>
+        </w:rPr>
+        <w:t xml:space="preserve"> 21h</w:t>
+      </w:r>
+    </w:p>
+    <w:p>
+      <w:pPr>
+        <w:spacing w:after="0" w:line="240" w:lineRule="auto"/>
+        <w:rPr>
+          <w:rFonts w:ascii="Cascadia Code" w:hAnsi="Cascadia Code"/>
+          <w:sz w:val="20"/>
+          <w:szCs w:val="20"/>
+        </w:rPr>
+      </w:pPr>
+    </w:p>
+    <w:p>
+      <w:pPr>
+        <w:spacing w:after="0" w:line="240" w:lineRule="auto"/>
+        <w:rPr>
+          <w:rFonts w:ascii="Cascadia Code" w:hAnsi="Cascadia Code"/>
+          <w:sz w:val="20"/>
+          <w:szCs w:val="20"/>
+        </w:rPr>
+      </w:pPr>
+      <w:r>
+        <w:rPr>
+          <w:rFonts w:ascii="Cascadia Code" w:hAnsi="Cascadia Code"/>
+          <w:sz w:val="20"/>
+          <w:szCs w:val="20"/>
+        </w:rPr>
+        <w:t xml:space="preserve">    </w:t>
+      </w:r>
+      <w:proofErr w:type="gramStart"/>
+      <w:r>
+        <w:rPr>
+          <w:rFonts w:ascii="Cascadia Code" w:hAnsi="Cascadia Code"/>
+          <w:sz w:val="20"/>
+          <w:szCs w:val="20"/>
+        </w:rPr>
+        <w:t>;Se</w:t>
+      </w:r>
+      <w:proofErr w:type="gramEnd"/>
+      <w:r>
+        <w:rPr>
+          <w:rFonts w:ascii="Cascadia Code" w:hAnsi="Cascadia Code"/>
+          <w:sz w:val="20"/>
+          <w:szCs w:val="20"/>
+        </w:rPr>
+        <w:t xml:space="preserve"> mueve el puntero a la </w:t>
+      </w:r>
+      <w:proofErr w:type="spellStart"/>
+      <w:r>
+        <w:rPr>
+          <w:rFonts w:ascii="Cascadia Code" w:hAnsi="Cascadia Code"/>
+          <w:sz w:val="20"/>
+          <w:szCs w:val="20"/>
+        </w:rPr>
+        <w:t>posicion</w:t>
+      </w:r>
+      <w:proofErr w:type="spellEnd"/>
+      <w:r>
+        <w:rPr>
+          <w:rFonts w:ascii="Cascadia Code" w:hAnsi="Cascadia Code"/>
+          <w:sz w:val="20"/>
+          <w:szCs w:val="20"/>
+        </w:rPr>
+        <w:t xml:space="preserve"> 5 y se escribe 'X'    </w:t>
+      </w:r>
+    </w:p>
+    <w:p>
+      <w:pPr>
+        <w:spacing w:after="0" w:line="240" w:lineRule="auto"/>
+        <w:rPr>
+          <w:rFonts w:ascii="Cascadia Code" w:hAnsi="Cascadia Code"/>
+          <w:sz w:val="20"/>
+          <w:szCs w:val="20"/>
+        </w:rPr>
+      </w:pPr>
+      <w:r>
+        <w:rPr>
+          <w:rFonts w:ascii="Cascadia Code" w:hAnsi="Cascadia Code"/>
+          <w:sz w:val="20"/>
+          <w:szCs w:val="20"/>
+        </w:rPr>
+        <w:t xml:space="preserve">    </w:t>
+      </w:r>
+    </w:p>
+    <w:p>
+      <w:pPr>
+        <w:spacing w:after="0" w:line="240" w:lineRule="auto"/>
+        <w:rPr>
+          <w:rFonts w:ascii="Cascadia Code" w:hAnsi="Cascadia Code"/>
+          <w:sz w:val="20"/>
+          <w:szCs w:val="20"/>
+        </w:rPr>
+      </w:pPr>
+      <w:r>
+        <w:rPr>
+          <w:rFonts w:ascii="Cascadia Code" w:hAnsi="Cascadia Code"/>
+          <w:sz w:val="20"/>
+          <w:szCs w:val="20"/>
+        </w:rPr>
+        <w:t xml:space="preserve">    </w:t>
+      </w:r>
+      <w:proofErr w:type="spellStart"/>
+      <w:r>
+        <w:rPr>
+          <w:rFonts w:ascii="Cascadia Code" w:hAnsi="Cascadia Code"/>
+          <w:sz w:val="20"/>
+          <w:szCs w:val="20"/>
+        </w:rPr>
+        <w:t>mov</w:t>
+      </w:r>
+      <w:proofErr w:type="spellEnd"/>
+      <w:r>
+        <w:rPr>
+          <w:rFonts w:ascii="Cascadia Code" w:hAnsi="Cascadia Code"/>
+          <w:sz w:val="20"/>
+          <w:szCs w:val="20"/>
+        </w:rPr>
+        <w:t xml:space="preserve"> ah, 42h                 ;42h = LSEEK</w:t>
+      </w:r>
+    </w:p>
+    <w:p>
+      <w:pPr>
+        <w:spacing w:after="0" w:line="240" w:lineRule="auto"/>
+        <w:rPr>
+          <w:rFonts w:ascii="Cascadia Code" w:hAnsi="Cascadia Code"/>
+          <w:sz w:val="20"/>
+          <w:szCs w:val="20"/>
+        </w:rPr>
+      </w:pPr>
+      <w:r>
+        <w:rPr>
+          <w:rFonts w:ascii="Cascadia Code" w:hAnsi="Cascadia Code"/>
+          <w:sz w:val="20"/>
+          <w:szCs w:val="20"/>
+        </w:rPr>
+        <w:t xml:space="preserve">    </w:t>
+      </w:r>
+      <w:proofErr w:type="spellStart"/>
+      <w:r>
+        <w:rPr>
+          <w:rFonts w:ascii="Cascadia Code" w:hAnsi="Cascadia Code"/>
+          <w:sz w:val="20"/>
+          <w:szCs w:val="20"/>
+        </w:rPr>
+        <w:t>mov</w:t>
+      </w:r>
+      <w:proofErr w:type="spellEnd"/>
+      <w:r>
+        <w:rPr>
+          <w:rFonts w:ascii="Cascadia Code" w:hAnsi="Cascadia Code"/>
+          <w:sz w:val="20"/>
+          <w:szCs w:val="20"/>
+        </w:rPr>
+        <w:t xml:space="preserve"> al, 0                 </w:t>
+      </w:r>
+      <w:proofErr w:type="gramStart"/>
+      <w:r>
+        <w:rPr>
+          <w:rFonts w:ascii="Cascadia Code" w:hAnsi="Cascadia Code"/>
+          <w:sz w:val="20"/>
+          <w:szCs w:val="20"/>
+        </w:rPr>
+        <w:t xml:space="preserve">  ;desde</w:t>
+      </w:r>
+      <w:proofErr w:type="gramEnd"/>
+      <w:r>
+        <w:rPr>
+          <w:rFonts w:ascii="Cascadia Code" w:hAnsi="Cascadia Code"/>
+          <w:sz w:val="20"/>
+          <w:szCs w:val="20"/>
+        </w:rPr>
+        <w:t xml:space="preserve"> el inicio del archivo</w:t>
+      </w:r>
+    </w:p>
+    <w:p>
+      <w:pPr>
+        <w:spacing w:after="0" w:line="240" w:lineRule="auto"/>
+        <w:rPr>
+          <w:rFonts w:ascii="Cascadia Code" w:hAnsi="Cascadia Code"/>
+          <w:sz w:val="20"/>
+          <w:szCs w:val="20"/>
+        </w:rPr>
+      </w:pPr>
+      <w:r>
+        <w:rPr>
+          <w:rFonts w:ascii="Cascadia Code" w:hAnsi="Cascadia Code"/>
+          <w:sz w:val="20"/>
+          <w:szCs w:val="20"/>
+        </w:rPr>
+        <w:t xml:space="preserve">    </w:t>
+      </w:r>
+      <w:proofErr w:type="spellStart"/>
+      <w:r>
+        <w:rPr>
+          <w:rFonts w:ascii="Cascadia Code" w:hAnsi="Cascadia Code"/>
+          <w:sz w:val="20"/>
+          <w:szCs w:val="20"/>
+        </w:rPr>
+        <w:t>mov</w:t>
+      </w:r>
+      <w:proofErr w:type="spellEnd"/>
+      <w:r>
+        <w:rPr>
+          <w:rFonts w:ascii="Cascadia Code" w:hAnsi="Cascadia Code"/>
+          <w:sz w:val="20"/>
+          <w:szCs w:val="20"/>
+        </w:rPr>
+        <w:t xml:space="preserve"> </w:t>
+      </w:r>
+      <w:proofErr w:type="spellStart"/>
+      <w:r>
+        <w:rPr>
+          <w:rFonts w:ascii="Cascadia Code" w:hAnsi="Cascadia Code"/>
+          <w:sz w:val="20"/>
+          <w:szCs w:val="20"/>
+        </w:rPr>
+        <w:t>bx</w:t>
+      </w:r>
+      <w:proofErr w:type="spellEnd"/>
+      <w:r>
+        <w:rPr>
+          <w:rFonts w:ascii="Cascadia Code" w:hAnsi="Cascadia Code"/>
+          <w:sz w:val="20"/>
+          <w:szCs w:val="20"/>
+        </w:rPr>
+        <w:t xml:space="preserve">, </w:t>
+      </w:r>
+      <w:proofErr w:type="spellStart"/>
+      <w:r>
+        <w:rPr>
+          <w:rFonts w:ascii="Cascadia Code" w:hAnsi="Cascadia Code"/>
+          <w:sz w:val="20"/>
+          <w:szCs w:val="20"/>
+        </w:rPr>
+        <w:t>handle</w:t>
+      </w:r>
+      <w:proofErr w:type="spellEnd"/>
+    </w:p>
+    <w:p>
+      <w:pPr>
+        <w:spacing w:after="0" w:line="240" w:lineRule="auto"/>
+        <w:rPr>
+          <w:rFonts w:ascii="Cascadia Code" w:hAnsi="Cascadia Code"/>
+          <w:sz w:val="20"/>
+          <w:szCs w:val="20"/>
+        </w:rPr>
+      </w:pPr>
+      <w:r>
+        <w:rPr>
+          <w:rFonts w:ascii="Cascadia Code" w:hAnsi="Cascadia Code"/>
+          <w:sz w:val="20"/>
+          <w:szCs w:val="20"/>
+        </w:rPr>
+        <w:t xml:space="preserve">    </w:t>
+      </w:r>
+      <w:proofErr w:type="spellStart"/>
+      <w:r>
+        <w:rPr>
+          <w:rFonts w:ascii="Cascadia Code" w:hAnsi="Cascadia Code"/>
+          <w:sz w:val="20"/>
+          <w:szCs w:val="20"/>
+        </w:rPr>
+        <w:t>mov</w:t>
+      </w:r>
+      <w:proofErr w:type="spellEnd"/>
+      <w:r>
+        <w:rPr>
+          <w:rFonts w:ascii="Cascadia Code" w:hAnsi="Cascadia Code"/>
+          <w:sz w:val="20"/>
+          <w:szCs w:val="20"/>
+        </w:rPr>
+        <w:t xml:space="preserve"> </w:t>
+      </w:r>
+      <w:proofErr w:type="spellStart"/>
+      <w:r>
+        <w:rPr>
+          <w:rFonts w:ascii="Cascadia Code" w:hAnsi="Cascadia Code"/>
+          <w:sz w:val="20"/>
+          <w:szCs w:val="20"/>
+        </w:rPr>
+        <w:t>cx</w:t>
+      </w:r>
+      <w:proofErr w:type="spellEnd"/>
+      <w:r>
+        <w:rPr>
+          <w:rFonts w:ascii="Cascadia Code" w:hAnsi="Cascadia Code"/>
+          <w:sz w:val="20"/>
+          <w:szCs w:val="20"/>
+        </w:rPr>
+        <w:t xml:space="preserve">, 0                 </w:t>
+      </w:r>
+      <w:proofErr w:type="gramStart"/>
+      <w:r>
+        <w:rPr>
+          <w:rFonts w:ascii="Cascadia Code" w:hAnsi="Cascadia Code"/>
+          <w:sz w:val="20"/>
+          <w:szCs w:val="20"/>
+        </w:rPr>
+        <w:t xml:space="preserve">  ;CX</w:t>
+      </w:r>
+      <w:proofErr w:type="gramEnd"/>
+      <w:r>
+        <w:rPr>
+          <w:rFonts w:ascii="Cascadia Code" w:hAnsi="Cascadia Code"/>
+          <w:sz w:val="20"/>
+          <w:szCs w:val="20"/>
+        </w:rPr>
+        <w:t>:DX = desplazamiento</w:t>
+      </w:r>
+    </w:p>
+    <w:p>
+      <w:pPr>
+        <w:spacing w:after="0" w:line="240" w:lineRule="auto"/>
+        <w:rPr>
+          <w:rFonts w:ascii="Cascadia Code" w:hAnsi="Cascadia Code"/>
+          <w:sz w:val="20"/>
+          <w:szCs w:val="20"/>
+          <w:lang w:val="en-US"/>
+        </w:rPr>
+      </w:pPr>
+      <w:r>
+        <w:rPr>
+          <w:rFonts w:ascii="Cascadia Code" w:hAnsi="Cascadia Code"/>
+          <w:sz w:val="20"/>
+          <w:szCs w:val="20"/>
+        </w:rPr>
+        <w:t xml:space="preserve">    </w:t>
+      </w:r>
+      <w:r>
+        <w:rPr>
+          <w:rFonts w:ascii="Cascadia Code" w:hAnsi="Cascadia Code"/>
+          <w:sz w:val="20"/>
+          <w:szCs w:val="20"/>
+          <w:lang w:val="en-US"/>
+        </w:rPr>
+        <w:t xml:space="preserve">mov dx, 5                 </w:t>
+      </w:r>
+      <w:proofErr w:type="gramStart"/>
+      <w:r>
+        <w:rPr>
+          <w:rFonts w:ascii="Cascadia Code" w:hAnsi="Cascadia Code"/>
+          <w:sz w:val="20"/>
+          <w:szCs w:val="20"/>
+          <w:lang w:val="en-US"/>
+        </w:rPr>
+        <w:t xml:space="preserve">  ;</w:t>
+      </w:r>
+      <w:proofErr w:type="spellStart"/>
+      <w:r>
+        <w:rPr>
+          <w:rFonts w:ascii="Cascadia Code" w:hAnsi="Cascadia Code"/>
+          <w:sz w:val="20"/>
+          <w:szCs w:val="20"/>
+          <w:lang w:val="en-US"/>
+        </w:rPr>
+        <w:t>caracter</w:t>
+      </w:r>
+      <w:proofErr w:type="spellEnd"/>
+      <w:proofErr w:type="gramEnd"/>
+      <w:r>
+        <w:rPr>
+          <w:rFonts w:ascii="Cascadia Code" w:hAnsi="Cascadia Code"/>
+          <w:sz w:val="20"/>
+          <w:szCs w:val="20"/>
+          <w:lang w:val="en-US"/>
+        </w:rPr>
+        <w:t xml:space="preserve"> 5 = M</w:t>
+      </w:r>
+    </w:p>
+    <w:p>
+      <w:pPr>
+        <w:spacing w:after="0" w:line="240" w:lineRule="auto"/>
+        <w:rPr>
+          <w:rFonts w:ascii="Cascadia Code" w:hAnsi="Cascadia Code"/>
+          <w:sz w:val="20"/>
+          <w:szCs w:val="20"/>
+          <w:lang w:val="en-US"/>
+        </w:rPr>
+      </w:pPr>
+      <w:r>
+        <w:rPr>
+          <w:rFonts w:ascii="Cascadia Code" w:hAnsi="Cascadia Code"/>
+          <w:sz w:val="20"/>
+          <w:szCs w:val="20"/>
+          <w:lang w:val="en-US"/>
+        </w:rPr>
+        <w:t xml:space="preserve">    int 21h</w:t>
+      </w:r>
+    </w:p>
+    <w:p>
+      <w:pPr>
+        <w:spacing w:after="0" w:line="240" w:lineRule="auto"/>
+        <w:rPr>
+          <w:rFonts w:ascii="Cascadia Code" w:hAnsi="Cascadia Code"/>
+          <w:sz w:val="20"/>
+          <w:szCs w:val="20"/>
+          <w:lang w:val="en-US"/>
+        </w:rPr>
+      </w:pPr>
+    </w:p>
+    <w:p>
+      <w:pPr>
+        <w:spacing w:after="0" w:line="240" w:lineRule="auto"/>
+        <w:rPr>
+          <w:rFonts w:ascii="Cascadia Code" w:hAnsi="Cascadia Code"/>
+          <w:sz w:val="20"/>
+          <w:szCs w:val="20"/>
+        </w:rPr>
+      </w:pPr>
+      <w:r>
+        <w:rPr>
+          <w:rFonts w:ascii="Cascadia Code" w:hAnsi="Cascadia Code"/>
+          <w:sz w:val="20"/>
+          <w:szCs w:val="20"/>
+          <w:lang w:val="en-US"/>
+        </w:rPr>
+        <w:t xml:space="preserve">    </w:t>
+      </w:r>
+      <w:proofErr w:type="spellStart"/>
+      <w:r>
+        <w:rPr>
+          <w:rFonts w:ascii="Cascadia Code" w:hAnsi="Cascadia Code"/>
+          <w:sz w:val="20"/>
+          <w:szCs w:val="20"/>
+        </w:rPr>
+        <w:t>mov</w:t>
+      </w:r>
+      <w:proofErr w:type="spellEnd"/>
+      <w:r>
+        <w:rPr>
+          <w:rFonts w:ascii="Cascadia Code" w:hAnsi="Cascadia Code"/>
+          <w:sz w:val="20"/>
+          <w:szCs w:val="20"/>
+        </w:rPr>
+        <w:t xml:space="preserve"> ah, 40h               </w:t>
+      </w:r>
+      <w:proofErr w:type="gramStart"/>
+      <w:r>
+        <w:rPr>
+          <w:rFonts w:ascii="Cascadia Code" w:hAnsi="Cascadia Code"/>
+          <w:sz w:val="20"/>
+          <w:szCs w:val="20"/>
+        </w:rPr>
+        <w:t xml:space="preserve">  ;</w:t>
+      </w:r>
+      <w:proofErr w:type="gramEnd"/>
+      <w:r>
+        <w:rPr>
+          <w:rFonts w:ascii="Cascadia Code" w:hAnsi="Cascadia Code"/>
+          <w:sz w:val="20"/>
+          <w:szCs w:val="20"/>
+        </w:rPr>
+        <w:t xml:space="preserve"> escribir 1 byte: 'X'</w:t>
+      </w:r>
+    </w:p>
+    <w:p>
+      <w:pPr>
+        <w:spacing w:after="0" w:line="240" w:lineRule="auto"/>
+        <w:rPr>
+          <w:rFonts w:ascii="Cascadia Code" w:hAnsi="Cascadia Code"/>
+          <w:sz w:val="20"/>
+          <w:szCs w:val="20"/>
+          <w:lang w:val="en-US"/>
+        </w:rPr>
+      </w:pPr>
+      <w:r>
+        <w:rPr>
+          <w:rFonts w:ascii="Cascadia Code" w:hAnsi="Cascadia Code"/>
+          <w:sz w:val="20"/>
+          <w:szCs w:val="20"/>
+        </w:rPr>
+        <w:t xml:space="preserve">    </w:t>
+      </w:r>
+      <w:r>
+        <w:rPr>
+          <w:rFonts w:ascii="Cascadia Code" w:hAnsi="Cascadia Code"/>
+          <w:sz w:val="20"/>
+          <w:szCs w:val="20"/>
+          <w:lang w:val="en-US"/>
+        </w:rPr>
+        <w:t>mov bx, handle</w:t>
+      </w:r>
+    </w:p>
+    <w:p>
+      <w:pPr>
+        <w:spacing w:after="0" w:line="240" w:lineRule="auto"/>
+        <w:rPr>
+          <w:rFonts w:ascii="Cascadia Code" w:hAnsi="Cascadia Code"/>
+          <w:sz w:val="20"/>
+          <w:szCs w:val="20"/>
+          <w:lang w:val="en-US"/>
+        </w:rPr>
+      </w:pPr>
+      <w:r>
+        <w:rPr>
+          <w:rFonts w:ascii="Cascadia Code" w:hAnsi="Cascadia Code"/>
+          <w:sz w:val="20"/>
+          <w:szCs w:val="20"/>
+          <w:lang w:val="en-US"/>
+        </w:rPr>
+        <w:t xml:space="preserve">    mov cx, 1</w:t>
+      </w:r>
+    </w:p>
+    <w:p>
+      <w:pPr>
+        <w:spacing w:after="0" w:line="240" w:lineRule="auto"/>
+        <w:rPr>
+          <w:rFonts w:ascii="Cascadia Code" w:hAnsi="Cascadia Code"/>
+          <w:sz w:val="20"/>
+          <w:szCs w:val="20"/>
+        </w:rPr>
+      </w:pPr>
+      <w:r>
+        <w:rPr>
+          <w:rFonts w:ascii="Cascadia Code" w:hAnsi="Cascadia Code"/>
+          <w:sz w:val="20"/>
+          <w:szCs w:val="20"/>
+          <w:lang w:val="en-US"/>
+        </w:rPr>
+        <w:lastRenderedPageBreak/>
+        <w:t xml:space="preserve">    </w:t>
+      </w:r>
+      <w:r>
+        <w:rPr>
+          <w:rFonts w:ascii="Cascadia Code" w:hAnsi="Cascadia Code"/>
+          <w:sz w:val="20"/>
+          <w:szCs w:val="20"/>
+        </w:rPr>
+        <w:t xml:space="preserve">lea </w:t>
+      </w:r>
+      <w:proofErr w:type="spellStart"/>
+      <w:r>
+        <w:rPr>
+          <w:rFonts w:ascii="Cascadia Code" w:hAnsi="Cascadia Code"/>
+          <w:sz w:val="20"/>
+          <w:szCs w:val="20"/>
+        </w:rPr>
+        <w:t>dx</w:t>
+      </w:r>
+      <w:proofErr w:type="spellEnd"/>
+      <w:r>
+        <w:rPr>
+          <w:rFonts w:ascii="Cascadia Code" w:hAnsi="Cascadia Code"/>
+          <w:sz w:val="20"/>
+          <w:szCs w:val="20"/>
+        </w:rPr>
+        <w:t xml:space="preserve">, </w:t>
+      </w:r>
+      <w:proofErr w:type="spellStart"/>
+      <w:r>
+        <w:rPr>
+          <w:rFonts w:ascii="Cascadia Code" w:hAnsi="Cascadia Code"/>
+          <w:sz w:val="20"/>
+          <w:szCs w:val="20"/>
+        </w:rPr>
+        <w:t>letraX</w:t>
+      </w:r>
+      <w:proofErr w:type="spellEnd"/>
+    </w:p>
+    <w:p>
+      <w:pPr>
+        <w:spacing w:after="0" w:line="240" w:lineRule="auto"/>
+        <w:rPr>
+          <w:rFonts w:ascii="Cascadia Code" w:hAnsi="Cascadia Code"/>
+          <w:sz w:val="20"/>
+          <w:szCs w:val="20"/>
+        </w:rPr>
+      </w:pPr>
+      <w:r>
+        <w:rPr>
+          <w:rFonts w:ascii="Cascadia Code" w:hAnsi="Cascadia Code"/>
+          <w:sz w:val="20"/>
+          <w:szCs w:val="20"/>
+        </w:rPr>
+        <w:t xml:space="preserve">    </w:t>
+      </w:r>
+      <w:proofErr w:type="spellStart"/>
+      <w:r>
+        <w:rPr>
+          <w:rFonts w:ascii="Cascadia Code" w:hAnsi="Cascadia Code"/>
+          <w:sz w:val="20"/>
+          <w:szCs w:val="20"/>
+        </w:rPr>
+        <w:t>int</w:t>
+      </w:r>
+      <w:proofErr w:type="spellEnd"/>
+      <w:r>
+        <w:rPr>
+          <w:rFonts w:ascii="Cascadia Code" w:hAnsi="Cascadia Code"/>
+          <w:sz w:val="20"/>
+          <w:szCs w:val="20"/>
+        </w:rPr>
+        <w:t xml:space="preserve"> 21h</w:t>
+      </w:r>
+    </w:p>
+    <w:p>
+      <w:pPr>
+        <w:spacing w:after="0" w:line="240" w:lineRule="auto"/>
+        <w:rPr>
+          <w:rFonts w:ascii="Cascadia Code" w:hAnsi="Cascadia Code"/>
+          <w:sz w:val="20"/>
+          <w:szCs w:val="20"/>
+        </w:rPr>
+      </w:pPr>
+    </w:p>
+    <w:p>
+      <w:pPr>
+        <w:spacing w:after="0" w:line="240" w:lineRule="auto"/>
+        <w:rPr>
+          <w:rFonts w:ascii="Cascadia Code" w:hAnsi="Cascadia Code"/>
+          <w:sz w:val="20"/>
+          <w:szCs w:val="20"/>
+        </w:rPr>
+      </w:pPr>
+    </w:p>
+    <w:p>
+      <w:pPr>
+        <w:spacing w:after="0" w:line="240" w:lineRule="auto"/>
+        <w:rPr>
+          <w:rFonts w:ascii="Cascadia Code" w:hAnsi="Cascadia Code"/>
+          <w:sz w:val="20"/>
+          <w:szCs w:val="20"/>
+        </w:rPr>
+      </w:pPr>
+      <w:r>
+        <w:rPr>
+          <w:rFonts w:ascii="Cascadia Code" w:hAnsi="Cascadia Code"/>
+          <w:sz w:val="20"/>
+          <w:szCs w:val="20"/>
+        </w:rPr>
+        <w:t xml:space="preserve">    </w:t>
+      </w:r>
+      <w:proofErr w:type="gramStart"/>
+      <w:r>
+        <w:rPr>
+          <w:rFonts w:ascii="Cascadia Code" w:hAnsi="Cascadia Code"/>
+          <w:sz w:val="20"/>
+          <w:szCs w:val="20"/>
+        </w:rPr>
+        <w:t>;Cerrar</w:t>
+      </w:r>
+      <w:proofErr w:type="gramEnd"/>
+      <w:r>
+        <w:rPr>
+          <w:rFonts w:ascii="Cascadia Code" w:hAnsi="Cascadia Code"/>
+          <w:sz w:val="20"/>
+          <w:szCs w:val="20"/>
+        </w:rPr>
+        <w:t xml:space="preserve"> el archivo</w:t>
+      </w:r>
+    </w:p>
+    <w:p>
+      <w:pPr>
+        <w:spacing w:after="0" w:line="240" w:lineRule="auto"/>
+        <w:rPr>
+          <w:rFonts w:ascii="Cascadia Code" w:hAnsi="Cascadia Code"/>
+          <w:sz w:val="20"/>
+          <w:szCs w:val="20"/>
+          <w:lang w:val="en-US"/>
+        </w:rPr>
+      </w:pPr>
+      <w:r>
+        <w:rPr>
+          <w:rFonts w:ascii="Cascadia Code" w:hAnsi="Cascadia Code"/>
+          <w:sz w:val="20"/>
+          <w:szCs w:val="20"/>
+        </w:rPr>
+        <w:t xml:space="preserve">    </w:t>
+      </w:r>
+      <w:r>
+        <w:rPr>
+          <w:rFonts w:ascii="Cascadia Code" w:hAnsi="Cascadia Code"/>
+          <w:sz w:val="20"/>
+          <w:szCs w:val="20"/>
+          <w:lang w:val="en-US"/>
+        </w:rPr>
+        <w:t>mov ah, 3Eh                 ;3Eh = CLOSE</w:t>
+      </w:r>
+    </w:p>
+    <w:p>
+      <w:pPr>
+        <w:spacing w:after="0" w:line="240" w:lineRule="auto"/>
+        <w:rPr>
+          <w:rFonts w:ascii="Cascadia Code" w:hAnsi="Cascadia Code"/>
+          <w:sz w:val="20"/>
+          <w:szCs w:val="20"/>
+          <w:lang w:val="en-US"/>
+        </w:rPr>
+      </w:pPr>
+      <w:r>
+        <w:rPr>
+          <w:rFonts w:ascii="Cascadia Code" w:hAnsi="Cascadia Code"/>
+          <w:sz w:val="20"/>
+          <w:szCs w:val="20"/>
+          <w:lang w:val="en-US"/>
+        </w:rPr>
+        <w:t xml:space="preserve">    mov bx, handle</w:t>
+      </w:r>
+    </w:p>
+    <w:p>
+      <w:pPr>
+        <w:spacing w:after="0" w:line="240" w:lineRule="auto"/>
+        <w:rPr>
+          <w:rFonts w:ascii="Cascadia Code" w:hAnsi="Cascadia Code"/>
+          <w:sz w:val="20"/>
+          <w:szCs w:val="20"/>
+        </w:rPr>
+      </w:pPr>
+      <w:r>
+        <w:rPr>
+          <w:rFonts w:ascii="Cascadia Code" w:hAnsi="Cascadia Code"/>
+          <w:sz w:val="20"/>
+          <w:szCs w:val="20"/>
+          <w:lang w:val="en-US"/>
+        </w:rPr>
+        <w:t xml:space="preserve">    </w:t>
+      </w:r>
+      <w:proofErr w:type="spellStart"/>
+      <w:r>
+        <w:rPr>
+          <w:rFonts w:ascii="Cascadia Code" w:hAnsi="Cascadia Code"/>
+          <w:sz w:val="20"/>
+          <w:szCs w:val="20"/>
+        </w:rPr>
+        <w:t>int</w:t>
+      </w:r>
+      <w:proofErr w:type="spellEnd"/>
+      <w:r>
+        <w:rPr>
+          <w:rFonts w:ascii="Cascadia Code" w:hAnsi="Cascadia Code"/>
+          <w:sz w:val="20"/>
+          <w:szCs w:val="20"/>
+        </w:rPr>
+        <w:t xml:space="preserve"> 21h</w:t>
+      </w:r>
+    </w:p>
+    <w:p>
+      <w:pPr>
+        <w:spacing w:after="0" w:line="240" w:lineRule="auto"/>
+        <w:rPr>
+          <w:rFonts w:ascii="Cascadia Code" w:hAnsi="Cascadia Code"/>
+          <w:sz w:val="20"/>
+          <w:szCs w:val="20"/>
+        </w:rPr>
+      </w:pPr>
+    </w:p>
+    <w:p>
+      <w:pPr>
+        <w:spacing w:after="0" w:line="240" w:lineRule="auto"/>
+        <w:rPr>
+          <w:rFonts w:ascii="Cascadia Code" w:hAnsi="Cascadia Code"/>
+          <w:sz w:val="20"/>
+          <w:szCs w:val="20"/>
+        </w:rPr>
+      </w:pPr>
+      <w:r>
+        <w:rPr>
+          <w:rFonts w:ascii="Cascadia Code" w:hAnsi="Cascadia Code"/>
+          <w:sz w:val="20"/>
+          <w:szCs w:val="20"/>
+        </w:rPr>
+        <w:t xml:space="preserve">    </w:t>
+      </w:r>
+      <w:proofErr w:type="gramStart"/>
+      <w:r>
+        <w:rPr>
+          <w:rFonts w:ascii="Cascadia Code" w:hAnsi="Cascadia Code"/>
+          <w:sz w:val="20"/>
+          <w:szCs w:val="20"/>
+        </w:rPr>
+        <w:t>;Borrar</w:t>
+      </w:r>
+      <w:proofErr w:type="gramEnd"/>
+      <w:r>
+        <w:rPr>
+          <w:rFonts w:ascii="Cascadia Code" w:hAnsi="Cascadia Code"/>
+          <w:sz w:val="20"/>
+          <w:szCs w:val="20"/>
+        </w:rPr>
+        <w:t xml:space="preserve"> el archivo</w:t>
+      </w:r>
+    </w:p>
+    <w:p>
+      <w:pPr>
+        <w:spacing w:after="0" w:line="240" w:lineRule="auto"/>
+        <w:rPr>
+          <w:rFonts w:ascii="Cascadia Code" w:hAnsi="Cascadia Code"/>
+          <w:sz w:val="20"/>
+          <w:szCs w:val="20"/>
+        </w:rPr>
+      </w:pPr>
+      <w:r>
+        <w:rPr>
+          <w:rFonts w:ascii="Cascadia Code" w:hAnsi="Cascadia Code"/>
+          <w:sz w:val="20"/>
+          <w:szCs w:val="20"/>
+        </w:rPr>
+        <w:t xml:space="preserve">    </w:t>
+      </w:r>
+      <w:proofErr w:type="spellStart"/>
+      <w:r>
+        <w:rPr>
+          <w:rFonts w:ascii="Cascadia Code" w:hAnsi="Cascadia Code"/>
+          <w:sz w:val="20"/>
+          <w:szCs w:val="20"/>
+        </w:rPr>
+        <w:t>mov</w:t>
+      </w:r>
+      <w:proofErr w:type="spellEnd"/>
+      <w:r>
+        <w:rPr>
+          <w:rFonts w:ascii="Cascadia Code" w:hAnsi="Cascadia Code"/>
+          <w:sz w:val="20"/>
+          <w:szCs w:val="20"/>
+        </w:rPr>
+        <w:t xml:space="preserve"> ah, 41h                 ;41h = DELETE FILE</w:t>
+      </w:r>
+    </w:p>
+    <w:p>
+      <w:pPr>
+        <w:spacing w:after="0" w:line="240" w:lineRule="auto"/>
+        <w:rPr>
+          <w:rFonts w:ascii="Cascadia Code" w:hAnsi="Cascadia Code"/>
+          <w:sz w:val="20"/>
+          <w:szCs w:val="20"/>
+        </w:rPr>
+      </w:pPr>
+      <w:r>
+        <w:rPr>
+          <w:rFonts w:ascii="Cascadia Code" w:hAnsi="Cascadia Code"/>
+          <w:sz w:val="20"/>
+          <w:szCs w:val="20"/>
+        </w:rPr>
+        <w:t xml:space="preserve">    lea </w:t>
+      </w:r>
+      <w:proofErr w:type="spellStart"/>
+      <w:r>
+        <w:rPr>
+          <w:rFonts w:ascii="Cascadia Code" w:hAnsi="Cascadia Code"/>
+          <w:sz w:val="20"/>
+          <w:szCs w:val="20"/>
+        </w:rPr>
+        <w:t>dx</w:t>
+      </w:r>
+      <w:proofErr w:type="spellEnd"/>
+      <w:r>
+        <w:rPr>
+          <w:rFonts w:ascii="Cascadia Code" w:hAnsi="Cascadia Code"/>
+          <w:sz w:val="20"/>
+          <w:szCs w:val="20"/>
+        </w:rPr>
+        <w:t>, archivo</w:t>
+      </w:r>
+    </w:p>
+    <w:p>
+      <w:pPr>
+        <w:spacing w:after="0" w:line="240" w:lineRule="auto"/>
+        <w:rPr>
+          <w:rFonts w:ascii="Cascadia Code" w:hAnsi="Cascadia Code"/>
+          <w:sz w:val="20"/>
+          <w:szCs w:val="20"/>
+        </w:rPr>
+      </w:pPr>
+      <w:r>
+        <w:rPr>
+          <w:rFonts w:ascii="Cascadia Code" w:hAnsi="Cascadia Code"/>
+          <w:sz w:val="20"/>
+          <w:szCs w:val="20"/>
+        </w:rPr>
+        <w:t xml:space="preserve">    </w:t>
+      </w:r>
+      <w:proofErr w:type="spellStart"/>
+      <w:r>
+        <w:rPr>
+          <w:rFonts w:ascii="Cascadia Code" w:hAnsi="Cascadia Code"/>
+          <w:sz w:val="20"/>
+          <w:szCs w:val="20"/>
+        </w:rPr>
+        <w:t>int</w:t>
+      </w:r>
+      <w:proofErr w:type="spellEnd"/>
+      <w:r>
+        <w:rPr>
+          <w:rFonts w:ascii="Cascadia Code" w:hAnsi="Cascadia Code"/>
+          <w:sz w:val="20"/>
+          <w:szCs w:val="20"/>
+        </w:rPr>
+        <w:t xml:space="preserve"> 21h</w:t>
+      </w:r>
+    </w:p>
+    <w:p>
+      <w:pPr>
+        <w:spacing w:after="0" w:line="240" w:lineRule="auto"/>
+        <w:rPr>
+          <w:rFonts w:ascii="Cascadia Code" w:hAnsi="Cascadia Code"/>
+          <w:sz w:val="20"/>
+          <w:szCs w:val="20"/>
+        </w:rPr>
+      </w:pPr>
+    </w:p>
+    <w:p>
+      <w:pPr>
+        <w:spacing w:after="0" w:line="240" w:lineRule="auto"/>
+        <w:rPr>
+          <w:rFonts w:ascii="Cascadia Code" w:hAnsi="Cascadia Code"/>
+          <w:sz w:val="20"/>
+          <w:szCs w:val="20"/>
+        </w:rPr>
+      </w:pPr>
+      <w:r>
+        <w:rPr>
+          <w:rFonts w:ascii="Cascadia Code" w:hAnsi="Cascadia Code"/>
+          <w:sz w:val="20"/>
+          <w:szCs w:val="20"/>
+        </w:rPr>
+        <w:t xml:space="preserve">    </w:t>
+      </w:r>
+      <w:proofErr w:type="gramStart"/>
+      <w:r>
+        <w:rPr>
+          <w:rFonts w:ascii="Cascadia Code" w:hAnsi="Cascadia Code"/>
+          <w:sz w:val="20"/>
+          <w:szCs w:val="20"/>
+        </w:rPr>
+        <w:t>;Salir</w:t>
+      </w:r>
+      <w:proofErr w:type="gramEnd"/>
+      <w:r>
+        <w:rPr>
+          <w:rFonts w:ascii="Cascadia Code" w:hAnsi="Cascadia Code"/>
+          <w:sz w:val="20"/>
+          <w:szCs w:val="20"/>
+        </w:rPr>
+        <w:t xml:space="preserve"> del directorio (subir al directorio padre)</w:t>
+      </w:r>
+    </w:p>
+    <w:p>
+      <w:pPr>
+        <w:spacing w:after="0" w:line="240" w:lineRule="auto"/>
+        <w:rPr>
+          <w:rFonts w:ascii="Cascadia Code" w:hAnsi="Cascadia Code"/>
+          <w:sz w:val="20"/>
+          <w:szCs w:val="20"/>
+        </w:rPr>
+      </w:pPr>
+      <w:r>
+        <w:rPr>
+          <w:rFonts w:ascii="Cascadia Code" w:hAnsi="Cascadia Code"/>
+          <w:sz w:val="20"/>
+          <w:szCs w:val="20"/>
+        </w:rPr>
+        <w:t xml:space="preserve">    </w:t>
+      </w:r>
+      <w:proofErr w:type="spellStart"/>
+      <w:r>
+        <w:rPr>
+          <w:rFonts w:ascii="Cascadia Code" w:hAnsi="Cascadia Code"/>
+          <w:sz w:val="20"/>
+          <w:szCs w:val="20"/>
+        </w:rPr>
+        <w:t>mov</w:t>
+      </w:r>
+      <w:proofErr w:type="spellEnd"/>
+      <w:r>
+        <w:rPr>
+          <w:rFonts w:ascii="Cascadia Code" w:hAnsi="Cascadia Code"/>
+          <w:sz w:val="20"/>
+          <w:szCs w:val="20"/>
+        </w:rPr>
+        <w:t xml:space="preserve"> ah, 3Bh</w:t>
+      </w:r>
+    </w:p>
+    <w:p>
+      <w:pPr>
+        <w:spacing w:after="0" w:line="240" w:lineRule="auto"/>
+        <w:rPr>
+          <w:rFonts w:ascii="Cascadia Code" w:hAnsi="Cascadia Code"/>
+          <w:sz w:val="20"/>
+          <w:szCs w:val="20"/>
+        </w:rPr>
+      </w:pPr>
+      <w:r>
+        <w:rPr>
+          <w:rFonts w:ascii="Cascadia Code" w:hAnsi="Cascadia Code"/>
+          <w:sz w:val="20"/>
+          <w:szCs w:val="20"/>
+        </w:rPr>
+        <w:t xml:space="preserve">    lea </w:t>
+      </w:r>
+      <w:proofErr w:type="spellStart"/>
+      <w:r>
+        <w:rPr>
+          <w:rFonts w:ascii="Cascadia Code" w:hAnsi="Cascadia Code"/>
+          <w:sz w:val="20"/>
+          <w:szCs w:val="20"/>
+        </w:rPr>
+        <w:t>dx</w:t>
+      </w:r>
+      <w:proofErr w:type="spellEnd"/>
+      <w:r>
+        <w:rPr>
+          <w:rFonts w:ascii="Cascadia Code" w:hAnsi="Cascadia Code"/>
+          <w:sz w:val="20"/>
+          <w:szCs w:val="20"/>
+        </w:rPr>
+        <w:t xml:space="preserve">, </w:t>
+      </w:r>
+      <w:proofErr w:type="spellStart"/>
+      <w:r>
+        <w:rPr>
+          <w:rFonts w:ascii="Cascadia Code" w:hAnsi="Cascadia Code"/>
+          <w:sz w:val="20"/>
+          <w:szCs w:val="20"/>
+        </w:rPr>
+        <w:t>dirAnterior</w:t>
+      </w:r>
+      <w:proofErr w:type="spellEnd"/>
+    </w:p>
+    <w:p>
+      <w:pPr>
+        <w:spacing w:after="0" w:line="240" w:lineRule="auto"/>
+        <w:rPr>
+          <w:rFonts w:ascii="Cascadia Code" w:hAnsi="Cascadia Code"/>
+          <w:sz w:val="20"/>
+          <w:szCs w:val="20"/>
+        </w:rPr>
+      </w:pPr>
+      <w:r>
+        <w:rPr>
+          <w:rFonts w:ascii="Cascadia Code" w:hAnsi="Cascadia Code"/>
+          <w:sz w:val="20"/>
+          <w:szCs w:val="20"/>
+        </w:rPr>
+        <w:t xml:space="preserve">    </w:t>
+      </w:r>
+      <w:proofErr w:type="spellStart"/>
+      <w:r>
+        <w:rPr>
+          <w:rFonts w:ascii="Cascadia Code" w:hAnsi="Cascadia Code"/>
+          <w:sz w:val="20"/>
+          <w:szCs w:val="20"/>
+        </w:rPr>
+        <w:t>int</w:t>
+      </w:r>
+      <w:proofErr w:type="spellEnd"/>
+      <w:r>
+        <w:rPr>
+          <w:rFonts w:ascii="Cascadia Code" w:hAnsi="Cascadia Code"/>
+          <w:sz w:val="20"/>
+          <w:szCs w:val="20"/>
+        </w:rPr>
+        <w:t xml:space="preserve"> 21h</w:t>
+      </w:r>
+    </w:p>
+    <w:p>
+      <w:pPr>
+        <w:spacing w:after="0" w:line="240" w:lineRule="auto"/>
+        <w:rPr>
+          <w:rFonts w:ascii="Cascadia Code" w:hAnsi="Cascadia Code"/>
+          <w:sz w:val="20"/>
+          <w:szCs w:val="20"/>
+        </w:rPr>
+      </w:pPr>
+    </w:p>
+    <w:p>
+      <w:pPr>
+        <w:spacing w:after="0" w:line="240" w:lineRule="auto"/>
+        <w:rPr>
+          <w:rFonts w:ascii="Cascadia Code" w:hAnsi="Cascadia Code"/>
+          <w:sz w:val="20"/>
+          <w:szCs w:val="20"/>
+        </w:rPr>
+      </w:pPr>
+      <w:r>
+        <w:rPr>
+          <w:rFonts w:ascii="Cascadia Code" w:hAnsi="Cascadia Code"/>
+          <w:sz w:val="20"/>
+          <w:szCs w:val="20"/>
+        </w:rPr>
+        <w:t xml:space="preserve">    </w:t>
+      </w:r>
+      <w:proofErr w:type="gramStart"/>
+      <w:r>
+        <w:rPr>
+          <w:rFonts w:ascii="Cascadia Code" w:hAnsi="Cascadia Code"/>
+          <w:sz w:val="20"/>
+          <w:szCs w:val="20"/>
+        </w:rPr>
+        <w:t>;Borrar</w:t>
+      </w:r>
+      <w:proofErr w:type="gramEnd"/>
+      <w:r>
+        <w:rPr>
+          <w:rFonts w:ascii="Cascadia Code" w:hAnsi="Cascadia Code"/>
+          <w:sz w:val="20"/>
+          <w:szCs w:val="20"/>
+        </w:rPr>
+        <w:t xml:space="preserve"> la carpeta</w:t>
+      </w:r>
+    </w:p>
+    <w:p>
+      <w:pPr>
+        <w:spacing w:after="0" w:line="240" w:lineRule="auto"/>
+        <w:rPr>
+          <w:rFonts w:ascii="Cascadia Code" w:hAnsi="Cascadia Code"/>
+          <w:sz w:val="20"/>
+          <w:szCs w:val="20"/>
+        </w:rPr>
+      </w:pPr>
+      <w:r>
+        <w:rPr>
+          <w:rFonts w:ascii="Cascadia Code" w:hAnsi="Cascadia Code"/>
+          <w:sz w:val="20"/>
+          <w:szCs w:val="20"/>
+        </w:rPr>
+        <w:t xml:space="preserve">    </w:t>
+      </w:r>
+      <w:proofErr w:type="spellStart"/>
+      <w:r>
+        <w:rPr>
+          <w:rFonts w:ascii="Cascadia Code" w:hAnsi="Cascadia Code"/>
+          <w:sz w:val="20"/>
+          <w:szCs w:val="20"/>
+        </w:rPr>
+        <w:t>mov</w:t>
+      </w:r>
+      <w:proofErr w:type="spellEnd"/>
+      <w:r>
+        <w:rPr>
+          <w:rFonts w:ascii="Cascadia Code" w:hAnsi="Cascadia Code"/>
+          <w:sz w:val="20"/>
+          <w:szCs w:val="20"/>
+        </w:rPr>
+        <w:t xml:space="preserve"> ah, 3Ah               </w:t>
+      </w:r>
+      <w:proofErr w:type="gramStart"/>
+      <w:r>
+        <w:rPr>
+          <w:rFonts w:ascii="Cascadia Code" w:hAnsi="Cascadia Code"/>
+          <w:sz w:val="20"/>
+          <w:szCs w:val="20"/>
+        </w:rPr>
+        <w:t xml:space="preserve">  ;</w:t>
+      </w:r>
+      <w:proofErr w:type="gramEnd"/>
+      <w:r>
+        <w:rPr>
+          <w:rFonts w:ascii="Cascadia Code" w:hAnsi="Cascadia Code"/>
+          <w:sz w:val="20"/>
+          <w:szCs w:val="20"/>
+        </w:rPr>
+        <w:t xml:space="preserve"> INT 21h / 3Ah = RMDIR</w:t>
+      </w:r>
+    </w:p>
+    <w:p>
+      <w:pPr>
+        <w:spacing w:after="0" w:line="240" w:lineRule="auto"/>
+        <w:rPr>
+          <w:rFonts w:ascii="Cascadia Code" w:hAnsi="Cascadia Code"/>
+          <w:sz w:val="20"/>
+          <w:szCs w:val="20"/>
+        </w:rPr>
+      </w:pPr>
+      <w:r>
+        <w:rPr>
+          <w:rFonts w:ascii="Cascadia Code" w:hAnsi="Cascadia Code"/>
+          <w:sz w:val="20"/>
+          <w:szCs w:val="20"/>
+        </w:rPr>
+        <w:t xml:space="preserve">    lea </w:t>
+      </w:r>
+      <w:proofErr w:type="spellStart"/>
+      <w:r>
+        <w:rPr>
+          <w:rFonts w:ascii="Cascadia Code" w:hAnsi="Cascadia Code"/>
+          <w:sz w:val="20"/>
+          <w:szCs w:val="20"/>
+        </w:rPr>
+        <w:t>dx</w:t>
+      </w:r>
+      <w:proofErr w:type="spellEnd"/>
+      <w:r>
+        <w:rPr>
+          <w:rFonts w:ascii="Cascadia Code" w:hAnsi="Cascadia Code"/>
+          <w:sz w:val="20"/>
+          <w:szCs w:val="20"/>
+        </w:rPr>
+        <w:t xml:space="preserve">, </w:t>
+      </w:r>
+      <w:proofErr w:type="spellStart"/>
+      <w:r>
+        <w:rPr>
+          <w:rFonts w:ascii="Cascadia Code" w:hAnsi="Cascadia Code"/>
+          <w:sz w:val="20"/>
+          <w:szCs w:val="20"/>
+        </w:rPr>
+        <w:t>dirAlumno</w:t>
+      </w:r>
+      <w:proofErr w:type="spellEnd"/>
+    </w:p>
+    <w:p>
+      <w:pPr>
+        <w:spacing w:after="0" w:line="240" w:lineRule="auto"/>
+        <w:rPr>
+          <w:rFonts w:ascii="Cascadia Code" w:hAnsi="Cascadia Code"/>
+          <w:sz w:val="20"/>
+          <w:szCs w:val="20"/>
+        </w:rPr>
+      </w:pPr>
+      <w:r>
+        <w:rPr>
+          <w:rFonts w:ascii="Cascadia Code" w:hAnsi="Cascadia Code"/>
+          <w:sz w:val="20"/>
+          <w:szCs w:val="20"/>
+        </w:rPr>
+        <w:t xml:space="preserve">    </w:t>
+      </w:r>
+      <w:proofErr w:type="spellStart"/>
+      <w:r>
+        <w:rPr>
+          <w:rFonts w:ascii="Cascadia Code" w:hAnsi="Cascadia Code"/>
+          <w:sz w:val="20"/>
+          <w:szCs w:val="20"/>
+        </w:rPr>
+        <w:t>int</w:t>
+      </w:r>
+      <w:proofErr w:type="spellEnd"/>
+      <w:r>
+        <w:rPr>
+          <w:rFonts w:ascii="Cascadia Code" w:hAnsi="Cascadia Code"/>
+          <w:sz w:val="20"/>
+          <w:szCs w:val="20"/>
+        </w:rPr>
+        <w:t xml:space="preserve"> 21h</w:t>
+      </w:r>
+    </w:p>
+    <w:p>
+      <w:pPr>
+        <w:spacing w:after="0" w:line="240" w:lineRule="auto"/>
+        <w:rPr>
+          <w:rFonts w:ascii="Cascadia Code" w:hAnsi="Cascadia Code"/>
+          <w:sz w:val="20"/>
+          <w:szCs w:val="20"/>
+        </w:rPr>
+      </w:pPr>
+    </w:p>
+    <w:p>
+      <w:pPr>
+        <w:spacing w:after="0" w:line="240" w:lineRule="auto"/>
+        <w:rPr>
+          <w:rFonts w:ascii="Cascadia Code" w:hAnsi="Cascadia Code"/>
+          <w:sz w:val="20"/>
+          <w:szCs w:val="20"/>
+        </w:rPr>
+      </w:pPr>
+      <w:r>
+        <w:rPr>
+          <w:rFonts w:ascii="Cascadia Code" w:hAnsi="Cascadia Code"/>
+          <w:sz w:val="20"/>
+          <w:szCs w:val="20"/>
+        </w:rPr>
+        <w:t xml:space="preserve">    </w:t>
+      </w:r>
+      <w:proofErr w:type="spellStart"/>
+      <w:r>
+        <w:rPr>
+          <w:rFonts w:ascii="Cascadia Code" w:hAnsi="Cascadia Code"/>
+          <w:sz w:val="20"/>
+          <w:szCs w:val="20"/>
+        </w:rPr>
+        <w:t>mov</w:t>
+      </w:r>
+      <w:proofErr w:type="spellEnd"/>
+      <w:r>
+        <w:rPr>
+          <w:rFonts w:ascii="Cascadia Code" w:hAnsi="Cascadia Code"/>
+          <w:sz w:val="20"/>
+          <w:szCs w:val="20"/>
+        </w:rPr>
+        <w:t xml:space="preserve"> ah, 4Ch               </w:t>
+      </w:r>
+      <w:proofErr w:type="gramStart"/>
+      <w:r>
+        <w:rPr>
+          <w:rFonts w:ascii="Cascadia Code" w:hAnsi="Cascadia Code"/>
+          <w:sz w:val="20"/>
+          <w:szCs w:val="20"/>
+        </w:rPr>
+        <w:t xml:space="preserve">  ;</w:t>
+      </w:r>
+      <w:proofErr w:type="gramEnd"/>
+      <w:r>
+        <w:rPr>
+          <w:rFonts w:ascii="Cascadia Code" w:hAnsi="Cascadia Code"/>
+          <w:sz w:val="20"/>
+          <w:szCs w:val="20"/>
+        </w:rPr>
+        <w:t xml:space="preserve"> terminar programa</w:t>
+      </w:r>
+    </w:p>
+    <w:p>
+      <w:pPr>
+        <w:spacing w:after="0" w:line="240" w:lineRule="auto"/>
+        <w:rPr>
+          <w:rFonts w:ascii="Cascadia Code" w:hAnsi="Cascadia Code"/>
+          <w:sz w:val="20"/>
+          <w:szCs w:val="20"/>
+        </w:rPr>
+      </w:pPr>
+      <w:r>
+        <w:rPr>
+          <w:rFonts w:ascii="Cascadia Code" w:hAnsi="Cascadia Code"/>
+          <w:sz w:val="20"/>
+          <w:szCs w:val="20"/>
+        </w:rPr>
+        <w:t xml:space="preserve">    </w:t>
+      </w:r>
+      <w:proofErr w:type="spellStart"/>
+      <w:r>
+        <w:rPr>
+          <w:rFonts w:ascii="Cascadia Code" w:hAnsi="Cascadia Code"/>
+          <w:sz w:val="20"/>
+          <w:szCs w:val="20"/>
+        </w:rPr>
+        <w:t>int</w:t>
+      </w:r>
+      <w:proofErr w:type="spellEnd"/>
+      <w:r>
+        <w:rPr>
+          <w:rFonts w:ascii="Cascadia Code" w:hAnsi="Cascadia Code"/>
+          <w:sz w:val="20"/>
+          <w:szCs w:val="20"/>
+        </w:rPr>
+        <w:t xml:space="preserve"> 21h</w:t>
+      </w:r>
+    </w:p>
+    <w:p>
+      <w:pPr>
+        <w:pStyle w:val="Heading1"/>
+      </w:pPr>
+      <w:bookmarkStart w:id="15" w:name="_Toc243134246"/>
+      <w:bookmarkStart w:id="16" w:name="_Toc243134433"/>
+      <w:r>
+        <w:t>Conclusión</w:t>
+      </w:r>
+      <w:bookmarkEnd w:id="15"/>
+      <w:bookmarkEnd w:id="16"/>
+    </w:p>
+    <w:p>
+      <w:pPr>
+        <w:spacing w:before="120" w:after="0"/>
         <w:ind w:firstLine="708"/>
       </w:pPr>
       <w:r>
-        <w:t xml:space="preserve">Sangría siempre en la primera línea </w:t>
-      </w:r>
-      <w:proofErr w:type="spellStart"/>
-      <w:r>
-        <w:t>blablablablablablabla</w:t>
-      </w:r>
-      <w:proofErr w:type="spellEnd"/>
+        <w:t xml:space="preserve">Con las subfunciones de la interrupción 21h (INT 21H) podemos manejar, crear y editar archivos de diferentes tipos de formatos. A pesar de que la lógica para manejar estos datos se vuelve tediosa por que se deben de conocer cada uno de los códigos para llamar a las funciones. Es de esta manera como funcionan por dentro la mayoría de </w:t>
+      </w:r>
+      <w:proofErr w:type="gramStart"/>
+      <w:r>
+        <w:t>programas</w:t>
+      </w:r>
+      <w:proofErr w:type="gramEnd"/>
+      <w:r>
+        <w:t>, un conjunto enorme de directivas que se ejecutan en cuestión de milisegundos.</w:t>
+      </w:r>
+    </w:p>
+    <w:p>
+      <w:pPr>
+        <w:pStyle w:val="Heading1"/>
+      </w:pPr>
+      <w:bookmarkStart w:id="17" w:name="_Toc243134247"/>
+      <w:bookmarkStart w:id="18" w:name="_Toc243134434"/>
+      <w:r>
+        <w:t>Bibliografía</w:t>
+      </w:r>
+      <w:bookmarkEnd w:id="17"/>
+      <w:bookmarkEnd w:id="18"/>
+    </w:p>
+    <w:p>
+      <w:pPr>
+        <w:pStyle w:val="ListParagraph"/>
+        <w:numPr>
+          <w:ilvl w:val="0"/>
+          <w:numId w:val="34"/>
+        </w:numPr>
+      </w:pPr>
+      <w:r>
+        <w:rPr>
+          <w:lang w:val="en-US"/>
+        </w:rPr>
+        <w:t xml:space="preserve">Espinosa, J. J. M. (s/f). int 21h int 10h. </w:t>
+      </w:r>
+      <w:r>
+        <w:t xml:space="preserve">Recuperado  </w:t>
+      </w:r>
       <w:r>
         <w:t xml:space="preserve"> </w:t>
       </w:r>
-    </w:p>
-    <w:p>
-      <w:r>
-        <w:t>Hola mundo</w:t>
-      </w:r>
-    </w:p>
-    <w:p>
-      <w:pPr>
-        <w:pStyle w:val="Heading1"/>
-      </w:pPr>
-      <w:bookmarkStart w:id="3" w:name="_Toc220850612"/>
-      <w:r>
-        <w:t>Conclusión</w:t>
-      </w:r>
-      <w:bookmarkEnd w:id="3"/>
-    </w:p>
-    <w:p>
-      <w:pPr>
-        <w:spacing w:before="120" w:after="0"/>
-      </w:pPr>
-      <w:r>
-        <w:t>Hola soy una conclusión</w:t>
-      </w:r>
-    </w:p>
-    <w:p>
-      <w:pPr>
-        <w:pStyle w:val="Heading1"/>
-      </w:pPr>
-      <w:bookmarkStart w:id="4" w:name="_Toc220850613"/>
-      <w:r>
-        <w:t>Bibliografía</w:t>
-      </w:r>
-      <w:bookmarkEnd w:id="4"/>
-    </w:p>
-    <w:p>
-      <w:r>
-        <w:t>Hola soy una bibliografía en formato APA</w:t>
-      </w:r>
-    </w:p>
-    <w:p/>
-    <w:p/>
-    <w:p/>
-    <w:p/>
-    <w:p/>
-    <w:p/>
-    <w:p/>
+      <w:hyperlink r:id="rId19" w:history="1">
+        <w:r>
+          <w:rPr>
+            <w:rStyle w:val="Hyperlink"/>
+          </w:rPr>
+          <w:t>https://drive.google.com/drive/folders/13eTLM4CpLLdw8hrTZ96qEWDraWx0n3</w:t>
+        </w:r>
+      </w:hyperlink>
+      <w:r>
+        <w:t xml:space="preserve"> </w:t>
+      </w:r>
+    </w:p>
+    <w:p>
+      <w:pPr>
+        <w:pStyle w:val="ListParagraph"/>
+        <w:numPr>
+          <w:ilvl w:val="0"/>
+          <w:numId w:val="34"/>
+        </w:numPr>
+      </w:pPr>
+      <w:r>
+        <w:rPr>
+          <w:lang w:val="en-US"/>
+        </w:rPr>
+        <w:t xml:space="preserve">emu8086 documentation. (s/f). </w:t>
+      </w:r>
+      <w:r>
+        <w:t xml:space="preserve">Github.io. Recuperado el 15 de septiembre </w:t>
+      </w:r>
+      <w:r>
+        <w:t>de 2026</w:t>
+      </w:r>
+      <w:r>
+        <w:t xml:space="preserve">, de </w:t>
+      </w:r>
+      <w:hyperlink r:id="rId20" w:history="1">
+        <w:r>
+          <w:rPr>
+            <w:rStyle w:val="Hyperlink"/>
+          </w:rPr>
+          <w:t>https://yassinebridi.github.io/asm-docs/</w:t>
+        </w:r>
+      </w:hyperlink>
+      <w:r>
+        <w:t xml:space="preserve"> </w:t>
+      </w:r>
+    </w:p>
     <w:p/>
     <w:p/>
     <w:p/>
     <w:sectPr>
-      <w:headerReference w:type="even" r:id="rId12"/>
-      <w:headerReference w:type="default" r:id="rId13"/>
-      <w:footerReference w:type="even" r:id="rId14"/>
-      <w:footerReference w:type="default" r:id="rId15"/>
+      <w:headerReference w:type="even" r:id="rId21"/>
+      <w:headerReference w:type="default" r:id="rId22"/>
+      <w:footerReference w:type="even" r:id="rId23"/>
+      <w:footerReference w:type="default" r:id="rId24"/>
       <w:pgSz w:w="12240" w:h="15840"/>
       <w:pgMar w:top="1418" w:right="1134" w:bottom="1418" w:left="1701" w:header="720" w:footer="720" w:gutter="284"/>
       <w:pgBorders w:offsetFrom="page">
@@ -3774,6 +8633,119 @@
     </w:lvl>
   </w:abstractNum>
   <w:abstractNum w:abstractNumId="15" w15:restartNumberingAfterBreak="0">
+    <w:nsid w:val="32F2199E"/>
+    <w:multiLevelType w:val="hybridMultilevel"/>
+    <w:tmpl w:val="F856B2D0"/>
+    <w:lvl w:ilvl="0" w:tplc="04090001">
+      <w:start w:val="1"/>
+      <w:numFmt w:val="bullet"/>
+      <w:lvlText w:val=""/>
+      <w:lvlJc w:val="left"/>
+      <w:pPr>
+        <w:ind w:left="720" w:hanging="360"/>
+      </w:pPr>
+      <w:rPr>
+        <w:rFonts w:ascii="Symbol" w:hAnsi="Symbol" w:hint="default"/>
+      </w:rPr>
+    </w:lvl>
+    <w:lvl w:ilvl="1" w:tplc="04090003" w:tentative="1">
+      <w:start w:val="1"/>
+      <w:numFmt w:val="bullet"/>
+      <w:lvlText w:val="o"/>
+      <w:lvlJc w:val="left"/>
+      <w:pPr>
+        <w:ind w:left="1440" w:hanging="360"/>
+      </w:pPr>
+      <w:rPr>
+        <w:rFonts w:ascii="Courier New" w:hAnsi="Courier New" w:cs="Courier New" w:hint="default"/>
+      </w:rPr>
+    </w:lvl>
+    <w:lvl w:ilvl="2" w:tplc="04090005" w:tentative="1">
+      <w:start w:val="1"/>
+      <w:numFmt w:val="bullet"/>
+      <w:lvlText w:val=""/>
+      <w:lvlJc w:val="left"/>
+      <w:pPr>
+        <w:ind w:left="2160" w:hanging="360"/>
+      </w:pPr>
+      <w:rPr>
+        <w:rFonts w:ascii="Wingdings" w:hAnsi="Wingdings" w:hint="default"/>
+      </w:rPr>
+    </w:lvl>
+    <w:lvl w:ilvl="3" w:tplc="04090001" w:tentative="1">
+      <w:start w:val="1"/>
+      <w:numFmt w:val="bullet"/>
+      <w:lvlText w:val=""/>
+      <w:lvlJc w:val="left"/>
+      <w:pPr>
+        <w:ind w:left="2880" w:hanging="360"/>
+      </w:pPr>
+      <w:rPr>
+        <w:rFonts w:ascii="Symbol" w:hAnsi="Symbol" w:hint="default"/>
+      </w:rPr>
+    </w:lvl>
+    <w:lvl w:ilvl="4" w:tplc="04090003" w:tentative="1">
+      <w:start w:val="1"/>
+      <w:numFmt w:val="bullet"/>
+      <w:lvlText w:val="o"/>
+      <w:lvlJc w:val="left"/>
+      <w:pPr>
+        <w:ind w:left="3600" w:hanging="360"/>
+      </w:pPr>
+      <w:rPr>
+        <w:rFonts w:ascii="Courier New" w:hAnsi="Courier New" w:cs="Courier New" w:hint="default"/>
+      </w:rPr>
+    </w:lvl>
+    <w:lvl w:ilvl="5" w:tplc="04090005" w:tentative="1">
+      <w:start w:val="1"/>
+      <w:numFmt w:val="bullet"/>
+      <w:lvlText w:val=""/>
+      <w:lvlJc w:val="left"/>
+      <w:pPr>
+        <w:ind w:left="4320" w:hanging="360"/>
+      </w:pPr>
+      <w:rPr>
+        <w:rFonts w:ascii="Wingdings" w:hAnsi="Wingdings" w:hint="default"/>
+      </w:rPr>
+    </w:lvl>
+    <w:lvl w:ilvl="6" w:tplc="04090001" w:tentative="1">
+      <w:start w:val="1"/>
+      <w:numFmt w:val="bullet"/>
+      <w:lvlText w:val=""/>
+      <w:lvlJc w:val="left"/>
+      <w:pPr>
+        <w:ind w:left="5040" w:hanging="360"/>
+      </w:pPr>
+      <w:rPr>
+        <w:rFonts w:ascii="Symbol" w:hAnsi="Symbol" w:hint="default"/>
+      </w:rPr>
+    </w:lvl>
+    <w:lvl w:ilvl="7" w:tplc="04090003" w:tentative="1">
+      <w:start w:val="1"/>
+      <w:numFmt w:val="bullet"/>
+      <w:lvlText w:val="o"/>
+      <w:lvlJc w:val="left"/>
+      <w:pPr>
+        <w:ind w:left="5760" w:hanging="360"/>
+      </w:pPr>
+      <w:rPr>
+        <w:rFonts w:ascii="Courier New" w:hAnsi="Courier New" w:cs="Courier New" w:hint="default"/>
+      </w:rPr>
+    </w:lvl>
+    <w:lvl w:ilvl="8" w:tplc="04090005" w:tentative="1">
+      <w:start w:val="1"/>
+      <w:numFmt w:val="bullet"/>
+      <w:lvlText w:val=""/>
+      <w:lvlJc w:val="left"/>
+      <w:pPr>
+        <w:ind w:left="6480" w:hanging="360"/>
+      </w:pPr>
+      <w:rPr>
+        <w:rFonts w:ascii="Wingdings" w:hAnsi="Wingdings" w:hint="default"/>
+      </w:rPr>
+    </w:lvl>
+  </w:abstractNum>
+  <w:abstractNum w:abstractNumId="16" w15:restartNumberingAfterBreak="0">
     <w:nsid w:val="3D2C0E66"/>
     <w:multiLevelType w:val="hybridMultilevel"/>
     <w:tmpl w:val="324A86FE"/>
@@ -3886,7 +8858,7 @@
       </w:rPr>
     </w:lvl>
   </w:abstractNum>
-  <w:abstractNum w:abstractNumId="16" w15:restartNumberingAfterBreak="0">
+  <w:abstractNum w:abstractNumId="17" w15:restartNumberingAfterBreak="0">
     <w:nsid w:val="3D4950BC"/>
     <w:multiLevelType w:val="hybridMultilevel"/>
     <w:tmpl w:val="32C636D8"/>
@@ -3999,7 +8971,7 @@
       </w:rPr>
     </w:lvl>
   </w:abstractNum>
-  <w:abstractNum w:abstractNumId="17" w15:restartNumberingAfterBreak="0">
+  <w:abstractNum w:abstractNumId="18" w15:restartNumberingAfterBreak="0">
     <w:nsid w:val="3EE357D5"/>
     <w:multiLevelType w:val="hybridMultilevel"/>
     <w:tmpl w:val="B06250B4"/>
@@ -4112,7 +9084,7 @@
       </w:rPr>
     </w:lvl>
   </w:abstractNum>
-  <w:abstractNum w:abstractNumId="18" w15:restartNumberingAfterBreak="0">
+  <w:abstractNum w:abstractNumId="19" w15:restartNumberingAfterBreak="0">
     <w:nsid w:val="432058A2"/>
     <w:multiLevelType w:val="hybridMultilevel"/>
     <w:tmpl w:val="EC5621DC"/>
@@ -4225,7 +9197,7 @@
       </w:rPr>
     </w:lvl>
   </w:abstractNum>
-  <w:abstractNum w:abstractNumId="19" w15:restartNumberingAfterBreak="0">
+  <w:abstractNum w:abstractNumId="20" w15:restartNumberingAfterBreak="0">
     <w:nsid w:val="45C55BFE"/>
     <w:multiLevelType w:val="hybridMultilevel"/>
     <w:tmpl w:val="D92E599C"/>
@@ -4338,7 +9310,7 @@
       </w:rPr>
     </w:lvl>
   </w:abstractNum>
-  <w:abstractNum w:abstractNumId="20" w15:restartNumberingAfterBreak="0">
+  <w:abstractNum w:abstractNumId="21" w15:restartNumberingAfterBreak="0">
     <w:nsid w:val="4789116B"/>
     <w:multiLevelType w:val="hybridMultilevel"/>
     <w:tmpl w:val="F5D0E744"/>
@@ -4451,7 +9423,7 @@
       </w:rPr>
     </w:lvl>
   </w:abstractNum>
-  <w:abstractNum w:abstractNumId="21" w15:restartNumberingAfterBreak="0">
+  <w:abstractNum w:abstractNumId="22" w15:restartNumberingAfterBreak="0">
     <w:nsid w:val="4FA653D3"/>
     <w:multiLevelType w:val="hybridMultilevel"/>
     <w:tmpl w:val="2F145B30"/>
@@ -4540,7 +9512,7 @@
       </w:pPr>
     </w:lvl>
   </w:abstractNum>
-  <w:abstractNum w:abstractNumId="22" w15:restartNumberingAfterBreak="0">
+  <w:abstractNum w:abstractNumId="23" w15:restartNumberingAfterBreak="0">
     <w:nsid w:val="5C614E09"/>
     <w:multiLevelType w:val="hybridMultilevel"/>
     <w:tmpl w:val="C6F0588A"/>
@@ -4626,7 +9598,7 @@
       </w:pPr>
     </w:lvl>
   </w:abstractNum>
-  <w:abstractNum w:abstractNumId="23" w15:restartNumberingAfterBreak="0">
+  <w:abstractNum w:abstractNumId="24" w15:restartNumberingAfterBreak="0">
     <w:nsid w:val="5D0303E9"/>
     <w:multiLevelType w:val="hybridMultilevel"/>
     <w:tmpl w:val="7BF8642E"/>
@@ -4712,7 +9684,7 @@
       </w:pPr>
     </w:lvl>
   </w:abstractNum>
-  <w:abstractNum w:abstractNumId="24" w15:restartNumberingAfterBreak="0">
+  <w:abstractNum w:abstractNumId="25" w15:restartNumberingAfterBreak="0">
     <w:nsid w:val="5D3E675A"/>
     <w:multiLevelType w:val="hybridMultilevel"/>
     <w:tmpl w:val="531CDDE4"/>
@@ -4825,7 +9797,7 @@
       </w:rPr>
     </w:lvl>
   </w:abstractNum>
-  <w:abstractNum w:abstractNumId="25" w15:restartNumberingAfterBreak="0">
+  <w:abstractNum w:abstractNumId="26" w15:restartNumberingAfterBreak="0">
     <w:nsid w:val="5E2162D0"/>
     <w:multiLevelType w:val="hybridMultilevel"/>
     <w:tmpl w:val="19F640F0"/>
@@ -4938,7 +9910,7 @@
       </w:rPr>
     </w:lvl>
   </w:abstractNum>
-  <w:abstractNum w:abstractNumId="26" w15:restartNumberingAfterBreak="0">
+  <w:abstractNum w:abstractNumId="27" w15:restartNumberingAfterBreak="0">
     <w:nsid w:val="63520ADD"/>
     <w:multiLevelType w:val="hybridMultilevel"/>
     <w:tmpl w:val="D97630C4"/>
@@ -5051,7 +10023,7 @@
       </w:rPr>
     </w:lvl>
   </w:abstractNum>
-  <w:abstractNum w:abstractNumId="27" w15:restartNumberingAfterBreak="0">
+  <w:abstractNum w:abstractNumId="28" w15:restartNumberingAfterBreak="0">
     <w:nsid w:val="67A32EBF"/>
     <w:multiLevelType w:val="hybridMultilevel"/>
     <w:tmpl w:val="127C7076"/>
@@ -5164,7 +10136,7 @@
       </w:rPr>
     </w:lvl>
   </w:abstractNum>
-  <w:abstractNum w:abstractNumId="28" w15:restartNumberingAfterBreak="0">
+  <w:abstractNum w:abstractNumId="29" w15:restartNumberingAfterBreak="0">
     <w:nsid w:val="6E6F759E"/>
     <w:multiLevelType w:val="hybridMultilevel"/>
     <w:tmpl w:val="1CA448FC"/>
@@ -5277,7 +10249,7 @@
       </w:rPr>
     </w:lvl>
   </w:abstractNum>
-  <w:abstractNum w:abstractNumId="29" w15:restartNumberingAfterBreak="0">
+  <w:abstractNum w:abstractNumId="30" w15:restartNumberingAfterBreak="0">
     <w:nsid w:val="784530C1"/>
     <w:multiLevelType w:val="hybridMultilevel"/>
     <w:tmpl w:val="3CF6FE18"/>
@@ -5390,7 +10362,7 @@
       </w:rPr>
     </w:lvl>
   </w:abstractNum>
-  <w:abstractNum w:abstractNumId="30" w15:restartNumberingAfterBreak="0">
+  <w:abstractNum w:abstractNumId="31" w15:restartNumberingAfterBreak="0">
     <w:nsid w:val="7C226B17"/>
     <w:multiLevelType w:val="hybridMultilevel"/>
     <w:tmpl w:val="316EBF58"/>
@@ -5503,7 +10475,7 @@
       </w:rPr>
     </w:lvl>
   </w:abstractNum>
-  <w:abstractNum w:abstractNumId="31" w15:restartNumberingAfterBreak="0">
+  <w:abstractNum w:abstractNumId="32" w15:restartNumberingAfterBreak="0">
     <w:nsid w:val="7C7324D3"/>
     <w:multiLevelType w:val="hybridMultilevel"/>
     <w:tmpl w:val="FBB601F2"/>
@@ -5604,6 +10576,119 @@
       </w:rPr>
     </w:lvl>
     <w:lvl w:ilvl="8" w:tplc="080A0005" w:tentative="1">
+      <w:start w:val="1"/>
+      <w:numFmt w:val="bullet"/>
+      <w:lvlText w:val=""/>
+      <w:lvlJc w:val="left"/>
+      <w:pPr>
+        <w:ind w:left="6480" w:hanging="360"/>
+      </w:pPr>
+      <w:rPr>
+        <w:rFonts w:ascii="Wingdings" w:hAnsi="Wingdings" w:hint="default"/>
+      </w:rPr>
+    </w:lvl>
+  </w:abstractNum>
+  <w:abstractNum w:abstractNumId="33" w15:restartNumberingAfterBreak="0">
+    <w:nsid w:val="7E7A6D1D"/>
+    <w:multiLevelType w:val="hybridMultilevel"/>
+    <w:tmpl w:val="84622F4E"/>
+    <w:lvl w:ilvl="0" w:tplc="04090001">
+      <w:start w:val="1"/>
+      <w:numFmt w:val="bullet"/>
+      <w:lvlText w:val=""/>
+      <w:lvlJc w:val="left"/>
+      <w:pPr>
+        <w:ind w:left="720" w:hanging="360"/>
+      </w:pPr>
+      <w:rPr>
+        <w:rFonts w:ascii="Symbol" w:hAnsi="Symbol" w:hint="default"/>
+      </w:rPr>
+    </w:lvl>
+    <w:lvl w:ilvl="1" w:tplc="04090003" w:tentative="1">
+      <w:start w:val="1"/>
+      <w:numFmt w:val="bullet"/>
+      <w:lvlText w:val="o"/>
+      <w:lvlJc w:val="left"/>
+      <w:pPr>
+        <w:ind w:left="1440" w:hanging="360"/>
+      </w:pPr>
+      <w:rPr>
+        <w:rFonts w:ascii="Courier New" w:hAnsi="Courier New" w:cs="Courier New" w:hint="default"/>
+      </w:rPr>
+    </w:lvl>
+    <w:lvl w:ilvl="2" w:tplc="04090005" w:tentative="1">
+      <w:start w:val="1"/>
+      <w:numFmt w:val="bullet"/>
+      <w:lvlText w:val=""/>
+      <w:lvlJc w:val="left"/>
+      <w:pPr>
+        <w:ind w:left="2160" w:hanging="360"/>
+      </w:pPr>
+      <w:rPr>
+        <w:rFonts w:ascii="Wingdings" w:hAnsi="Wingdings" w:hint="default"/>
+      </w:rPr>
+    </w:lvl>
+    <w:lvl w:ilvl="3" w:tplc="04090001" w:tentative="1">
+      <w:start w:val="1"/>
+      <w:numFmt w:val="bullet"/>
+      <w:lvlText w:val=""/>
+      <w:lvlJc w:val="left"/>
+      <w:pPr>
+        <w:ind w:left="2880" w:hanging="360"/>
+      </w:pPr>
+      <w:rPr>
+        <w:rFonts w:ascii="Symbol" w:hAnsi="Symbol" w:hint="default"/>
+      </w:rPr>
+    </w:lvl>
+    <w:lvl w:ilvl="4" w:tplc="04090003" w:tentative="1">
+      <w:start w:val="1"/>
+      <w:numFmt w:val="bullet"/>
+      <w:lvlText w:val="o"/>
+      <w:lvlJc w:val="left"/>
+      <w:pPr>
+        <w:ind w:left="3600" w:hanging="360"/>
+      </w:pPr>
+      <w:rPr>
+        <w:rFonts w:ascii="Courier New" w:hAnsi="Courier New" w:cs="Courier New" w:hint="default"/>
+      </w:rPr>
+    </w:lvl>
+    <w:lvl w:ilvl="5" w:tplc="04090005" w:tentative="1">
+      <w:start w:val="1"/>
+      <w:numFmt w:val="bullet"/>
+      <w:lvlText w:val=""/>
+      <w:lvlJc w:val="left"/>
+      <w:pPr>
+        <w:ind w:left="4320" w:hanging="360"/>
+      </w:pPr>
+      <w:rPr>
+        <w:rFonts w:ascii="Wingdings" w:hAnsi="Wingdings" w:hint="default"/>
+      </w:rPr>
+    </w:lvl>
+    <w:lvl w:ilvl="6" w:tplc="04090001" w:tentative="1">
+      <w:start w:val="1"/>
+      <w:numFmt w:val="bullet"/>
+      <w:lvlText w:val=""/>
+      <w:lvlJc w:val="left"/>
+      <w:pPr>
+        <w:ind w:left="5040" w:hanging="360"/>
+      </w:pPr>
+      <w:rPr>
+        <w:rFonts w:ascii="Symbol" w:hAnsi="Symbol" w:hint="default"/>
+      </w:rPr>
+    </w:lvl>
+    <w:lvl w:ilvl="7" w:tplc="04090003" w:tentative="1">
+      <w:start w:val="1"/>
+      <w:numFmt w:val="bullet"/>
+      <w:lvlText w:val="o"/>
+      <w:lvlJc w:val="left"/>
+      <w:pPr>
+        <w:ind w:left="5760" w:hanging="360"/>
+      </w:pPr>
+      <w:rPr>
+        <w:rFonts w:ascii="Courier New" w:hAnsi="Courier New" w:cs="Courier New" w:hint="default"/>
+      </w:rPr>
+    </w:lvl>
+    <w:lvl w:ilvl="8" w:tplc="04090005" w:tentative="1">
       <w:start w:val="1"/>
       <w:numFmt w:val="bullet"/>
       <w:lvlText w:val=""/>
@@ -5623,34 +10708,34 @@
     <w:abstractNumId w:val="4"/>
   </w:num>
   <w:num w:numId="3" w16cid:durableId="1516307261">
-    <w:abstractNumId w:val="27"/>
+    <w:abstractNumId w:val="28"/>
   </w:num>
   <w:num w:numId="4" w16cid:durableId="263998001">
-    <w:abstractNumId w:val="29"/>
+    <w:abstractNumId w:val="30"/>
   </w:num>
   <w:num w:numId="5" w16cid:durableId="1694530711">
     <w:abstractNumId w:val="3"/>
   </w:num>
   <w:num w:numId="6" w16cid:durableId="399212304">
-    <w:abstractNumId w:val="26"/>
+    <w:abstractNumId w:val="27"/>
   </w:num>
   <w:num w:numId="7" w16cid:durableId="1510755812">
-    <w:abstractNumId w:val="31"/>
+    <w:abstractNumId w:val="32"/>
   </w:num>
   <w:num w:numId="8" w16cid:durableId="401295270">
-    <w:abstractNumId w:val="28"/>
+    <w:abstractNumId w:val="29"/>
   </w:num>
   <w:num w:numId="9" w16cid:durableId="1237131580">
-    <w:abstractNumId w:val="16"/>
+    <w:abstractNumId w:val="17"/>
   </w:num>
   <w:num w:numId="10" w16cid:durableId="1815832771">
-    <w:abstractNumId w:val="19"/>
+    <w:abstractNumId w:val="20"/>
   </w:num>
   <w:num w:numId="11" w16cid:durableId="1210530553">
     <w:abstractNumId w:val="10"/>
   </w:num>
   <w:num w:numId="12" w16cid:durableId="709888915">
-    <w:abstractNumId w:val="15"/>
+    <w:abstractNumId w:val="16"/>
   </w:num>
   <w:num w:numId="13" w16cid:durableId="1638875566">
     <w:abstractNumId w:val="0"/>
@@ -5662,28 +10747,28 @@
     <w:abstractNumId w:val="9"/>
   </w:num>
   <w:num w:numId="16" w16cid:durableId="2101368299">
-    <w:abstractNumId w:val="25"/>
+    <w:abstractNumId w:val="26"/>
   </w:num>
   <w:num w:numId="17" w16cid:durableId="1383942363">
     <w:abstractNumId w:val="14"/>
   </w:num>
   <w:num w:numId="18" w16cid:durableId="975914109">
-    <w:abstractNumId w:val="18"/>
+    <w:abstractNumId w:val="19"/>
   </w:num>
   <w:num w:numId="19" w16cid:durableId="707417816">
-    <w:abstractNumId w:val="22"/>
+    <w:abstractNumId w:val="23"/>
   </w:num>
   <w:num w:numId="20" w16cid:durableId="1331831440">
     <w:abstractNumId w:val="7"/>
   </w:num>
   <w:num w:numId="21" w16cid:durableId="1910534101">
-    <w:abstractNumId w:val="30"/>
+    <w:abstractNumId w:val="31"/>
   </w:num>
   <w:num w:numId="22" w16cid:durableId="124473379">
     <w:abstractNumId w:val="8"/>
   </w:num>
   <w:num w:numId="23" w16cid:durableId="256406080">
-    <w:abstractNumId w:val="24"/>
+    <w:abstractNumId w:val="25"/>
   </w:num>
   <w:num w:numId="24" w16cid:durableId="1952279886">
     <w:abstractNumId w:val="1"/>
@@ -5692,25 +10777,31 @@
     <w:abstractNumId w:val="6"/>
   </w:num>
   <w:num w:numId="26" w16cid:durableId="200168938">
-    <w:abstractNumId w:val="17"/>
+    <w:abstractNumId w:val="18"/>
   </w:num>
   <w:num w:numId="27" w16cid:durableId="240065754">
     <w:abstractNumId w:val="13"/>
   </w:num>
   <w:num w:numId="28" w16cid:durableId="1593396341">
-    <w:abstractNumId w:val="23"/>
+    <w:abstractNumId w:val="24"/>
   </w:num>
   <w:num w:numId="29" w16cid:durableId="36511375">
-    <w:abstractNumId w:val="21"/>
+    <w:abstractNumId w:val="22"/>
   </w:num>
   <w:num w:numId="30" w16cid:durableId="853804131">
     <w:abstractNumId w:val="2"/>
   </w:num>
   <w:num w:numId="31" w16cid:durableId="1256211548">
-    <w:abstractNumId w:val="20"/>
+    <w:abstractNumId w:val="21"/>
   </w:num>
   <w:num w:numId="32" w16cid:durableId="1482887219">
     <w:abstractNumId w:val="12"/>
+  </w:num>
+  <w:num w:numId="33" w16cid:durableId="1438062951">
+    <w:abstractNumId w:val="15"/>
+  </w:num>
+  <w:num w:numId="34" w16cid:durableId="1568999333">
+    <w:abstractNumId w:val="33"/>
   </w:num>
   <w:numIdMacAtCleanup w:val="13"/>
 </w:numbering>
@@ -7249,6 +12340,17 @@
       <w:iCs/>
     </w:rPr>
   </w:style>
+  <w:style w:type="paragraph" w:styleId="TableofFigures">
+    <w:name w:val="table of figures"/>
+    <w:basedOn w:val="Normal"/>
+    <w:next w:val="Normal"/>
+    <w:uiPriority w:val="99"/>
+    <w:unhideWhenUsed/>
+    <w:rsid w:val="00A011F6"/>
+    <w:pPr>
+      <w:spacing w:after="0"/>
+    </w:pPr>
+  </w:style>
 </w:styles>
 </file>
 
